--- a/Docs/Observaciones-Lab 5.docx
+++ b/Docs/Observaciones-Lab 5.docx
@@ -4,30 +4,30 @@
   <w:body>
     <w:p>
       <w:pPr>
-        <w:pStyle w:val="Ttulo"/>
+        <w:pStyle w:val="Title"/>
         <w:jc w:val="both"/>
         <w:rPr>
-          <w:rFonts w:asciiTheme="minorHAnsi" w:hAnsiTheme="minorHAnsi" w:eastAsiaTheme="minorEastAsia" w:cstheme="minorBidi"/>
-          <w:lang w:val="es-419"/>
-        </w:rPr>
-      </w:pPr>
-      <w:r>
-        <w:rPr>
-          <w:rFonts w:asciiTheme="minorHAnsi" w:hAnsiTheme="minorHAnsi" w:eastAsiaTheme="minorEastAsia" w:cstheme="minorBidi"/>
+          <w:rFonts w:asciiTheme="minorHAnsi" w:eastAsiaTheme="minorEastAsia" w:hAnsiTheme="minorHAnsi" w:cstheme="minorBidi"/>
+          <w:lang w:val="es-419"/>
+        </w:rPr>
+      </w:pPr>
+      <w:r>
+        <w:rPr>
+          <w:rFonts w:asciiTheme="minorHAnsi" w:eastAsiaTheme="minorEastAsia" w:hAnsiTheme="minorHAnsi" w:cstheme="minorBidi"/>
           <w:lang w:val="es-419"/>
         </w:rPr>
         <w:t>OBSERVACIONES DE LA PR</w:t>
       </w:r>
       <w:r>
         <w:rPr>
-          <w:rFonts w:asciiTheme="minorHAnsi" w:hAnsiTheme="minorHAnsi" w:eastAsiaTheme="minorEastAsia" w:cstheme="minorBidi"/>
+          <w:rFonts w:asciiTheme="minorHAnsi" w:eastAsiaTheme="minorEastAsia" w:hAnsiTheme="minorHAnsi" w:cstheme="minorBidi"/>
           <w:lang w:val="es-419"/>
         </w:rPr>
         <w:t>Á</w:t>
       </w:r>
       <w:r>
         <w:rPr>
-          <w:rFonts w:asciiTheme="minorHAnsi" w:hAnsiTheme="minorHAnsi" w:eastAsiaTheme="minorEastAsia" w:cstheme="minorBidi"/>
+          <w:rFonts w:asciiTheme="minorHAnsi" w:eastAsiaTheme="minorEastAsia" w:hAnsiTheme="minorHAnsi" w:cstheme="minorBidi"/>
           <w:lang w:val="es-419"/>
         </w:rPr>
         <w:t>CTICA</w:t>
@@ -35,7 +35,7 @@
     </w:p>
     <w:p>
       <w:pPr>
-        <w:jc w:val="both"/>
+        <w:jc w:val="right"/>
         <w:rPr>
           <w:sz w:val="24"/>
           <w:szCs w:val="24"/>
@@ -45,82 +45,46 @@
     </w:p>
     <w:p>
       <w:pPr>
-        <w:spacing w:after="0"/>
         <w:jc w:val="right"/>
         <w:rPr>
-          <w:rFonts w:ascii="Times New Roman" w:hAnsi="Times New Roman" w:cs="Times New Roman"/>
-          <w:sz w:val="24"/>
-          <w:szCs w:val="24"/>
-          <w:lang w:val="es-419"/>
-        </w:rPr>
-      </w:pPr>
-      <w:r>
-        <w:rPr>
-          <w:rFonts w:ascii="Times New Roman" w:hAnsi="Times New Roman" w:cs="Times New Roman"/>
-          <w:sz w:val="24"/>
-          <w:szCs w:val="24"/>
-          <w:lang w:val="es-419"/>
-        </w:rPr>
-        <w:t xml:space="preserve">Estudiante </w:t>
-      </w:r>
-      <w:r>
-        <w:rPr>
-          <w:rFonts w:ascii="Times New Roman" w:hAnsi="Times New Roman" w:cs="Times New Roman"/>
-          <w:sz w:val="24"/>
-          <w:szCs w:val="24"/>
-          <w:lang w:val="es-419"/>
-        </w:rPr>
-        <w:t>1 Cod XXXX</w:t>
+          <w:lang w:val="es-419"/>
+        </w:rPr>
+      </w:pPr>
+      <w:r>
+        <w:rPr>
+          <w:lang w:val="es-419"/>
+        </w:rPr>
+        <w:t>1. Nicolás Fajardo Aguirre, 202413083, n.fajardoa@uniandes.edu.co</w:t>
       </w:r>
     </w:p>
     <w:p>
       <w:pPr>
-        <w:spacing w:after="0"/>
         <w:jc w:val="right"/>
-        <w:rPr>
-          <w:rFonts w:ascii="Times New Roman" w:hAnsi="Times New Roman" w:cs="Times New Roman"/>
-          <w:sz w:val="24"/>
-          <w:szCs w:val="24"/>
-          <w:lang w:val="es-419"/>
-        </w:rPr>
-      </w:pPr>
-      <w:r>
-        <w:rPr>
-          <w:rFonts w:ascii="Times New Roman" w:hAnsi="Times New Roman" w:cs="Times New Roman"/>
-          <w:sz w:val="24"/>
-          <w:szCs w:val="24"/>
-          <w:lang w:val="es-419"/>
-        </w:rPr>
-        <w:t>Estudiante 2 Cod XXXX</w:t>
+      </w:pPr>
+      <w:r>
+        <w:t>2. Christian Bravo, 202322012, ca.bravom@uniandes.edu.co</w:t>
       </w:r>
     </w:p>
     <w:p>
       <w:pPr>
-        <w:spacing w:after="0"/>
         <w:jc w:val="right"/>
         <w:rPr>
-          <w:rFonts w:ascii="Times New Roman" w:hAnsi="Times New Roman" w:cs="Times New Roman"/>
-          <w:sz w:val="24"/>
-          <w:szCs w:val="24"/>
-          <w:lang w:val="es-419"/>
-        </w:rPr>
-      </w:pPr>
-      <w:r>
-        <w:rPr>
-          <w:rFonts w:ascii="Times New Roman" w:hAnsi="Times New Roman" w:cs="Times New Roman"/>
-          <w:sz w:val="24"/>
-          <w:szCs w:val="24"/>
-          <w:lang w:val="es-419"/>
-        </w:rPr>
-        <w:t>Estudiante 3 Cod XXXX</w:t>
+          <w:lang w:val="es-419"/>
+        </w:rPr>
+      </w:pPr>
+      <w:r>
+        <w:rPr>
+          <w:lang w:val="es-419"/>
+        </w:rPr>
+        <w:t>3. Dennys Lozano, 202413859, da.lozanom1@uniandes.edu.co</w:t>
       </w:r>
     </w:p>
     <w:p>
       <w:pPr>
-        <w:pStyle w:val="Ttulo1"/>
+        <w:pStyle w:val="Heading1"/>
         <w:jc w:val="both"/>
         <w:rPr>
-          <w:rFonts w:asciiTheme="minorHAnsi" w:hAnsiTheme="minorHAnsi" w:eastAsiaTheme="minorEastAsia" w:cstheme="minorBidi"/>
+          <w:rFonts w:asciiTheme="minorHAnsi" w:eastAsiaTheme="minorEastAsia" w:hAnsiTheme="minorHAnsi" w:cstheme="minorBidi"/>
           <w:b/>
           <w:bCs/>
           <w:lang w:val="es-419"/>
@@ -128,7 +92,7 @@
       </w:pPr>
       <w:r>
         <w:rPr>
-          <w:rFonts w:asciiTheme="minorHAnsi" w:hAnsiTheme="minorHAnsi" w:eastAsiaTheme="minorEastAsia" w:cstheme="minorBidi"/>
+          <w:rFonts w:asciiTheme="minorHAnsi" w:eastAsiaTheme="minorEastAsia" w:hAnsiTheme="minorHAnsi" w:cstheme="minorBidi"/>
           <w:b/>
           <w:bCs/>
           <w:lang w:val="es-419"/>
@@ -146,7 +110,7 @@
     </w:p>
     <w:tbl>
       <w:tblPr>
-        <w:tblStyle w:val="Tabladecuadrcula2"/>
+        <w:tblStyle w:val="GridTable2"/>
         <w:tblW w:w="2452" w:type="pct"/>
         <w:jc w:val="center"/>
         <w:tblLook w:val="04A0" w:firstRow="1" w:lastRow="0" w:firstColumn="1" w:lastColumn="0" w:noHBand="0" w:noVBand="1"/>
@@ -166,9 +130,8 @@
             <w:cnfStyle w:val="001000000000" w:firstRow="0" w:lastRow="0" w:firstColumn="1" w:lastColumn="0" w:oddVBand="0" w:evenVBand="0" w:oddHBand="0" w:evenHBand="0" w:firstRowFirstColumn="0" w:firstRowLastColumn="0" w:lastRowFirstColumn="0" w:lastRowLastColumn="0"/>
             <w:tcW w:w="2608" w:type="pct"/>
             <w:tcBorders>
-              <w:top w:val="single" w:color="auto" w:sz="4" w:space="0"/>
+              <w:top w:val="single" w:sz="4" w:space="0" w:color="auto"/>
             </w:tcBorders>
-            <w:tcMar/>
           </w:tcPr>
           <w:p>
             <w:pPr>
@@ -181,12 +144,10 @@
         </w:tc>
         <w:tc>
           <w:tcPr>
-            <w:cnfStyle w:val="000000000000" w:firstRow="0" w:lastRow="0" w:firstColumn="0" w:lastColumn="0" w:oddVBand="0" w:evenVBand="0" w:oddHBand="0" w:evenHBand="0" w:firstRowFirstColumn="0" w:firstRowLastColumn="0" w:lastRowFirstColumn="0" w:lastRowLastColumn="0"/>
             <w:tcW w:w="2392" w:type="pct"/>
             <w:tcBorders>
-              <w:top w:val="single" w:color="auto" w:sz="4" w:space="0"/>
+              <w:top w:val="single" w:sz="4" w:space="0" w:color="auto"/>
             </w:tcBorders>
-            <w:tcMar/>
           </w:tcPr>
           <w:p>
             <w:pPr>
@@ -220,7 +181,6 @@
           <w:tcPr>
             <w:cnfStyle w:val="001000000000" w:firstRow="0" w:lastRow="0" w:firstColumn="1" w:lastColumn="0" w:oddVBand="0" w:evenVBand="0" w:oddHBand="0" w:evenHBand="0" w:firstRowFirstColumn="0" w:firstRowLastColumn="0" w:lastRowFirstColumn="0" w:lastRowLastColumn="0"/>
             <w:tcW w:w="2608" w:type="pct"/>
-            <w:tcMar/>
           </w:tcPr>
           <w:p>
             <w:pPr>
@@ -239,18 +199,16 @@
         </w:tc>
         <w:tc>
           <w:tcPr>
-            <w:cnfStyle w:val="000000000000" w:firstRow="0" w:lastRow="0" w:firstColumn="0" w:lastColumn="0" w:oddVBand="0" w:evenVBand="0" w:oddHBand="0" w:evenHBand="0" w:firstRowFirstColumn="0" w:firstRowLastColumn="0" w:lastRowFirstColumn="0" w:lastRowLastColumn="0"/>
             <w:tcW w:w="2392" w:type="pct"/>
-            <w:tcMar/>
           </w:tcPr>
           <w:p>
             <w:pPr>
               <w:jc w:val="both"/>
               <w:cnfStyle w:val="000000100000" w:firstRow="0" w:lastRow="0" w:firstColumn="0" w:lastColumn="0" w:oddVBand="0" w:evenVBand="0" w:oddHBand="1" w:evenHBand="0" w:firstRowFirstColumn="0" w:firstRowLastColumn="0" w:lastRowFirstColumn="0" w:lastRowLastColumn="0"/>
-              <w:rPr>
-                <w:lang w:val="es-419"/>
-              </w:rPr>
-            </w:pPr>
+            </w:pPr>
+            <w:r>
+              <w:t>12th Gen Intel(R) Core(TM) i5-12500H</w:t>
+            </w:r>
           </w:p>
         </w:tc>
       </w:tr>
@@ -262,7 +220,6 @@
           <w:tcPr>
             <w:cnfStyle w:val="001000000000" w:firstRow="0" w:lastRow="0" w:firstColumn="1" w:lastColumn="0" w:oddVBand="0" w:evenVBand="0" w:oddHBand="0" w:evenHBand="0" w:firstRowFirstColumn="0" w:firstRowLastColumn="0" w:lastRowFirstColumn="0" w:lastRowLastColumn="0"/>
             <w:tcW w:w="2608" w:type="pct"/>
-            <w:tcMar/>
           </w:tcPr>
           <w:p>
             <w:pPr>
@@ -281,9 +238,7 @@
         </w:tc>
         <w:tc>
           <w:tcPr>
-            <w:cnfStyle w:val="000000000000" w:firstRow="0" w:lastRow="0" w:firstColumn="0" w:lastColumn="0" w:oddVBand="0" w:evenVBand="0" w:oddHBand="0" w:evenHBand="0" w:firstRowFirstColumn="0" w:firstRowLastColumn="0" w:lastRowFirstColumn="0" w:lastRowLastColumn="0"/>
             <w:tcW w:w="2392" w:type="pct"/>
-            <w:tcMar/>
           </w:tcPr>
           <w:p>
             <w:pPr>
@@ -293,6 +248,18 @@
                 <w:lang w:val="es-419"/>
               </w:rPr>
             </w:pPr>
+            <w:r>
+              <w:rPr>
+                <w:lang w:val="es-419"/>
+              </w:rPr>
+              <w:t>1</w:t>
+            </w:r>
+            <w:r>
+              <w:rPr>
+                <w:lang w:val="es-419"/>
+              </w:rPr>
+              <w:t>6 gb</w:t>
+            </w:r>
           </w:p>
         </w:tc>
       </w:tr>
@@ -305,7 +272,6 @@
           <w:tcPr>
             <w:cnfStyle w:val="001000000000" w:firstRow="0" w:lastRow="0" w:firstColumn="1" w:lastColumn="0" w:oddVBand="0" w:evenVBand="0" w:oddHBand="0" w:evenHBand="0" w:firstRowFirstColumn="0" w:firstRowLastColumn="0" w:lastRowFirstColumn="0" w:lastRowLastColumn="0"/>
             <w:tcW w:w="2608" w:type="pct"/>
-            <w:tcMar/>
           </w:tcPr>
           <w:p>
             <w:pPr>
@@ -324,31 +290,29 @@
         </w:tc>
         <w:tc>
           <w:tcPr>
-            <w:cnfStyle w:val="000000000000" w:firstRow="0" w:lastRow="0" w:firstColumn="0" w:lastColumn="0" w:oddVBand="0" w:evenVBand="0" w:oddHBand="0" w:evenHBand="0" w:firstRowFirstColumn="0" w:firstRowLastColumn="0" w:lastRowFirstColumn="0" w:lastRowLastColumn="0"/>
             <w:tcW w:w="2392" w:type="pct"/>
-            <w:tcMar/>
           </w:tcPr>
           <w:p>
             <w:pPr>
               <w:jc w:val="both"/>
               <w:cnfStyle w:val="000000100000" w:firstRow="0" w:lastRow="0" w:firstColumn="0" w:lastColumn="0" w:oddVBand="0" w:evenVBand="0" w:oddHBand="1" w:evenHBand="0" w:firstRowFirstColumn="0" w:firstRowLastColumn="0" w:lastRowFirstColumn="0" w:lastRowLastColumn="0"/>
-              <w:rPr>
-                <w:lang w:val="es-419"/>
-              </w:rPr>
-            </w:pPr>
+            </w:pPr>
+            <w:r>
+              <w:t>Windows 11 64 bits</w:t>
+            </w:r>
           </w:p>
         </w:tc>
       </w:tr>
     </w:tbl>
     <w:p>
       <w:pPr>
-        <w:pStyle w:val="Descripcin"/>
+        <w:pStyle w:val="Caption"/>
         <w:jc w:val="center"/>
         <w:rPr>
           <w:lang w:val="es-419"/>
         </w:rPr>
       </w:pPr>
-      <w:bookmarkStart w:name="_Ref64492224" w:id="0"/>
+      <w:bookmarkStart w:id="0" w:name="_Ref64492224"/>
       <w:r>
         <w:rPr>
           <w:lang w:val="es-419"/>
@@ -437,11 +401,10 @@
         </w:rPr>
         <w:t> </w:t>
       </w:r>
-      <w:proofErr w:type="spellStart"/>
-      <w:r>
-        <w:rPr>
-          <w:rStyle w:val="CdigoHTML"/>
-          <w:rFonts w:ascii="Times New Roman" w:hAnsi="Times New Roman" w:cs="Times New Roman" w:eastAsiaTheme="minorEastAsia"/>
+      <w:r>
+        <w:rPr>
+          <w:rStyle w:val="HTMLCode"/>
+          <w:rFonts w:ascii="Times New Roman" w:eastAsiaTheme="minorEastAsia" w:hAnsi="Times New Roman" w:cs="Times New Roman"/>
           <w:b/>
           <w:bCs/>
           <w:color w:val="000000"/>
@@ -451,7 +414,6 @@
         </w:rPr>
         <w:t>large</w:t>
       </w:r>
-      <w:proofErr w:type="spellEnd"/>
       <w:r>
         <w:rPr>
           <w:rFonts w:ascii="Times New Roman" w:hAnsi="Times New Roman" w:cs="Times New Roman"/>
@@ -465,10 +427,10 @@
     </w:p>
     <w:p>
       <w:pPr>
-        <w:pStyle w:val="Ttulo1"/>
+        <w:pStyle w:val="Heading1"/>
         <w:jc w:val="both"/>
         <w:rPr>
-          <w:rFonts w:asciiTheme="minorHAnsi" w:hAnsiTheme="minorHAnsi" w:eastAsiaTheme="minorEastAsia" w:cstheme="minorBidi"/>
+          <w:rFonts w:asciiTheme="minorHAnsi" w:eastAsiaTheme="minorEastAsia" w:hAnsiTheme="minorHAnsi" w:cstheme="minorBidi"/>
           <w:b/>
           <w:bCs/>
           <w:lang w:val="es-419"/>
@@ -476,7 +438,7 @@
       </w:pPr>
       <w:r>
         <w:rPr>
-          <w:rFonts w:asciiTheme="minorHAnsi" w:hAnsiTheme="minorHAnsi" w:eastAsiaTheme="minorEastAsia" w:cstheme="minorBidi"/>
+          <w:rFonts w:asciiTheme="minorHAnsi" w:eastAsiaTheme="minorEastAsia" w:hAnsiTheme="minorHAnsi" w:cstheme="minorBidi"/>
           <w:b/>
           <w:bCs/>
           <w:lang w:val="es-419"/>
@@ -486,10 +448,10 @@
     </w:p>
     <w:p>
       <w:pPr>
-        <w:pStyle w:val="Ttulo2"/>
+        <w:pStyle w:val="Heading2"/>
         <w:jc w:val="both"/>
         <w:rPr>
-          <w:rFonts w:asciiTheme="minorHAnsi" w:hAnsiTheme="minorHAnsi" w:eastAsiaTheme="minorEastAsia" w:cstheme="minorBidi"/>
+          <w:rFonts w:asciiTheme="minorHAnsi" w:eastAsiaTheme="minorEastAsia" w:hAnsiTheme="minorHAnsi" w:cstheme="minorBidi"/>
           <w:b/>
           <w:bCs/>
           <w:lang w:val="es-419"/>
@@ -497,7 +459,7 @@
       </w:pPr>
       <w:r>
         <w:rPr>
-          <w:rFonts w:asciiTheme="minorHAnsi" w:hAnsiTheme="minorHAnsi" w:eastAsiaTheme="minorEastAsia" w:cstheme="minorBidi"/>
+          <w:rFonts w:asciiTheme="minorHAnsi" w:eastAsiaTheme="minorEastAsia" w:hAnsiTheme="minorHAnsi" w:cstheme="minorBidi"/>
           <w:b/>
           <w:bCs/>
           <w:lang w:val="es-419"/>
@@ -506,7 +468,7 @@
       </w:r>
       <w:r>
         <w:rPr>
-          <w:rFonts w:asciiTheme="minorHAnsi" w:hAnsiTheme="minorHAnsi" w:eastAsiaTheme="minorEastAsia" w:cstheme="minorBidi"/>
+          <w:rFonts w:asciiTheme="minorHAnsi" w:eastAsiaTheme="minorEastAsia" w:hAnsiTheme="minorHAnsi" w:cstheme="minorBidi"/>
           <w:b/>
           <w:bCs/>
           <w:lang w:val="es-419"/>
@@ -515,7 +477,7 @@
       </w:r>
       <w:r>
         <w:rPr>
-          <w:rFonts w:asciiTheme="minorHAnsi" w:hAnsiTheme="minorHAnsi" w:eastAsiaTheme="minorEastAsia" w:cstheme="minorBidi"/>
+          <w:rFonts w:asciiTheme="minorHAnsi" w:eastAsiaTheme="minorEastAsia" w:hAnsiTheme="minorHAnsi" w:cstheme="minorBidi"/>
           <w:b/>
           <w:bCs/>
           <w:lang w:val="es-419"/>
@@ -532,7 +494,7 @@
     </w:p>
     <w:tbl>
       <w:tblPr>
-        <w:tblStyle w:val="Tabladecuadrcula2"/>
+        <w:tblStyle w:val="GridTable2"/>
         <w:tblW w:w="5000" w:type="pct"/>
         <w:tblLook w:val="04A0" w:firstRow="1" w:lastRow="0" w:firstColumn="1" w:lastColumn="0" w:noHBand="0" w:noVBand="1"/>
       </w:tblPr>
@@ -551,7 +513,6 @@
           <w:tcPr>
             <w:cnfStyle w:val="001000000000" w:firstRow="0" w:lastRow="0" w:firstColumn="1" w:lastColumn="0" w:oddVBand="0" w:evenVBand="0" w:oddHBand="0" w:evenHBand="0" w:firstRowFirstColumn="0" w:firstRowLastColumn="0" w:lastRowFirstColumn="0" w:lastRowLastColumn="0"/>
             <w:tcW w:w="1001" w:type="pct"/>
-            <w:tcMar/>
             <w:hideMark/>
           </w:tcPr>
           <w:p>
@@ -573,9 +534,7 @@
         </w:tc>
         <w:tc>
           <w:tcPr>
-            <w:cnfStyle w:val="000000000000" w:firstRow="0" w:lastRow="0" w:firstColumn="0" w:lastColumn="0" w:oddVBand="0" w:evenVBand="0" w:oddHBand="0" w:evenHBand="0" w:firstRowFirstColumn="0" w:firstRowLastColumn="0" w:lastRowFirstColumn="0" w:lastRowLastColumn="0"/>
             <w:tcW w:w="1332" w:type="pct"/>
-            <w:tcMar/>
             <w:hideMark/>
           </w:tcPr>
           <w:p>
@@ -589,49 +548,26 @@
             </w:pPr>
             <w:r>
               <w:rPr>
-                <w:color w:val="000000" w:themeColor="text1" w:themeTint="FF" w:themeShade="FF"/>
-                <w:lang w:eastAsia="en-US"/>
-              </w:rPr>
-              <w:t>Insertion Sort</w:t>
-            </w:r>
-            <w:r>
-              <w:rPr>
-                <w:color w:val="000000" w:themeColor="text1" w:themeTint="FF" w:themeShade="FF"/>
-                <w:lang w:eastAsia="en-US"/>
-              </w:rPr>
-              <w:t xml:space="preserve"> </w:t>
+                <w:color w:val="000000" w:themeColor="text1"/>
+                <w:lang w:eastAsia="en-US"/>
+              </w:rPr>
+              <w:t xml:space="preserve">Insertion Sort </w:t>
             </w:r>
             <w:r>
               <w:br/>
             </w:r>
             <w:r>
               <w:rPr>
-                <w:color w:val="000000" w:themeColor="text1" w:themeTint="FF" w:themeShade="FF"/>
-                <w:lang w:eastAsia="en-US"/>
-              </w:rPr>
-              <w:t>(Array List</w:t>
-            </w:r>
-            <w:r>
-              <w:rPr>
-                <w:color w:val="000000" w:themeColor="text1" w:themeTint="FF" w:themeShade="FF"/>
-                <w:lang w:eastAsia="en-US"/>
-              </w:rPr>
-              <w:t>)</w:t>
-            </w:r>
-            <w:r>
-              <w:rPr>
-                <w:color w:val="000000" w:themeColor="text1" w:themeTint="FF" w:themeShade="FF"/>
-                <w:lang w:eastAsia="en-US"/>
-              </w:rPr>
-              <w:t xml:space="preserve"> </w:t>
-            </w:r>
-          </w:p>
-        </w:tc>
-        <w:tc>
-          <w:tcPr>
-            <w:cnfStyle w:val="000000000000" w:firstRow="0" w:lastRow="0" w:firstColumn="0" w:lastColumn="0" w:oddVBand="0" w:evenVBand="0" w:oddHBand="0" w:evenHBand="0" w:firstRowFirstColumn="0" w:firstRowLastColumn="0" w:lastRowFirstColumn="0" w:lastRowLastColumn="0"/>
+                <w:color w:val="000000" w:themeColor="text1"/>
+                <w:lang w:eastAsia="en-US"/>
+              </w:rPr>
+              <w:t xml:space="preserve">(Array List) </w:t>
+            </w:r>
+          </w:p>
+        </w:tc>
+        <w:tc>
+          <w:tcPr>
             <w:tcW w:w="1334" w:type="pct"/>
-            <w:tcMar/>
             <w:hideMark/>
           </w:tcPr>
           <w:p>
@@ -645,7 +581,7 @@
             </w:pPr>
             <w:r>
               <w:rPr>
-                <w:color w:val="000000" w:themeColor="text1" w:themeTint="FF" w:themeShade="FF"/>
+                <w:color w:val="000000" w:themeColor="text1"/>
                 <w:lang w:eastAsia="en-US"/>
               </w:rPr>
               <w:t>Selection Sort</w:t>
@@ -655,7 +591,7 @@
             </w:r>
             <w:r>
               <w:rPr>
-                <w:color w:val="000000" w:themeColor="text1" w:themeTint="FF" w:themeShade="FF"/>
+                <w:color w:val="000000" w:themeColor="text1"/>
                 <w:lang w:eastAsia="en-US"/>
               </w:rPr>
               <w:t xml:space="preserve">(Array List) </w:t>
@@ -664,9 +600,7 @@
         </w:tc>
         <w:tc>
           <w:tcPr>
-            <w:cnfStyle w:val="000000000000" w:firstRow="0" w:lastRow="0" w:firstColumn="0" w:lastColumn="0" w:oddVBand="0" w:evenVBand="0" w:oddHBand="0" w:evenHBand="0" w:firstRowFirstColumn="0" w:firstRowLastColumn="0" w:lastRowFirstColumn="0" w:lastRowLastColumn="0"/>
             <w:tcW w:w="1333" w:type="pct"/>
-            <w:tcMar/>
           </w:tcPr>
           <w:p>
             <w:pPr>
@@ -679,7 +613,7 @@
             </w:pPr>
             <w:r>
               <w:rPr>
-                <w:color w:val="000000" w:themeColor="text1" w:themeTint="FF" w:themeShade="FF"/>
+                <w:color w:val="000000" w:themeColor="text1"/>
                 <w:lang w:eastAsia="en-US"/>
               </w:rPr>
               <w:t>Shell Sort</w:t>
@@ -689,7 +623,7 @@
             </w:r>
             <w:r>
               <w:rPr>
-                <w:color w:val="000000" w:themeColor="text1" w:themeTint="FF" w:themeShade="FF"/>
+                <w:color w:val="000000" w:themeColor="text1"/>
                 <w:lang w:eastAsia="en-US"/>
               </w:rPr>
               <w:t>(Array List)</w:t>
@@ -706,7 +640,6 @@
           <w:tcPr>
             <w:cnfStyle w:val="001000000000" w:firstRow="0" w:lastRow="0" w:firstColumn="1" w:lastColumn="0" w:oddVBand="0" w:evenVBand="0" w:oddHBand="0" w:evenHBand="0" w:firstRowFirstColumn="0" w:firstRowLastColumn="0" w:lastRowFirstColumn="0" w:lastRowLastColumn="0"/>
             <w:tcW w:w="1001" w:type="pct"/>
-            <w:tcMar/>
             <w:hideMark/>
           </w:tcPr>
           <w:p>
@@ -728,9 +661,7 @@
         </w:tc>
         <w:tc>
           <w:tcPr>
-            <w:cnfStyle w:val="000000000000" w:firstRow="0" w:lastRow="0" w:firstColumn="0" w:lastColumn="0" w:oddVBand="0" w:evenVBand="0" w:oddHBand="0" w:evenHBand="0" w:firstRowFirstColumn="0" w:firstRowLastColumn="0" w:lastRowFirstColumn="0" w:lastRowLastColumn="0"/>
             <w:tcW w:w="1332" w:type="pct"/>
-            <w:tcMar/>
             <w:hideMark/>
           </w:tcPr>
           <w:p>
@@ -742,13 +673,18 @@
                 <w:lang w:eastAsia="en-US"/>
               </w:rPr>
             </w:pPr>
-          </w:p>
-        </w:tc>
-        <w:tc>
-          <w:tcPr>
-            <w:cnfStyle w:val="000000000000" w:firstRow="0" w:lastRow="0" w:firstColumn="0" w:lastColumn="0" w:oddVBand="0" w:evenVBand="0" w:oddHBand="0" w:evenHBand="0" w:firstRowFirstColumn="0" w:firstRowLastColumn="0" w:lastRowFirstColumn="0" w:lastRowLastColumn="0"/>
+            <w:r>
+              <w:rPr>
+                <w:color w:val="000000"/>
+                <w:lang w:eastAsia="en-US"/>
+              </w:rPr>
+              <w:t>0.42</w:t>
+            </w:r>
+          </w:p>
+        </w:tc>
+        <w:tc>
+          <w:tcPr>
             <w:tcW w:w="1334" w:type="pct"/>
-            <w:tcMar/>
             <w:hideMark/>
           </w:tcPr>
           <w:p>
@@ -761,13 +697,19 @@
                 <w:lang w:eastAsia="en-US"/>
               </w:rPr>
             </w:pPr>
-          </w:p>
-        </w:tc>
-        <w:tc>
-          <w:tcPr>
-            <w:cnfStyle w:val="000000000000" w:firstRow="0" w:lastRow="0" w:firstColumn="0" w:lastColumn="0" w:oddVBand="0" w:evenVBand="0" w:oddHBand="0" w:evenHBand="0" w:firstRowFirstColumn="0" w:firstRowLastColumn="0" w:lastRowFirstColumn="0" w:lastRowLastColumn="0"/>
+            <w:r>
+              <w:rPr>
+                <w:sz w:val="20"/>
+                <w:szCs w:val="20"/>
+                <w:lang w:eastAsia="en-US"/>
+              </w:rPr>
+              <w:t>0.68</w:t>
+            </w:r>
+          </w:p>
+        </w:tc>
+        <w:tc>
+          <w:tcPr>
             <w:tcW w:w="1333" w:type="pct"/>
-            <w:tcMar/>
           </w:tcPr>
           <w:p>
             <w:pPr>
@@ -779,6 +721,14 @@
                 <w:lang w:eastAsia="en-US"/>
               </w:rPr>
             </w:pPr>
+            <w:r>
+              <w:rPr>
+                <w:sz w:val="20"/>
+                <w:szCs w:val="20"/>
+                <w:lang w:eastAsia="en-US"/>
+              </w:rPr>
+              <w:t>0.19</w:t>
+            </w:r>
           </w:p>
         </w:tc>
       </w:tr>
@@ -790,7 +740,6 @@
           <w:tcPr>
             <w:cnfStyle w:val="001000000000" w:firstRow="0" w:lastRow="0" w:firstColumn="1" w:lastColumn="0" w:oddVBand="0" w:evenVBand="0" w:oddHBand="0" w:evenHBand="0" w:firstRowFirstColumn="0" w:firstRowLastColumn="0" w:lastRowFirstColumn="0" w:lastRowLastColumn="0"/>
             <w:tcW w:w="1001" w:type="pct"/>
-            <w:tcMar/>
             <w:hideMark/>
           </w:tcPr>
           <w:p>
@@ -812,9 +761,7 @@
         </w:tc>
         <w:tc>
           <w:tcPr>
-            <w:cnfStyle w:val="000000000000" w:firstRow="0" w:lastRow="0" w:firstColumn="0" w:lastColumn="0" w:oddVBand="0" w:evenVBand="0" w:oddHBand="0" w:evenHBand="0" w:firstRowFirstColumn="0" w:firstRowLastColumn="0" w:lastRowFirstColumn="0" w:lastRowLastColumn="0"/>
             <w:tcW w:w="1332" w:type="pct"/>
-            <w:tcMar/>
             <w:hideMark/>
           </w:tcPr>
           <w:p>
@@ -826,13 +773,18 @@
                 <w:lang w:eastAsia="en-US"/>
               </w:rPr>
             </w:pPr>
-          </w:p>
-        </w:tc>
-        <w:tc>
-          <w:tcPr>
-            <w:cnfStyle w:val="000000000000" w:firstRow="0" w:lastRow="0" w:firstColumn="0" w:lastColumn="0" w:oddVBand="0" w:evenVBand="0" w:oddHBand="0" w:evenHBand="0" w:firstRowFirstColumn="0" w:firstRowLastColumn="0" w:lastRowFirstColumn="0" w:lastRowLastColumn="0"/>
+            <w:r>
+              <w:rPr>
+                <w:color w:val="000000"/>
+                <w:lang w:eastAsia="en-US"/>
+              </w:rPr>
+              <w:t>37.90</w:t>
+            </w:r>
+          </w:p>
+        </w:tc>
+        <w:tc>
+          <w:tcPr>
             <w:tcW w:w="1334" w:type="pct"/>
-            <w:tcMar/>
             <w:hideMark/>
           </w:tcPr>
           <w:p>
@@ -845,13 +797,19 @@
                 <w:lang w:eastAsia="en-US"/>
               </w:rPr>
             </w:pPr>
-          </w:p>
-        </w:tc>
-        <w:tc>
-          <w:tcPr>
-            <w:cnfStyle w:val="000000000000" w:firstRow="0" w:lastRow="0" w:firstColumn="0" w:lastColumn="0" w:oddVBand="0" w:evenVBand="0" w:oddHBand="0" w:evenHBand="0" w:firstRowFirstColumn="0" w:firstRowLastColumn="0" w:lastRowFirstColumn="0" w:lastRowLastColumn="0"/>
+            <w:r>
+              <w:rPr>
+                <w:sz w:val="20"/>
+                <w:szCs w:val="20"/>
+                <w:lang w:eastAsia="en-US"/>
+              </w:rPr>
+              <w:t>46.40</w:t>
+            </w:r>
+          </w:p>
+        </w:tc>
+        <w:tc>
+          <w:tcPr>
             <w:tcW w:w="1333" w:type="pct"/>
-            <w:tcMar/>
           </w:tcPr>
           <w:p>
             <w:pPr>
@@ -863,6 +821,14 @@
                 <w:lang w:eastAsia="en-US"/>
               </w:rPr>
             </w:pPr>
+            <w:r>
+              <w:rPr>
+                <w:sz w:val="20"/>
+                <w:szCs w:val="20"/>
+                <w:lang w:eastAsia="en-US"/>
+              </w:rPr>
+              <w:t>4.53</w:t>
+            </w:r>
           </w:p>
         </w:tc>
       </w:tr>
@@ -875,7 +841,6 @@
           <w:tcPr>
             <w:cnfStyle w:val="001000000000" w:firstRow="0" w:lastRow="0" w:firstColumn="1" w:lastColumn="0" w:oddVBand="0" w:evenVBand="0" w:oddHBand="0" w:evenHBand="0" w:firstRowFirstColumn="0" w:firstRowLastColumn="0" w:lastRowFirstColumn="0" w:lastRowLastColumn="0"/>
             <w:tcW w:w="1001" w:type="pct"/>
-            <w:tcMar/>
             <w:hideMark/>
           </w:tcPr>
           <w:p>
@@ -897,9 +862,7 @@
         </w:tc>
         <w:tc>
           <w:tcPr>
-            <w:cnfStyle w:val="000000000000" w:firstRow="0" w:lastRow="0" w:firstColumn="0" w:lastColumn="0" w:oddVBand="0" w:evenVBand="0" w:oddHBand="0" w:evenHBand="0" w:firstRowFirstColumn="0" w:firstRowLastColumn="0" w:lastRowFirstColumn="0" w:lastRowLastColumn="0"/>
             <w:tcW w:w="1332" w:type="pct"/>
-            <w:tcMar/>
             <w:hideMark/>
           </w:tcPr>
           <w:p>
@@ -911,13 +874,18 @@
                 <w:lang w:eastAsia="en-US"/>
               </w:rPr>
             </w:pPr>
-          </w:p>
-        </w:tc>
-        <w:tc>
-          <w:tcPr>
-            <w:cnfStyle w:val="000000000000" w:firstRow="0" w:lastRow="0" w:firstColumn="0" w:lastColumn="0" w:oddVBand="0" w:evenVBand="0" w:oddHBand="0" w:evenHBand="0" w:firstRowFirstColumn="0" w:firstRowLastColumn="0" w:lastRowFirstColumn="0" w:lastRowLastColumn="0"/>
+            <w:r>
+              <w:rPr>
+                <w:color w:val="000000"/>
+                <w:lang w:eastAsia="en-US"/>
+              </w:rPr>
+              <w:t>164.70</w:t>
+            </w:r>
+          </w:p>
+        </w:tc>
+        <w:tc>
+          <w:tcPr>
             <w:tcW w:w="1334" w:type="pct"/>
-            <w:tcMar/>
             <w:hideMark/>
           </w:tcPr>
           <w:p>
@@ -930,13 +898,19 @@
                 <w:lang w:eastAsia="en-US"/>
               </w:rPr>
             </w:pPr>
-          </w:p>
-        </w:tc>
-        <w:tc>
-          <w:tcPr>
-            <w:cnfStyle w:val="000000000000" w:firstRow="0" w:lastRow="0" w:firstColumn="0" w:lastColumn="0" w:oddVBand="0" w:evenVBand="0" w:oddHBand="0" w:evenHBand="0" w:firstRowFirstColumn="0" w:firstRowLastColumn="0" w:lastRowFirstColumn="0" w:lastRowLastColumn="0"/>
+            <w:r>
+              <w:rPr>
+                <w:sz w:val="20"/>
+                <w:szCs w:val="20"/>
+                <w:lang w:eastAsia="en-US"/>
+              </w:rPr>
+              <w:t>188.19</w:t>
+            </w:r>
+          </w:p>
+        </w:tc>
+        <w:tc>
+          <w:tcPr>
             <w:tcW w:w="1333" w:type="pct"/>
-            <w:tcMar/>
           </w:tcPr>
           <w:p>
             <w:pPr>
@@ -948,6 +922,14 @@
                 <w:lang w:eastAsia="en-US"/>
               </w:rPr>
             </w:pPr>
+            <w:r>
+              <w:rPr>
+                <w:sz w:val="20"/>
+                <w:szCs w:val="20"/>
+                <w:lang w:eastAsia="en-US"/>
+              </w:rPr>
+              <w:t>11.75</w:t>
+            </w:r>
           </w:p>
         </w:tc>
       </w:tr>
@@ -959,7 +941,6 @@
           <w:tcPr>
             <w:cnfStyle w:val="001000000000" w:firstRow="0" w:lastRow="0" w:firstColumn="1" w:lastColumn="0" w:oddVBand="0" w:evenVBand="0" w:oddHBand="0" w:evenHBand="0" w:firstRowFirstColumn="0" w:firstRowLastColumn="0" w:lastRowFirstColumn="0" w:lastRowLastColumn="0"/>
             <w:tcW w:w="1001" w:type="pct"/>
-            <w:tcMar/>
             <w:hideMark/>
           </w:tcPr>
           <w:p>
@@ -981,9 +962,7 @@
         </w:tc>
         <w:tc>
           <w:tcPr>
-            <w:cnfStyle w:val="000000000000" w:firstRow="0" w:lastRow="0" w:firstColumn="0" w:lastColumn="0" w:oddVBand="0" w:evenVBand="0" w:oddHBand="0" w:evenHBand="0" w:firstRowFirstColumn="0" w:firstRowLastColumn="0" w:lastRowFirstColumn="0" w:lastRowLastColumn="0"/>
             <w:tcW w:w="1332" w:type="pct"/>
-            <w:tcMar/>
             <w:hideMark/>
           </w:tcPr>
           <w:p>
@@ -995,13 +974,18 @@
                 <w:lang w:eastAsia="en-US"/>
               </w:rPr>
             </w:pPr>
-          </w:p>
-        </w:tc>
-        <w:tc>
-          <w:tcPr>
-            <w:cnfStyle w:val="000000000000" w:firstRow="0" w:lastRow="0" w:firstColumn="0" w:lastColumn="0" w:oddVBand="0" w:evenVBand="0" w:oddHBand="0" w:evenHBand="0" w:firstRowFirstColumn="0" w:firstRowLastColumn="0" w:lastRowFirstColumn="0" w:lastRowLastColumn="0"/>
+            <w:r>
+              <w:rPr>
+                <w:color w:val="000000"/>
+                <w:lang w:eastAsia="en-US"/>
+              </w:rPr>
+              <w:t>691.42</w:t>
+            </w:r>
+          </w:p>
+        </w:tc>
+        <w:tc>
+          <w:tcPr>
             <w:tcW w:w="1334" w:type="pct"/>
-            <w:tcMar/>
             <w:hideMark/>
           </w:tcPr>
           <w:p>
@@ -1014,13 +998,19 @@
                 <w:lang w:eastAsia="en-US"/>
               </w:rPr>
             </w:pPr>
-          </w:p>
-        </w:tc>
-        <w:tc>
-          <w:tcPr>
-            <w:cnfStyle w:val="000000000000" w:firstRow="0" w:lastRow="0" w:firstColumn="0" w:lastColumn="0" w:oddVBand="0" w:evenVBand="0" w:oddHBand="0" w:evenHBand="0" w:firstRowFirstColumn="0" w:firstRowLastColumn="0" w:lastRowFirstColumn="0" w:lastRowLastColumn="0"/>
+            <w:r>
+              <w:rPr>
+                <w:sz w:val="20"/>
+                <w:szCs w:val="20"/>
+                <w:lang w:eastAsia="en-US"/>
+              </w:rPr>
+              <w:t>760.91</w:t>
+            </w:r>
+          </w:p>
+        </w:tc>
+        <w:tc>
+          <w:tcPr>
             <w:tcW w:w="1333" w:type="pct"/>
-            <w:tcMar/>
           </w:tcPr>
           <w:p>
             <w:pPr>
@@ -1032,6 +1022,14 @@
                 <w:lang w:eastAsia="en-US"/>
               </w:rPr>
             </w:pPr>
+            <w:r>
+              <w:rPr>
+                <w:sz w:val="20"/>
+                <w:szCs w:val="20"/>
+                <w:lang w:eastAsia="en-US"/>
+              </w:rPr>
+              <w:t>35.37</w:t>
+            </w:r>
           </w:p>
         </w:tc>
       </w:tr>
@@ -1044,7 +1042,6 @@
           <w:tcPr>
             <w:cnfStyle w:val="001000000000" w:firstRow="0" w:lastRow="0" w:firstColumn="1" w:lastColumn="0" w:oddVBand="0" w:evenVBand="0" w:oddHBand="0" w:evenHBand="0" w:firstRowFirstColumn="0" w:firstRowLastColumn="0" w:lastRowFirstColumn="0" w:lastRowLastColumn="0"/>
             <w:tcW w:w="1001" w:type="pct"/>
-            <w:tcMar/>
             <w:hideMark/>
           </w:tcPr>
           <w:p>
@@ -1066,9 +1063,7 @@
         </w:tc>
         <w:tc>
           <w:tcPr>
-            <w:cnfStyle w:val="000000000000" w:firstRow="0" w:lastRow="0" w:firstColumn="0" w:lastColumn="0" w:oddVBand="0" w:evenVBand="0" w:oddHBand="0" w:evenHBand="0" w:firstRowFirstColumn="0" w:firstRowLastColumn="0" w:lastRowFirstColumn="0" w:lastRowLastColumn="0"/>
             <w:tcW w:w="1332" w:type="pct"/>
-            <w:tcMar/>
             <w:hideMark/>
           </w:tcPr>
           <w:p>
@@ -1080,13 +1075,18 @@
                 <w:lang w:eastAsia="en-US"/>
               </w:rPr>
             </w:pPr>
-          </w:p>
-        </w:tc>
-        <w:tc>
-          <w:tcPr>
-            <w:cnfStyle w:val="000000000000" w:firstRow="0" w:lastRow="0" w:firstColumn="0" w:lastColumn="0" w:oddVBand="0" w:evenVBand="0" w:oddHBand="0" w:evenHBand="0" w:firstRowFirstColumn="0" w:firstRowLastColumn="0" w:lastRowFirstColumn="0" w:lastRowLastColumn="0"/>
+            <w:r>
+              <w:rPr>
+                <w:color w:val="000000"/>
+                <w:lang w:eastAsia="en-US"/>
+              </w:rPr>
+              <w:t>1521.43</w:t>
+            </w:r>
+          </w:p>
+        </w:tc>
+        <w:tc>
+          <w:tcPr>
             <w:tcW w:w="1334" w:type="pct"/>
-            <w:tcMar/>
             <w:hideMark/>
           </w:tcPr>
           <w:p>
@@ -1099,13 +1099,19 @@
                 <w:lang w:eastAsia="en-US"/>
               </w:rPr>
             </w:pPr>
-          </w:p>
-        </w:tc>
-        <w:tc>
-          <w:tcPr>
-            <w:cnfStyle w:val="000000000000" w:firstRow="0" w:lastRow="0" w:firstColumn="0" w:lastColumn="0" w:oddVBand="0" w:evenVBand="0" w:oddHBand="0" w:evenHBand="0" w:firstRowFirstColumn="0" w:firstRowLastColumn="0" w:lastRowFirstColumn="0" w:lastRowLastColumn="0"/>
+            <w:r>
+              <w:rPr>
+                <w:sz w:val="20"/>
+                <w:szCs w:val="20"/>
+                <w:lang w:eastAsia="en-US"/>
+              </w:rPr>
+              <w:t>1711.17</w:t>
+            </w:r>
+          </w:p>
+        </w:tc>
+        <w:tc>
+          <w:tcPr>
             <w:tcW w:w="1333" w:type="pct"/>
-            <w:tcMar/>
           </w:tcPr>
           <w:p>
             <w:pPr>
@@ -1117,6 +1123,14 @@
                 <w:lang w:eastAsia="en-US"/>
               </w:rPr>
             </w:pPr>
+            <w:r>
+              <w:rPr>
+                <w:sz w:val="20"/>
+                <w:szCs w:val="20"/>
+                <w:lang w:eastAsia="en-US"/>
+              </w:rPr>
+              <w:t>72.02</w:t>
+            </w:r>
           </w:p>
         </w:tc>
       </w:tr>
@@ -1128,7 +1142,6 @@
           <w:tcPr>
             <w:cnfStyle w:val="001000000000" w:firstRow="0" w:lastRow="0" w:firstColumn="1" w:lastColumn="0" w:oddVBand="0" w:evenVBand="0" w:oddHBand="0" w:evenHBand="0" w:firstRowFirstColumn="0" w:firstRowLastColumn="0" w:lastRowFirstColumn="0" w:lastRowLastColumn="0"/>
             <w:tcW w:w="1001" w:type="pct"/>
-            <w:tcMar/>
             <w:hideMark/>
           </w:tcPr>
           <w:p>
@@ -1150,9 +1163,7 @@
         </w:tc>
         <w:tc>
           <w:tcPr>
-            <w:cnfStyle w:val="000000000000" w:firstRow="0" w:lastRow="0" w:firstColumn="0" w:lastColumn="0" w:oddVBand="0" w:evenVBand="0" w:oddHBand="0" w:evenHBand="0" w:firstRowFirstColumn="0" w:firstRowLastColumn="0" w:lastRowFirstColumn="0" w:lastRowLastColumn="0"/>
             <w:tcW w:w="1332" w:type="pct"/>
-            <w:tcMar/>
             <w:hideMark/>
           </w:tcPr>
           <w:p>
@@ -1164,13 +1175,18 @@
                 <w:lang w:eastAsia="en-US"/>
               </w:rPr>
             </w:pPr>
-          </w:p>
-        </w:tc>
-        <w:tc>
-          <w:tcPr>
-            <w:cnfStyle w:val="000000000000" w:firstRow="0" w:lastRow="0" w:firstColumn="0" w:lastColumn="0" w:oddVBand="0" w:evenVBand="0" w:oddHBand="0" w:evenHBand="0" w:firstRowFirstColumn="0" w:firstRowLastColumn="0" w:lastRowFirstColumn="0" w:lastRowLastColumn="0"/>
+            <w:r>
+              <w:rPr>
+                <w:color w:val="000000"/>
+                <w:lang w:eastAsia="en-US"/>
+              </w:rPr>
+              <w:t>6812.23</w:t>
+            </w:r>
+          </w:p>
+        </w:tc>
+        <w:tc>
+          <w:tcPr>
             <w:tcW w:w="1334" w:type="pct"/>
-            <w:tcMar/>
             <w:hideMark/>
           </w:tcPr>
           <w:p>
@@ -1183,13 +1199,19 @@
                 <w:lang w:eastAsia="en-US"/>
               </w:rPr>
             </w:pPr>
-          </w:p>
-        </w:tc>
-        <w:tc>
-          <w:tcPr>
-            <w:cnfStyle w:val="000000000000" w:firstRow="0" w:lastRow="0" w:firstColumn="0" w:lastColumn="0" w:oddVBand="0" w:evenVBand="0" w:oddHBand="0" w:evenHBand="0" w:firstRowFirstColumn="0" w:firstRowLastColumn="0" w:lastRowFirstColumn="0" w:lastRowLastColumn="0"/>
+            <w:r>
+              <w:rPr>
+                <w:sz w:val="20"/>
+                <w:szCs w:val="20"/>
+                <w:lang w:eastAsia="en-US"/>
+              </w:rPr>
+              <w:t>4905.14</w:t>
+            </w:r>
+          </w:p>
+        </w:tc>
+        <w:tc>
+          <w:tcPr>
             <w:tcW w:w="1333" w:type="pct"/>
-            <w:tcMar/>
           </w:tcPr>
           <w:p>
             <w:pPr>
@@ -1201,6 +1223,14 @@
                 <w:lang w:eastAsia="en-US"/>
               </w:rPr>
             </w:pPr>
+            <w:r>
+              <w:rPr>
+                <w:sz w:val="20"/>
+                <w:szCs w:val="20"/>
+                <w:lang w:eastAsia="en-US"/>
+              </w:rPr>
+              <w:t>187.35</w:t>
+            </w:r>
           </w:p>
         </w:tc>
       </w:tr>
@@ -1213,7 +1243,6 @@
           <w:tcPr>
             <w:cnfStyle w:val="001000000000" w:firstRow="0" w:lastRow="0" w:firstColumn="1" w:lastColumn="0" w:oddVBand="0" w:evenVBand="0" w:oddHBand="0" w:evenHBand="0" w:firstRowFirstColumn="0" w:firstRowLastColumn="0" w:lastRowFirstColumn="0" w:lastRowLastColumn="0"/>
             <w:tcW w:w="1001" w:type="pct"/>
-            <w:tcMar/>
             <w:hideMark/>
           </w:tcPr>
           <w:p>
@@ -1235,9 +1264,7 @@
         </w:tc>
         <w:tc>
           <w:tcPr>
-            <w:cnfStyle w:val="000000000000" w:firstRow="0" w:lastRow="0" w:firstColumn="0" w:lastColumn="0" w:oddVBand="0" w:evenVBand="0" w:oddHBand="0" w:evenHBand="0" w:firstRowFirstColumn="0" w:firstRowLastColumn="0" w:lastRowFirstColumn="0" w:lastRowLastColumn="0"/>
             <w:tcW w:w="1332" w:type="pct"/>
-            <w:tcMar/>
             <w:hideMark/>
           </w:tcPr>
           <w:p>
@@ -1249,13 +1276,18 @@
                 <w:lang w:eastAsia="en-US"/>
               </w:rPr>
             </w:pPr>
-          </w:p>
-        </w:tc>
-        <w:tc>
-          <w:tcPr>
-            <w:cnfStyle w:val="000000000000" w:firstRow="0" w:lastRow="0" w:firstColumn="0" w:lastColumn="0" w:oddVBand="0" w:evenVBand="0" w:oddHBand="0" w:evenHBand="0" w:firstRowFirstColumn="0" w:firstRowLastColumn="0" w:lastRowFirstColumn="0" w:lastRowLastColumn="0"/>
+            <w:r>
+              <w:rPr>
+                <w:color w:val="000000"/>
+                <w:lang w:eastAsia="en-US"/>
+              </w:rPr>
+              <w:t>22364.24</w:t>
+            </w:r>
+          </w:p>
+        </w:tc>
+        <w:tc>
+          <w:tcPr>
             <w:tcW w:w="1334" w:type="pct"/>
-            <w:tcMar/>
             <w:hideMark/>
           </w:tcPr>
           <w:p>
@@ -1268,13 +1300,19 @@
                 <w:lang w:eastAsia="en-US"/>
               </w:rPr>
             </w:pPr>
-          </w:p>
-        </w:tc>
-        <w:tc>
-          <w:tcPr>
-            <w:cnfStyle w:val="000000000000" w:firstRow="0" w:lastRow="0" w:firstColumn="0" w:lastColumn="0" w:oddVBand="0" w:evenVBand="0" w:oddHBand="0" w:evenHBand="0" w:firstRowFirstColumn="0" w:firstRowLastColumn="0" w:lastRowFirstColumn="0" w:lastRowLastColumn="0"/>
+            <w:r>
+              <w:rPr>
+                <w:sz w:val="20"/>
+                <w:szCs w:val="20"/>
+                <w:lang w:eastAsia="en-US"/>
+              </w:rPr>
+              <w:t>13371.13</w:t>
+            </w:r>
+          </w:p>
+        </w:tc>
+        <w:tc>
+          <w:tcPr>
             <w:tcW w:w="1333" w:type="pct"/>
-            <w:tcMar/>
           </w:tcPr>
           <w:p>
             <w:pPr>
@@ -1286,6 +1324,14 @@
                 <w:lang w:eastAsia="en-US"/>
               </w:rPr>
             </w:pPr>
+            <w:r>
+              <w:rPr>
+                <w:sz w:val="20"/>
+                <w:szCs w:val="20"/>
+                <w:lang w:eastAsia="en-US"/>
+              </w:rPr>
+              <w:t>432.32</w:t>
+            </w:r>
           </w:p>
         </w:tc>
       </w:tr>
@@ -1297,7 +1343,6 @@
           <w:tcPr>
             <w:cnfStyle w:val="001000000000" w:firstRow="0" w:lastRow="0" w:firstColumn="1" w:lastColumn="0" w:oddVBand="0" w:evenVBand="0" w:oddHBand="0" w:evenHBand="0" w:firstRowFirstColumn="0" w:firstRowLastColumn="0" w:lastRowFirstColumn="0" w:lastRowLastColumn="0"/>
             <w:tcW w:w="1001" w:type="pct"/>
-            <w:tcMar/>
             <w:hideMark/>
           </w:tcPr>
           <w:p>
@@ -1319,9 +1364,7 @@
         </w:tc>
         <w:tc>
           <w:tcPr>
-            <w:cnfStyle w:val="000000000000" w:firstRow="0" w:lastRow="0" w:firstColumn="0" w:lastColumn="0" w:oddVBand="0" w:evenVBand="0" w:oddHBand="0" w:evenHBand="0" w:firstRowFirstColumn="0" w:firstRowLastColumn="0" w:lastRowFirstColumn="0" w:lastRowLastColumn="0"/>
             <w:tcW w:w="1332" w:type="pct"/>
-            <w:tcMar/>
             <w:hideMark/>
           </w:tcPr>
           <w:p>
@@ -1333,13 +1376,18 @@
                 <w:lang w:eastAsia="en-US"/>
               </w:rPr>
             </w:pPr>
-          </w:p>
-        </w:tc>
-        <w:tc>
-          <w:tcPr>
-            <w:cnfStyle w:val="000000000000" w:firstRow="0" w:lastRow="0" w:firstColumn="0" w:lastColumn="0" w:oddVBand="0" w:evenVBand="0" w:oddHBand="0" w:evenHBand="0" w:firstRowFirstColumn="0" w:firstRowLastColumn="0" w:lastRowFirstColumn="0" w:lastRowLastColumn="0"/>
+            <w:r>
+              <w:rPr>
+                <w:color w:val="000000"/>
+                <w:lang w:eastAsia="en-US"/>
+              </w:rPr>
+              <w:t>25151.83</w:t>
+            </w:r>
+          </w:p>
+        </w:tc>
+        <w:tc>
+          <w:tcPr>
             <w:tcW w:w="1334" w:type="pct"/>
-            <w:tcMar/>
             <w:hideMark/>
           </w:tcPr>
           <w:p>
@@ -1352,13 +1400,19 @@
                 <w:lang w:eastAsia="en-US"/>
               </w:rPr>
             </w:pPr>
-          </w:p>
-        </w:tc>
-        <w:tc>
-          <w:tcPr>
-            <w:cnfStyle w:val="000000000000" w:firstRow="0" w:lastRow="0" w:firstColumn="0" w:lastColumn="0" w:oddVBand="0" w:evenVBand="0" w:oddHBand="0" w:evenHBand="0" w:firstRowFirstColumn="0" w:firstRowLastColumn="0" w:lastRowFirstColumn="0" w:lastRowLastColumn="0"/>
+            <w:r>
+              <w:rPr>
+                <w:sz w:val="20"/>
+                <w:szCs w:val="20"/>
+                <w:lang w:eastAsia="en-US"/>
+              </w:rPr>
+              <w:t>22654.59</w:t>
+            </w:r>
+          </w:p>
+        </w:tc>
+        <w:tc>
+          <w:tcPr>
             <w:tcW w:w="1333" w:type="pct"/>
-            <w:tcMar/>
           </w:tcPr>
           <w:p>
             <w:pPr>
@@ -1370,17 +1424,25 @@
                 <w:lang w:eastAsia="en-US"/>
               </w:rPr>
             </w:pPr>
+            <w:r>
+              <w:rPr>
+                <w:sz w:val="20"/>
+                <w:szCs w:val="20"/>
+                <w:lang w:eastAsia="en-US"/>
+              </w:rPr>
+              <w:t>631.94</w:t>
+            </w:r>
           </w:p>
         </w:tc>
       </w:tr>
     </w:tbl>
     <w:p>
       <w:pPr>
-        <w:pStyle w:val="Descripcin"/>
+        <w:pStyle w:val="Caption"/>
         <w:jc w:val="center"/>
         <w:rPr>
-          <w:b w:val="1"/>
-          <w:bCs w:val="1"/>
+          <w:b/>
+          <w:bCs/>
           <w:lang w:val="es-419"/>
         </w:rPr>
       </w:pPr>
@@ -1392,99 +1454,67 @@
       </w:r>
       <w:r>
         <w:rPr>
-          <w:b w:val="1"/>
-          <w:bCs w:val="1"/>
+          <w:b/>
+          <w:bCs/>
           <w:lang w:val="es-419"/>
         </w:rPr>
         <w:t xml:space="preserve">Resultados </w:t>
       </w:r>
       <w:r>
         <w:rPr>
-          <w:b w:val="1"/>
-          <w:bCs w:val="1"/>
+          <w:b/>
+          <w:bCs/>
           <w:lang w:val="es-419"/>
         </w:rPr>
         <w:t>en computador</w:t>
       </w:r>
       <w:r>
         <w:rPr>
-          <w:b w:val="1"/>
-          <w:bCs w:val="1"/>
-          <w:lang w:val="es-419"/>
-        </w:rPr>
-        <w:t xml:space="preserve"> 1 para </w:t>
-      </w:r>
-      <w:r>
-        <w:rPr>
-          <w:b w:val="1"/>
-          <w:bCs w:val="1"/>
-          <w:lang w:val="es-419"/>
-        </w:rPr>
-        <w:t>or</w:t>
-      </w:r>
-      <w:r>
-        <w:rPr>
-          <w:b w:val="1"/>
-          <w:bCs w:val="1"/>
+          <w:b/>
+          <w:bCs/>
+          <w:lang w:val="es-419"/>
+        </w:rPr>
+        <w:t xml:space="preserve"> 1 para or</w:t>
+      </w:r>
+      <w:r>
+        <w:rPr>
+          <w:b/>
+          <w:bCs/>
           <w:lang w:val="es-419"/>
         </w:rPr>
         <w:t>de</w:t>
       </w:r>
       <w:r>
         <w:rPr>
-          <w:b w:val="1"/>
-          <w:bCs w:val="1"/>
-          <w:lang w:val="es-419"/>
-        </w:rPr>
-        <w:t>namientos</w:t>
-      </w:r>
-      <w:r>
-        <w:rPr>
-          <w:b w:val="1"/>
-          <w:bCs w:val="1"/>
-          <w:lang w:val="es-419"/>
-        </w:rPr>
-        <w:t xml:space="preserve"> </w:t>
-      </w:r>
-      <w:r>
-        <w:rPr>
-          <w:b w:val="1"/>
-          <w:bCs w:val="1"/>
+          <w:b/>
+          <w:bCs/>
+          <w:lang w:val="es-419"/>
+        </w:rPr>
+        <w:t xml:space="preserve">namientos </w:t>
+      </w:r>
+      <w:r>
+        <w:rPr>
+          <w:b/>
+          <w:bCs/>
           <w:lang w:val="es-419"/>
         </w:rPr>
         <w:t xml:space="preserve">iterativos </w:t>
       </w:r>
       <w:r>
         <w:rPr>
-          <w:b w:val="1"/>
-          <w:bCs w:val="1"/>
-          <w:lang w:val="es-419"/>
-        </w:rPr>
-        <w:t xml:space="preserve">con Array </w:t>
-      </w:r>
-      <w:r>
-        <w:rPr>
-          <w:b w:val="1"/>
-          <w:bCs w:val="1"/>
-          <w:lang w:val="es-419"/>
-        </w:rPr>
-        <w:t>List</w:t>
-      </w:r>
-      <w:r>
-        <w:rPr>
-          <w:b w:val="1"/>
-          <w:bCs w:val="1"/>
-          <w:lang w:val="es-419"/>
-        </w:rPr>
-        <w:t>.</w:t>
+          <w:b/>
+          <w:bCs/>
+          <w:lang w:val="es-419"/>
+        </w:rPr>
+        <w:t>con Array List.</w:t>
       </w:r>
     </w:p>
     <w:p>
       <w:pPr>
-        <w:pStyle w:val="Ttulo2"/>
+        <w:pStyle w:val="Heading2"/>
         <w:jc w:val="both"/>
         <w:rPr>
-          <w:rFonts w:asciiTheme="minorHAnsi" w:hAnsiTheme="minorHAnsi" w:eastAsiaTheme="minorEastAsia" w:cstheme="minorBidi"/>
+          <w:rFonts w:asciiTheme="minorHAnsi" w:eastAsiaTheme="minorEastAsia" w:hAnsiTheme="minorHAnsi" w:cstheme="minorBidi"/>
           <w:b/>
           <w:bCs/>
           <w:lang w:val="es-419"/>
@@ -1492,7 +1522,7 @@
       </w:pPr>
       <w:r>
         <w:rPr>
-          <w:rFonts w:asciiTheme="minorHAnsi" w:hAnsiTheme="minorHAnsi" w:eastAsiaTheme="minorEastAsia" w:cstheme="minorBidi"/>
+          <w:rFonts w:asciiTheme="minorHAnsi" w:eastAsiaTheme="minorEastAsia" w:hAnsiTheme="minorHAnsi" w:cstheme="minorBidi"/>
           <w:b/>
           <w:bCs/>
           <w:lang w:val="es-419"/>
@@ -1501,7 +1531,7 @@
       </w:r>
       <w:r>
         <w:rPr>
-          <w:rFonts w:asciiTheme="minorHAnsi" w:hAnsiTheme="minorHAnsi" w:eastAsiaTheme="minorEastAsia" w:cstheme="minorBidi"/>
+          <w:rFonts w:asciiTheme="minorHAnsi" w:eastAsiaTheme="minorEastAsia" w:hAnsiTheme="minorHAnsi" w:cstheme="minorBidi"/>
           <w:b/>
           <w:bCs/>
           <w:lang w:val="es-419"/>
@@ -1510,7 +1540,7 @@
       </w:r>
       <w:r>
         <w:rPr>
-          <w:rFonts w:asciiTheme="minorHAnsi" w:hAnsiTheme="minorHAnsi" w:eastAsiaTheme="minorEastAsia" w:cstheme="minorBidi"/>
+          <w:rFonts w:asciiTheme="minorHAnsi" w:eastAsiaTheme="minorEastAsia" w:hAnsiTheme="minorHAnsi" w:cstheme="minorBidi"/>
           <w:b/>
           <w:bCs/>
           <w:lang w:val="es-419"/>
@@ -1520,17 +1550,17 @@
     </w:p>
     <w:p>
       <w:pPr>
-        <w:pStyle w:val="Ttulo2"/>
+        <w:pStyle w:val="Heading2"/>
         <w:jc w:val="both"/>
         <w:rPr>
-          <w:rFonts w:asciiTheme="minorHAnsi" w:hAnsiTheme="minorHAnsi" w:eastAsiaTheme="minorEastAsia" w:cstheme="minorBidi"/>
+          <w:rFonts w:asciiTheme="minorHAnsi" w:eastAsiaTheme="minorEastAsia" w:hAnsiTheme="minorHAnsi" w:cstheme="minorBidi"/>
           <w:lang w:val="es-419"/>
         </w:rPr>
       </w:pPr>
     </w:p>
     <w:tbl>
       <w:tblPr>
-        <w:tblStyle w:val="Tabladecuadrcula2"/>
+        <w:tblStyle w:val="GridTable2"/>
         <w:tblW w:w="5000" w:type="pct"/>
         <w:tblLook w:val="04A0" w:firstRow="1" w:lastRow="0" w:firstColumn="1" w:lastColumn="0" w:noHBand="0" w:noVBand="1"/>
       </w:tblPr>
@@ -1549,7 +1579,6 @@
           <w:tcPr>
             <w:cnfStyle w:val="001000000000" w:firstRow="0" w:lastRow="0" w:firstColumn="1" w:lastColumn="0" w:oddVBand="0" w:evenVBand="0" w:oddHBand="0" w:evenHBand="0" w:firstRowFirstColumn="0" w:firstRowLastColumn="0" w:lastRowFirstColumn="0" w:lastRowLastColumn="0"/>
             <w:tcW w:w="1001" w:type="pct"/>
-            <w:tcMar/>
             <w:hideMark/>
           </w:tcPr>
           <w:p>
@@ -1571,9 +1600,7 @@
         </w:tc>
         <w:tc>
           <w:tcPr>
-            <w:cnfStyle w:val="000000000000" w:firstRow="0" w:lastRow="0" w:firstColumn="0" w:lastColumn="0" w:oddVBand="0" w:evenVBand="0" w:oddHBand="0" w:evenHBand="0" w:firstRowFirstColumn="0" w:firstRowLastColumn="0" w:lastRowFirstColumn="0" w:lastRowLastColumn="0"/>
             <w:tcW w:w="1332" w:type="pct"/>
-            <w:tcMar/>
             <w:hideMark/>
           </w:tcPr>
           <w:p>
@@ -1587,24 +1614,17 @@
             </w:pPr>
             <w:r>
               <w:rPr>
-                <w:color w:val="000000" w:themeColor="text1" w:themeTint="FF" w:themeShade="FF"/>
-                <w:lang w:eastAsia="en-US"/>
-              </w:rPr>
-              <w:t>Insertion Sort</w:t>
-            </w:r>
-            <w:r>
-              <w:rPr>
-                <w:color w:val="000000" w:themeColor="text1" w:themeTint="FF" w:themeShade="FF"/>
-                <w:lang w:eastAsia="en-US"/>
-              </w:rPr>
-              <w:t xml:space="preserve"> </w:t>
+                <w:color w:val="000000" w:themeColor="text1"/>
+                <w:lang w:eastAsia="en-US"/>
+              </w:rPr>
+              <w:t xml:space="preserve">Insertion Sort </w:t>
             </w:r>
             <w:r>
               <w:br/>
             </w:r>
             <w:r>
               <w:rPr>
-                <w:color w:val="000000" w:themeColor="text1" w:themeTint="FF" w:themeShade="FF"/>
+                <w:color w:val="000000" w:themeColor="text1"/>
                 <w:lang w:eastAsia="en-US"/>
               </w:rPr>
               <w:t>(</w:t>
@@ -1613,142 +1633,102 @@
               <w:rPr>
                 <w:lang w:val="es-419"/>
               </w:rPr>
-              <w:t>Linked</w:t>
+              <w:t>Linked List</w:t>
+            </w:r>
+            <w:r>
+              <w:rPr>
+                <w:color w:val="000000" w:themeColor="text1"/>
+                <w:lang w:eastAsia="en-US"/>
+              </w:rPr>
+              <w:t>)</w:t>
+            </w:r>
+          </w:p>
+        </w:tc>
+        <w:tc>
+          <w:tcPr>
+            <w:tcW w:w="1334" w:type="pct"/>
+            <w:hideMark/>
+          </w:tcPr>
+          <w:p>
+            <w:pPr>
+              <w:jc w:val="both"/>
+              <w:cnfStyle w:val="100000000000" w:firstRow="1" w:lastRow="0" w:firstColumn="0" w:lastColumn="0" w:oddVBand="0" w:evenVBand="0" w:oddHBand="0" w:evenHBand="0" w:firstRowFirstColumn="0" w:firstRowLastColumn="0" w:lastRowFirstColumn="0" w:lastRowLastColumn="0"/>
+              <w:rPr>
+                <w:color w:val="000000"/>
+                <w:lang w:eastAsia="en-US"/>
+              </w:rPr>
+            </w:pPr>
+            <w:r>
+              <w:rPr>
+                <w:color w:val="000000" w:themeColor="text1"/>
+                <w:lang w:eastAsia="en-US"/>
+              </w:rPr>
+              <w:t xml:space="preserve">Selection Sort </w:t>
+            </w:r>
+            <w:r>
+              <w:br/>
+            </w:r>
+            <w:r>
+              <w:rPr>
+                <w:color w:val="000000" w:themeColor="text1"/>
+                <w:lang w:eastAsia="en-US"/>
+              </w:rPr>
+              <w:t>(</w:t>
             </w:r>
             <w:r>
               <w:rPr>
                 <w:lang w:val="es-419"/>
               </w:rPr>
-              <w:t xml:space="preserve"> </w:t>
+              <w:t>Linked List</w:t>
+            </w:r>
+            <w:r>
+              <w:rPr>
+                <w:color w:val="000000" w:themeColor="text1"/>
+                <w:lang w:eastAsia="en-US"/>
+              </w:rPr>
+              <w:t>)</w:t>
+            </w:r>
+          </w:p>
+        </w:tc>
+        <w:tc>
+          <w:tcPr>
+            <w:tcW w:w="1333" w:type="pct"/>
+          </w:tcPr>
+          <w:p>
+            <w:pPr>
+              <w:jc w:val="both"/>
+              <w:cnfStyle w:val="100000000000" w:firstRow="1" w:lastRow="0" w:firstColumn="0" w:lastColumn="0" w:oddVBand="0" w:evenVBand="0" w:oddHBand="0" w:evenHBand="0" w:firstRowFirstColumn="0" w:firstRowLastColumn="0" w:lastRowFirstColumn="0" w:lastRowLastColumn="0"/>
+              <w:rPr>
+                <w:color w:val="000000" w:themeColor="text1"/>
+                <w:lang w:eastAsia="en-US"/>
+              </w:rPr>
+            </w:pPr>
+            <w:r>
+              <w:rPr>
+                <w:color w:val="000000" w:themeColor="text1"/>
+                <w:lang w:eastAsia="en-US"/>
+              </w:rPr>
+              <w:t>Shell Sort</w:t>
+            </w:r>
+            <w:r>
+              <w:br/>
+            </w:r>
+            <w:r>
+              <w:rPr>
+                <w:color w:val="000000" w:themeColor="text1"/>
+                <w:lang w:eastAsia="en-US"/>
+              </w:rPr>
+              <w:t>(</w:t>
             </w:r>
             <w:r>
               <w:rPr>
                 <w:lang w:val="es-419"/>
               </w:rPr>
-              <w:t>List</w:t>
-            </w:r>
-            <w:r>
-              <w:rPr>
-                <w:color w:val="000000" w:themeColor="text1" w:themeTint="FF" w:themeShade="FF"/>
-                <w:lang w:eastAsia="en-US"/>
-              </w:rPr>
-              <w:t>)</w:t>
-            </w:r>
-          </w:p>
-        </w:tc>
-        <w:tc>
-          <w:tcPr>
-            <w:cnfStyle w:val="000000000000" w:firstRow="0" w:lastRow="0" w:firstColumn="0" w:lastColumn="0" w:oddVBand="0" w:evenVBand="0" w:oddHBand="0" w:evenHBand="0" w:firstRowFirstColumn="0" w:firstRowLastColumn="0" w:lastRowFirstColumn="0" w:lastRowLastColumn="0"/>
-            <w:tcW w:w="1334" w:type="pct"/>
-            <w:tcMar/>
-            <w:hideMark/>
-          </w:tcPr>
-          <w:p>
-            <w:pPr>
-              <w:jc w:val="both"/>
-              <w:cnfStyle w:val="100000000000" w:firstRow="1" w:lastRow="0" w:firstColumn="0" w:lastColumn="0" w:oddVBand="0" w:evenVBand="0" w:oddHBand="0" w:evenHBand="0" w:firstRowFirstColumn="0" w:firstRowLastColumn="0" w:lastRowFirstColumn="0" w:lastRowLastColumn="0"/>
-              <w:rPr>
-                <w:color w:val="000000"/>
-                <w:lang w:eastAsia="en-US"/>
-              </w:rPr>
-            </w:pPr>
-            <w:r>
-              <w:rPr>
-                <w:color w:val="000000" w:themeColor="text1" w:themeTint="FF" w:themeShade="FF"/>
-                <w:lang w:eastAsia="en-US"/>
-              </w:rPr>
-              <w:t xml:space="preserve">Selection Sort </w:t>
-            </w:r>
-            <w:r>
-              <w:br/>
-            </w:r>
-            <w:r>
-              <w:rPr>
-                <w:color w:val="000000" w:themeColor="text1" w:themeTint="FF" w:themeShade="FF"/>
-                <w:lang w:eastAsia="en-US"/>
-              </w:rPr>
-              <w:t>(</w:t>
-            </w:r>
-            <w:r>
-              <w:rPr>
-                <w:lang w:val="es-419"/>
-              </w:rPr>
-              <w:t>Linked</w:t>
-            </w:r>
-            <w:r>
-              <w:rPr>
-                <w:lang w:val="es-419"/>
-              </w:rPr>
-              <w:t xml:space="preserve"> </w:t>
-            </w:r>
-            <w:r>
-              <w:rPr>
-                <w:lang w:val="es-419"/>
-              </w:rPr>
-              <w:t>List</w:t>
-            </w:r>
-            <w:r>
-              <w:rPr>
-                <w:color w:val="000000" w:themeColor="text1" w:themeTint="FF" w:themeShade="FF"/>
-                <w:lang w:eastAsia="en-US"/>
-              </w:rPr>
-              <w:t>)</w:t>
-            </w:r>
-          </w:p>
-        </w:tc>
-        <w:tc>
-          <w:tcPr>
-            <w:cnfStyle w:val="000000000000" w:firstRow="0" w:lastRow="0" w:firstColumn="0" w:lastColumn="0" w:oddVBand="0" w:evenVBand="0" w:oddHBand="0" w:evenHBand="0" w:firstRowFirstColumn="0" w:firstRowLastColumn="0" w:lastRowFirstColumn="0" w:lastRowLastColumn="0"/>
-            <w:tcW w:w="1333" w:type="pct"/>
-            <w:tcMar/>
-          </w:tcPr>
-          <w:p>
-            <w:pPr>
-              <w:jc w:val="both"/>
-              <w:cnfStyle w:val="100000000000" w:firstRow="1" w:lastRow="0" w:firstColumn="0" w:lastColumn="0" w:oddVBand="0" w:evenVBand="0" w:oddHBand="0" w:evenHBand="0" w:firstRowFirstColumn="0" w:firstRowLastColumn="0" w:lastRowFirstColumn="0" w:lastRowLastColumn="0"/>
+              <w:t>Linked List</w:t>
+            </w:r>
+            <w:r>
               <w:rPr>
                 <w:color w:val="000000" w:themeColor="text1"/>
-                <w:lang w:eastAsia="en-US"/>
-              </w:rPr>
-            </w:pPr>
-            <w:r>
-              <w:rPr>
-                <w:color w:val="000000" w:themeColor="text1" w:themeTint="FF" w:themeShade="FF"/>
-                <w:lang w:eastAsia="en-US"/>
-              </w:rPr>
-              <w:t>Shell Sort</w:t>
-            </w:r>
-            <w:r>
-              <w:br/>
-            </w:r>
-            <w:r>
-              <w:rPr>
-                <w:color w:val="000000" w:themeColor="text1" w:themeTint="FF" w:themeShade="FF"/>
-                <w:lang w:eastAsia="en-US"/>
-              </w:rPr>
-              <w:t>(</w:t>
-            </w:r>
-            <w:r>
-              <w:rPr>
-                <w:lang w:val="es-419"/>
-              </w:rPr>
-              <w:t>Linked</w:t>
-            </w:r>
-            <w:r>
-              <w:rPr>
-                <w:lang w:val="es-419"/>
-              </w:rPr>
-              <w:t xml:space="preserve"> </w:t>
-            </w:r>
-            <w:r>
-              <w:rPr>
-                <w:lang w:val="es-419"/>
-              </w:rPr>
-              <w:t>List</w:t>
-            </w:r>
-            <w:r>
-              <w:rPr>
-                <w:color w:val="000000" w:themeColor="text1" w:themeTint="FF" w:themeShade="FF"/>
                 <w:lang w:eastAsia="en-US"/>
               </w:rPr>
               <w:t>)</w:t>
@@ -1765,7 +1745,6 @@
           <w:tcPr>
             <w:cnfStyle w:val="001000000000" w:firstRow="0" w:lastRow="0" w:firstColumn="1" w:lastColumn="0" w:oddVBand="0" w:evenVBand="0" w:oddHBand="0" w:evenHBand="0" w:firstRowFirstColumn="0" w:firstRowLastColumn="0" w:lastRowFirstColumn="0" w:lastRowLastColumn="0"/>
             <w:tcW w:w="1001" w:type="pct"/>
-            <w:tcMar/>
             <w:hideMark/>
           </w:tcPr>
           <w:p>
@@ -1787,9 +1766,7 @@
         </w:tc>
         <w:tc>
           <w:tcPr>
-            <w:cnfStyle w:val="000000000000" w:firstRow="0" w:lastRow="0" w:firstColumn="0" w:lastColumn="0" w:oddVBand="0" w:evenVBand="0" w:oddHBand="0" w:evenHBand="0" w:firstRowFirstColumn="0" w:firstRowLastColumn="0" w:lastRowFirstColumn="0" w:lastRowLastColumn="0"/>
             <w:tcW w:w="1332" w:type="pct"/>
-            <w:tcMar/>
             <w:hideMark/>
           </w:tcPr>
           <w:p>
@@ -1801,13 +1778,18 @@
                 <w:lang w:eastAsia="en-US"/>
               </w:rPr>
             </w:pPr>
-          </w:p>
-        </w:tc>
-        <w:tc>
-          <w:tcPr>
-            <w:cnfStyle w:val="000000000000" w:firstRow="0" w:lastRow="0" w:firstColumn="0" w:lastColumn="0" w:oddVBand="0" w:evenVBand="0" w:oddHBand="0" w:evenHBand="0" w:firstRowFirstColumn="0" w:firstRowLastColumn="0" w:lastRowFirstColumn="0" w:lastRowLastColumn="0"/>
+            <w:r>
+              <w:rPr>
+                <w:color w:val="000000"/>
+                <w:lang w:eastAsia="en-US"/>
+              </w:rPr>
+              <w:t>4.33</w:t>
+            </w:r>
+          </w:p>
+        </w:tc>
+        <w:tc>
+          <w:tcPr>
             <w:tcW w:w="1334" w:type="pct"/>
-            <w:tcMar/>
             <w:hideMark/>
           </w:tcPr>
           <w:p>
@@ -1820,13 +1802,19 @@
                 <w:lang w:eastAsia="en-US"/>
               </w:rPr>
             </w:pPr>
-          </w:p>
-        </w:tc>
-        <w:tc>
-          <w:tcPr>
-            <w:cnfStyle w:val="000000000000" w:firstRow="0" w:lastRow="0" w:firstColumn="0" w:lastColumn="0" w:oddVBand="0" w:evenVBand="0" w:oddHBand="0" w:evenHBand="0" w:firstRowFirstColumn="0" w:firstRowLastColumn="0" w:lastRowFirstColumn="0" w:lastRowLastColumn="0"/>
+            <w:r>
+              <w:rPr>
+                <w:sz w:val="20"/>
+                <w:szCs w:val="20"/>
+                <w:lang w:eastAsia="en-US"/>
+              </w:rPr>
+              <w:t>3.80</w:t>
+            </w:r>
+          </w:p>
+        </w:tc>
+        <w:tc>
+          <w:tcPr>
             <w:tcW w:w="1333" w:type="pct"/>
-            <w:tcMar/>
           </w:tcPr>
           <w:p>
             <w:pPr>
@@ -1838,6 +1826,14 @@
                 <w:lang w:eastAsia="en-US"/>
               </w:rPr>
             </w:pPr>
+            <w:r>
+              <w:rPr>
+                <w:sz w:val="20"/>
+                <w:szCs w:val="20"/>
+                <w:lang w:eastAsia="en-US"/>
+              </w:rPr>
+              <w:t>2.03</w:t>
+            </w:r>
           </w:p>
         </w:tc>
       </w:tr>
@@ -1849,7 +1845,6 @@
           <w:tcPr>
             <w:cnfStyle w:val="001000000000" w:firstRow="0" w:lastRow="0" w:firstColumn="1" w:lastColumn="0" w:oddVBand="0" w:evenVBand="0" w:oddHBand="0" w:evenHBand="0" w:firstRowFirstColumn="0" w:firstRowLastColumn="0" w:lastRowFirstColumn="0" w:lastRowLastColumn="0"/>
             <w:tcW w:w="1001" w:type="pct"/>
-            <w:tcMar/>
             <w:hideMark/>
           </w:tcPr>
           <w:p>
@@ -1865,15 +1860,14 @@
                 <w:color w:val="000000" w:themeColor="text1"/>
                 <w:lang w:eastAsia="en-US"/>
               </w:rPr>
+              <w:lastRenderedPageBreak/>
               <w:t>5.00%</w:t>
             </w:r>
           </w:p>
         </w:tc>
         <w:tc>
           <w:tcPr>
-            <w:cnfStyle w:val="000000000000" w:firstRow="0" w:lastRow="0" w:firstColumn="0" w:lastColumn="0" w:oddVBand="0" w:evenVBand="0" w:oddHBand="0" w:evenHBand="0" w:firstRowFirstColumn="0" w:firstRowLastColumn="0" w:lastRowFirstColumn="0" w:lastRowLastColumn="0"/>
             <w:tcW w:w="1332" w:type="pct"/>
-            <w:tcMar/>
             <w:hideMark/>
           </w:tcPr>
           <w:p>
@@ -1885,13 +1879,18 @@
                 <w:lang w:eastAsia="en-US"/>
               </w:rPr>
             </w:pPr>
-          </w:p>
-        </w:tc>
-        <w:tc>
-          <w:tcPr>
-            <w:cnfStyle w:val="000000000000" w:firstRow="0" w:lastRow="0" w:firstColumn="0" w:lastColumn="0" w:oddVBand="0" w:evenVBand="0" w:oddHBand="0" w:evenHBand="0" w:firstRowFirstColumn="0" w:firstRowLastColumn="0" w:lastRowFirstColumn="0" w:lastRowLastColumn="0"/>
+            <w:r>
+              <w:rPr>
+                <w:color w:val="000000"/>
+                <w:lang w:eastAsia="en-US"/>
+              </w:rPr>
+              <w:t>2965.24</w:t>
+            </w:r>
+          </w:p>
+        </w:tc>
+        <w:tc>
+          <w:tcPr>
             <w:tcW w:w="1334" w:type="pct"/>
-            <w:tcMar/>
             <w:hideMark/>
           </w:tcPr>
           <w:p>
@@ -1904,13 +1903,19 @@
                 <w:lang w:eastAsia="en-US"/>
               </w:rPr>
             </w:pPr>
-          </w:p>
-        </w:tc>
-        <w:tc>
-          <w:tcPr>
-            <w:cnfStyle w:val="000000000000" w:firstRow="0" w:lastRow="0" w:firstColumn="0" w:lastColumn="0" w:oddVBand="0" w:evenVBand="0" w:oddHBand="0" w:evenHBand="0" w:firstRowFirstColumn="0" w:firstRowLastColumn="0" w:lastRowFirstColumn="0" w:lastRowLastColumn="0"/>
+            <w:r>
+              <w:rPr>
+                <w:sz w:val="20"/>
+                <w:szCs w:val="20"/>
+                <w:lang w:eastAsia="en-US"/>
+              </w:rPr>
+              <w:t>3381.20</w:t>
+            </w:r>
+          </w:p>
+        </w:tc>
+        <w:tc>
+          <w:tcPr>
             <w:tcW w:w="1333" w:type="pct"/>
-            <w:tcMar/>
           </w:tcPr>
           <w:p>
             <w:pPr>
@@ -1922,6 +1927,14 @@
                 <w:lang w:eastAsia="en-US"/>
               </w:rPr>
             </w:pPr>
+            <w:r>
+              <w:rPr>
+                <w:sz w:val="20"/>
+                <w:szCs w:val="20"/>
+                <w:lang w:eastAsia="en-US"/>
+              </w:rPr>
+              <w:t>434.31</w:t>
+            </w:r>
           </w:p>
         </w:tc>
       </w:tr>
@@ -1934,7 +1947,6 @@
           <w:tcPr>
             <w:cnfStyle w:val="001000000000" w:firstRow="0" w:lastRow="0" w:firstColumn="1" w:lastColumn="0" w:oddVBand="0" w:evenVBand="0" w:oddHBand="0" w:evenHBand="0" w:firstRowFirstColumn="0" w:firstRowLastColumn="0" w:lastRowFirstColumn="0" w:lastRowLastColumn="0"/>
             <w:tcW w:w="1001" w:type="pct"/>
-            <w:tcMar/>
             <w:hideMark/>
           </w:tcPr>
           <w:p>
@@ -1956,9 +1968,7 @@
         </w:tc>
         <w:tc>
           <w:tcPr>
-            <w:cnfStyle w:val="000000000000" w:firstRow="0" w:lastRow="0" w:firstColumn="0" w:lastColumn="0" w:oddVBand="0" w:evenVBand="0" w:oddHBand="0" w:evenHBand="0" w:firstRowFirstColumn="0" w:firstRowLastColumn="0" w:lastRowFirstColumn="0" w:lastRowLastColumn="0"/>
             <w:tcW w:w="1332" w:type="pct"/>
-            <w:tcMar/>
             <w:hideMark/>
           </w:tcPr>
           <w:p>
@@ -1970,13 +1980,18 @@
                 <w:lang w:eastAsia="en-US"/>
               </w:rPr>
             </w:pPr>
-          </w:p>
-        </w:tc>
-        <w:tc>
-          <w:tcPr>
-            <w:cnfStyle w:val="000000000000" w:firstRow="0" w:lastRow="0" w:firstColumn="0" w:lastColumn="0" w:oddVBand="0" w:evenVBand="0" w:oddHBand="0" w:evenHBand="0" w:firstRowFirstColumn="0" w:firstRowLastColumn="0" w:lastRowFirstColumn="0" w:lastRowLastColumn="0"/>
+            <w:r>
+              <w:rPr>
+                <w:color w:val="000000"/>
+                <w:lang w:eastAsia="en-US"/>
+              </w:rPr>
+              <w:t>24754.34</w:t>
+            </w:r>
+          </w:p>
+        </w:tc>
+        <w:tc>
+          <w:tcPr>
             <w:tcW w:w="1334" w:type="pct"/>
-            <w:tcMar/>
             <w:hideMark/>
           </w:tcPr>
           <w:p>
@@ -1989,13 +2004,19 @@
                 <w:lang w:eastAsia="en-US"/>
               </w:rPr>
             </w:pPr>
-          </w:p>
-        </w:tc>
-        <w:tc>
-          <w:tcPr>
-            <w:cnfStyle w:val="000000000000" w:firstRow="0" w:lastRow="0" w:firstColumn="0" w:lastColumn="0" w:oddVBand="0" w:evenVBand="0" w:oddHBand="0" w:evenHBand="0" w:firstRowFirstColumn="0" w:firstRowLastColumn="0" w:lastRowFirstColumn="0" w:lastRowLastColumn="0"/>
+            <w:r>
+              <w:rPr>
+                <w:sz w:val="20"/>
+                <w:szCs w:val="20"/>
+                <w:lang w:eastAsia="en-US"/>
+              </w:rPr>
+              <w:t>38877.99</w:t>
+            </w:r>
+          </w:p>
+        </w:tc>
+        <w:tc>
+          <w:tcPr>
             <w:tcW w:w="1333" w:type="pct"/>
-            <w:tcMar/>
           </w:tcPr>
           <w:p>
             <w:pPr>
@@ -2007,6 +2028,14 @@
                 <w:lang w:eastAsia="en-US"/>
               </w:rPr>
             </w:pPr>
+            <w:r>
+              <w:rPr>
+                <w:sz w:val="20"/>
+                <w:szCs w:val="20"/>
+                <w:lang w:eastAsia="en-US"/>
+              </w:rPr>
+              <w:t>2359.62</w:t>
+            </w:r>
           </w:p>
         </w:tc>
       </w:tr>
@@ -2018,7 +2047,6 @@
           <w:tcPr>
             <w:cnfStyle w:val="001000000000" w:firstRow="0" w:lastRow="0" w:firstColumn="1" w:lastColumn="0" w:oddVBand="0" w:evenVBand="0" w:oddHBand="0" w:evenHBand="0" w:firstRowFirstColumn="0" w:firstRowLastColumn="0" w:lastRowFirstColumn="0" w:lastRowLastColumn="0"/>
             <w:tcW w:w="1001" w:type="pct"/>
-            <w:tcMar/>
             <w:hideMark/>
           </w:tcPr>
           <w:p>
@@ -2034,16 +2062,13 @@
                 <w:color w:val="000000" w:themeColor="text1"/>
                 <w:lang w:eastAsia="en-US"/>
               </w:rPr>
-              <w:lastRenderedPageBreak/>
               <w:t>20.00%</w:t>
             </w:r>
           </w:p>
         </w:tc>
         <w:tc>
           <w:tcPr>
-            <w:cnfStyle w:val="000000000000" w:firstRow="0" w:lastRow="0" w:firstColumn="0" w:lastColumn="0" w:oddVBand="0" w:evenVBand="0" w:oddHBand="0" w:evenHBand="0" w:firstRowFirstColumn="0" w:firstRowLastColumn="0" w:lastRowFirstColumn="0" w:lastRowLastColumn="0"/>
             <w:tcW w:w="1332" w:type="pct"/>
-            <w:tcMar/>
             <w:hideMark/>
           </w:tcPr>
           <w:p>
@@ -2055,13 +2080,18 @@
                 <w:lang w:eastAsia="en-US"/>
               </w:rPr>
             </w:pPr>
-          </w:p>
-        </w:tc>
-        <w:tc>
-          <w:tcPr>
-            <w:cnfStyle w:val="000000000000" w:firstRow="0" w:lastRow="0" w:firstColumn="0" w:lastColumn="0" w:oddVBand="0" w:evenVBand="0" w:oddHBand="0" w:evenHBand="0" w:firstRowFirstColumn="0" w:firstRowLastColumn="0" w:lastRowFirstColumn="0" w:lastRowLastColumn="0"/>
+            <w:r>
+              <w:rPr>
+                <w:color w:val="000000"/>
+                <w:lang w:eastAsia="en-US"/>
+              </w:rPr>
+              <w:t>202321.73</w:t>
+            </w:r>
+          </w:p>
+        </w:tc>
+        <w:tc>
+          <w:tcPr>
             <w:tcW w:w="1334" w:type="pct"/>
-            <w:tcMar/>
             <w:hideMark/>
           </w:tcPr>
           <w:p>
@@ -2074,13 +2104,19 @@
                 <w:lang w:eastAsia="en-US"/>
               </w:rPr>
             </w:pPr>
-          </w:p>
-        </w:tc>
-        <w:tc>
-          <w:tcPr>
-            <w:cnfStyle w:val="000000000000" w:firstRow="0" w:lastRow="0" w:firstColumn="0" w:lastColumn="0" w:oddVBand="0" w:evenVBand="0" w:oddHBand="0" w:evenHBand="0" w:firstRowFirstColumn="0" w:firstRowLastColumn="0" w:lastRowFirstColumn="0" w:lastRowLastColumn="0"/>
+            <w:r>
+              <w:rPr>
+                <w:sz w:val="20"/>
+                <w:szCs w:val="20"/>
+                <w:lang w:eastAsia="en-US"/>
+              </w:rPr>
+              <w:t>362774.97</w:t>
+            </w:r>
+          </w:p>
+        </w:tc>
+        <w:tc>
+          <w:tcPr>
             <w:tcW w:w="1333" w:type="pct"/>
-            <w:tcMar/>
           </w:tcPr>
           <w:p>
             <w:pPr>
@@ -2092,6 +2128,14 @@
                 <w:lang w:eastAsia="en-US"/>
               </w:rPr>
             </w:pPr>
+            <w:r>
+              <w:rPr>
+                <w:sz w:val="20"/>
+                <w:szCs w:val="20"/>
+                <w:lang w:eastAsia="en-US"/>
+              </w:rPr>
+              <w:t>27320.11</w:t>
+            </w:r>
           </w:p>
         </w:tc>
       </w:tr>
@@ -2104,7 +2148,6 @@
           <w:tcPr>
             <w:cnfStyle w:val="001000000000" w:firstRow="0" w:lastRow="0" w:firstColumn="1" w:lastColumn="0" w:oddVBand="0" w:evenVBand="0" w:oddHBand="0" w:evenHBand="0" w:firstRowFirstColumn="0" w:firstRowLastColumn="0" w:lastRowFirstColumn="0" w:lastRowLastColumn="0"/>
             <w:tcW w:w="1001" w:type="pct"/>
-            <w:tcMar/>
             <w:hideMark/>
           </w:tcPr>
           <w:p>
@@ -2126,9 +2169,7 @@
         </w:tc>
         <w:tc>
           <w:tcPr>
-            <w:cnfStyle w:val="000000000000" w:firstRow="0" w:lastRow="0" w:firstColumn="0" w:lastColumn="0" w:oddVBand="0" w:evenVBand="0" w:oddHBand="0" w:evenHBand="0" w:firstRowFirstColumn="0" w:firstRowLastColumn="0" w:lastRowFirstColumn="0" w:lastRowLastColumn="0"/>
             <w:tcW w:w="1332" w:type="pct"/>
-            <w:tcMar/>
             <w:hideMark/>
           </w:tcPr>
           <w:p>
@@ -2144,9 +2185,7 @@
         </w:tc>
         <w:tc>
           <w:tcPr>
-            <w:cnfStyle w:val="000000000000" w:firstRow="0" w:lastRow="0" w:firstColumn="0" w:lastColumn="0" w:oddVBand="0" w:evenVBand="0" w:oddHBand="0" w:evenHBand="0" w:firstRowFirstColumn="0" w:firstRowLastColumn="0" w:lastRowFirstColumn="0" w:lastRowLastColumn="0"/>
             <w:tcW w:w="1334" w:type="pct"/>
-            <w:tcMar/>
             <w:hideMark/>
           </w:tcPr>
           <w:p>
@@ -2163,9 +2202,7 @@
         </w:tc>
         <w:tc>
           <w:tcPr>
-            <w:cnfStyle w:val="000000000000" w:firstRow="0" w:lastRow="0" w:firstColumn="0" w:lastColumn="0" w:oddVBand="0" w:evenVBand="0" w:oddHBand="0" w:evenHBand="0" w:firstRowFirstColumn="0" w:firstRowLastColumn="0" w:lastRowFirstColumn="0" w:lastRowLastColumn="0"/>
             <w:tcW w:w="1333" w:type="pct"/>
-            <w:tcMar/>
           </w:tcPr>
           <w:p>
             <w:pPr>
@@ -2177,6 +2214,14 @@
                 <w:lang w:eastAsia="en-US"/>
               </w:rPr>
             </w:pPr>
+            <w:r>
+              <w:rPr>
+                <w:sz w:val="20"/>
+                <w:szCs w:val="20"/>
+                <w:lang w:eastAsia="en-US"/>
+              </w:rPr>
+              <w:t>78028.06</w:t>
+            </w:r>
           </w:p>
         </w:tc>
       </w:tr>
@@ -2188,7 +2233,6 @@
           <w:tcPr>
             <w:cnfStyle w:val="001000000000" w:firstRow="0" w:lastRow="0" w:firstColumn="1" w:lastColumn="0" w:oddVBand="0" w:evenVBand="0" w:oddHBand="0" w:evenHBand="0" w:firstRowFirstColumn="0" w:firstRowLastColumn="0" w:lastRowFirstColumn="0" w:lastRowLastColumn="0"/>
             <w:tcW w:w="1001" w:type="pct"/>
-            <w:tcMar/>
             <w:hideMark/>
           </w:tcPr>
           <w:p>
@@ -2210,9 +2254,7 @@
         </w:tc>
         <w:tc>
           <w:tcPr>
-            <w:cnfStyle w:val="000000000000" w:firstRow="0" w:lastRow="0" w:firstColumn="0" w:lastColumn="0" w:oddVBand="0" w:evenVBand="0" w:oddHBand="0" w:evenHBand="0" w:firstRowFirstColumn="0" w:firstRowLastColumn="0" w:lastRowFirstColumn="0" w:lastRowLastColumn="0"/>
             <w:tcW w:w="1332" w:type="pct"/>
-            <w:tcMar/>
             <w:hideMark/>
           </w:tcPr>
           <w:p>
@@ -2228,9 +2270,7 @@
         </w:tc>
         <w:tc>
           <w:tcPr>
-            <w:cnfStyle w:val="000000000000" w:firstRow="0" w:lastRow="0" w:firstColumn="0" w:lastColumn="0" w:oddVBand="0" w:evenVBand="0" w:oddHBand="0" w:evenHBand="0" w:firstRowFirstColumn="0" w:firstRowLastColumn="0" w:lastRowFirstColumn="0" w:lastRowLastColumn="0"/>
             <w:tcW w:w="1334" w:type="pct"/>
-            <w:tcMar/>
             <w:hideMark/>
           </w:tcPr>
           <w:p>
@@ -2247,9 +2287,7 @@
         </w:tc>
         <w:tc>
           <w:tcPr>
-            <w:cnfStyle w:val="000000000000" w:firstRow="0" w:lastRow="0" w:firstColumn="0" w:lastColumn="0" w:oddVBand="0" w:evenVBand="0" w:oddHBand="0" w:evenHBand="0" w:firstRowFirstColumn="0" w:firstRowLastColumn="0" w:lastRowFirstColumn="0" w:lastRowLastColumn="0"/>
             <w:tcW w:w="1333" w:type="pct"/>
-            <w:tcMar/>
           </w:tcPr>
           <w:p>
             <w:pPr>
@@ -2261,6 +2299,14 @@
                 <w:lang w:eastAsia="en-US"/>
               </w:rPr>
             </w:pPr>
+            <w:r>
+              <w:rPr>
+                <w:sz w:val="20"/>
+                <w:szCs w:val="20"/>
+                <w:lang w:eastAsia="en-US"/>
+              </w:rPr>
+              <w:t>254006.03</w:t>
+            </w:r>
           </w:p>
         </w:tc>
       </w:tr>
@@ -2273,7 +2319,6 @@
           <w:tcPr>
             <w:cnfStyle w:val="001000000000" w:firstRow="0" w:lastRow="0" w:firstColumn="1" w:lastColumn="0" w:oddVBand="0" w:evenVBand="0" w:oddHBand="0" w:evenHBand="0" w:firstRowFirstColumn="0" w:firstRowLastColumn="0" w:lastRowFirstColumn="0" w:lastRowLastColumn="0"/>
             <w:tcW w:w="1001" w:type="pct"/>
-            <w:tcMar/>
             <w:hideMark/>
           </w:tcPr>
           <w:p>
@@ -2295,9 +2340,7 @@
         </w:tc>
         <w:tc>
           <w:tcPr>
-            <w:cnfStyle w:val="000000000000" w:firstRow="0" w:lastRow="0" w:firstColumn="0" w:lastColumn="0" w:oddVBand="0" w:evenVBand="0" w:oddHBand="0" w:evenHBand="0" w:firstRowFirstColumn="0" w:firstRowLastColumn="0" w:lastRowFirstColumn="0" w:lastRowLastColumn="0"/>
             <w:tcW w:w="1332" w:type="pct"/>
-            <w:tcMar/>
             <w:hideMark/>
           </w:tcPr>
           <w:p>
@@ -2313,9 +2356,7 @@
         </w:tc>
         <w:tc>
           <w:tcPr>
-            <w:cnfStyle w:val="000000000000" w:firstRow="0" w:lastRow="0" w:firstColumn="0" w:lastColumn="0" w:oddVBand="0" w:evenVBand="0" w:oddHBand="0" w:evenHBand="0" w:firstRowFirstColumn="0" w:firstRowLastColumn="0" w:lastRowFirstColumn="0" w:lastRowLastColumn="0"/>
             <w:tcW w:w="1334" w:type="pct"/>
-            <w:tcMar/>
             <w:hideMark/>
           </w:tcPr>
           <w:p>
@@ -2332,9 +2373,7 @@
         </w:tc>
         <w:tc>
           <w:tcPr>
-            <w:cnfStyle w:val="000000000000" w:firstRow="0" w:lastRow="0" w:firstColumn="0" w:lastColumn="0" w:oddVBand="0" w:evenVBand="0" w:oddHBand="0" w:evenHBand="0" w:firstRowFirstColumn="0" w:firstRowLastColumn="0" w:lastRowFirstColumn="0" w:lastRowLastColumn="0"/>
             <w:tcW w:w="1333" w:type="pct"/>
-            <w:tcMar/>
           </w:tcPr>
           <w:p>
             <w:pPr>
@@ -2357,7 +2396,6 @@
           <w:tcPr>
             <w:cnfStyle w:val="001000000000" w:firstRow="0" w:lastRow="0" w:firstColumn="1" w:lastColumn="0" w:oddVBand="0" w:evenVBand="0" w:oddHBand="0" w:evenHBand="0" w:firstRowFirstColumn="0" w:firstRowLastColumn="0" w:lastRowFirstColumn="0" w:lastRowLastColumn="0"/>
             <w:tcW w:w="1001" w:type="pct"/>
-            <w:tcMar/>
             <w:hideMark/>
           </w:tcPr>
           <w:p>
@@ -2379,9 +2417,7 @@
         </w:tc>
         <w:tc>
           <w:tcPr>
-            <w:cnfStyle w:val="000000000000" w:firstRow="0" w:lastRow="0" w:firstColumn="0" w:lastColumn="0" w:oddVBand="0" w:evenVBand="0" w:oddHBand="0" w:evenHBand="0" w:firstRowFirstColumn="0" w:firstRowLastColumn="0" w:lastRowFirstColumn="0" w:lastRowLastColumn="0"/>
             <w:tcW w:w="1332" w:type="pct"/>
-            <w:tcMar/>
             <w:hideMark/>
           </w:tcPr>
           <w:p>
@@ -2397,9 +2433,7 @@
         </w:tc>
         <w:tc>
           <w:tcPr>
-            <w:cnfStyle w:val="000000000000" w:firstRow="0" w:lastRow="0" w:firstColumn="0" w:lastColumn="0" w:oddVBand="0" w:evenVBand="0" w:oddHBand="0" w:evenHBand="0" w:firstRowFirstColumn="0" w:firstRowLastColumn="0" w:lastRowFirstColumn="0" w:lastRowLastColumn="0"/>
             <w:tcW w:w="1334" w:type="pct"/>
-            <w:tcMar/>
             <w:hideMark/>
           </w:tcPr>
           <w:p>
@@ -2416,9 +2450,7 @@
         </w:tc>
         <w:tc>
           <w:tcPr>
-            <w:cnfStyle w:val="000000000000" w:firstRow="0" w:lastRow="0" w:firstColumn="0" w:lastColumn="0" w:oddVBand="0" w:evenVBand="0" w:oddHBand="0" w:evenHBand="0" w:firstRowFirstColumn="0" w:firstRowLastColumn="0" w:lastRowFirstColumn="0" w:lastRowLastColumn="0"/>
             <w:tcW w:w="1333" w:type="pct"/>
-            <w:tcMar/>
           </w:tcPr>
           <w:p>
             <w:pPr>
@@ -2436,11 +2468,11 @@
     </w:tbl>
     <w:p>
       <w:pPr>
-        <w:pStyle w:val="Descripcin"/>
+        <w:pStyle w:val="Caption"/>
         <w:jc w:val="center"/>
         <w:rPr>
-          <w:b w:val="1"/>
-          <w:bCs w:val="1"/>
+          <w:b/>
+          <w:bCs/>
           <w:lang w:val="es-419"/>
         </w:rPr>
       </w:pPr>
@@ -2452,115 +2484,51 @@
       </w:r>
       <w:r>
         <w:rPr>
-          <w:b w:val="1"/>
-          <w:bCs w:val="1"/>
+          <w:b/>
+          <w:bCs/>
           <w:lang w:val="es-419"/>
         </w:rPr>
         <w:t xml:space="preserve">Resultados </w:t>
       </w:r>
       <w:r>
         <w:rPr>
-          <w:b w:val="1"/>
-          <w:bCs w:val="1"/>
+          <w:b/>
+          <w:bCs/>
           <w:lang w:val="es-419"/>
         </w:rPr>
         <w:t>en computador 1</w:t>
       </w:r>
       <w:r>
         <w:rPr>
-          <w:b w:val="1"/>
-          <w:bCs w:val="1"/>
-          <w:lang w:val="es-419"/>
-        </w:rPr>
-        <w:t xml:space="preserve"> para </w:t>
-      </w:r>
-      <w:r>
-        <w:rPr>
-          <w:b w:val="1"/>
-          <w:bCs w:val="1"/>
-          <w:lang w:val="es-419"/>
-        </w:rPr>
-        <w:t>ordenamientos</w:t>
-      </w:r>
-      <w:r>
-        <w:rPr>
-          <w:b w:val="1"/>
-          <w:bCs w:val="1"/>
-          <w:lang w:val="es-419"/>
-        </w:rPr>
-        <w:t xml:space="preserve"> </w:t>
-      </w:r>
-      <w:r>
-        <w:rPr>
-          <w:b w:val="1"/>
-          <w:bCs w:val="1"/>
+          <w:b/>
+          <w:bCs/>
+          <w:lang w:val="es-419"/>
+        </w:rPr>
+        <w:t xml:space="preserve"> para ordenamientos </w:t>
+      </w:r>
+      <w:r>
+        <w:rPr>
+          <w:b/>
+          <w:bCs/>
           <w:lang w:val="es-419"/>
         </w:rPr>
         <w:t xml:space="preserve">iterativos </w:t>
       </w:r>
       <w:r>
         <w:rPr>
-          <w:b w:val="1"/>
-          <w:bCs w:val="1"/>
-          <w:lang w:val="es-419"/>
-        </w:rPr>
-        <w:t xml:space="preserve">con </w:t>
-      </w:r>
-      <w:r>
-        <w:rPr>
-          <w:b w:val="1"/>
-          <w:bCs w:val="1"/>
-          <w:lang w:val="es-419"/>
-        </w:rPr>
-        <w:t>Single</w:t>
-      </w:r>
-      <w:r>
-        <w:rPr>
-          <w:b w:val="1"/>
-          <w:bCs w:val="1"/>
-          <w:lang w:val="es-419"/>
-        </w:rPr>
-        <w:t xml:space="preserve"> </w:t>
-      </w:r>
-      <w:r>
-        <w:rPr>
-          <w:b w:val="1"/>
-          <w:bCs w:val="1"/>
-          <w:lang w:val="es-419"/>
-        </w:rPr>
-        <w:t>Linked</w:t>
-      </w:r>
-      <w:r>
-        <w:rPr>
-          <w:b w:val="1"/>
-          <w:bCs w:val="1"/>
-          <w:lang w:val="es-419"/>
-        </w:rPr>
-        <w:t xml:space="preserve"> </w:t>
-      </w:r>
-      <w:r>
-        <w:rPr>
-          <w:b w:val="1"/>
-          <w:bCs w:val="1"/>
-          <w:lang w:val="es-419"/>
-        </w:rPr>
-        <w:t>List</w:t>
-      </w:r>
-      <w:r>
-        <w:rPr>
-          <w:b w:val="1"/>
-          <w:bCs w:val="1"/>
-          <w:lang w:val="es-419"/>
-        </w:rPr>
-        <w:t>.</w:t>
+          <w:b/>
+          <w:bCs/>
+          <w:lang w:val="es-419"/>
+        </w:rPr>
+        <w:t>con Single Linked List.</w:t>
       </w:r>
     </w:p>
     <w:p>
       <w:pPr>
-        <w:pStyle w:val="Ttulo1"/>
+        <w:pStyle w:val="Heading1"/>
         <w:jc w:val="both"/>
         <w:rPr>
-          <w:rFonts w:asciiTheme="minorHAnsi" w:hAnsiTheme="minorHAnsi" w:eastAsiaTheme="minorEastAsia" w:cstheme="minorBidi"/>
+          <w:rFonts w:asciiTheme="minorHAnsi" w:eastAsiaTheme="minorEastAsia" w:hAnsiTheme="minorHAnsi" w:cstheme="minorBidi"/>
           <w:b/>
           <w:bCs/>
           <w:lang w:val="es-419"/>
@@ -2568,82 +2536,73 @@
       </w:pPr>
       <w:r>
         <w:rPr>
-          <w:rFonts w:asciiTheme="minorHAnsi" w:hAnsiTheme="minorHAnsi" w:eastAsiaTheme="minorEastAsia" w:cstheme="minorBidi"/>
+          <w:rFonts w:asciiTheme="minorHAnsi" w:eastAsiaTheme="minorEastAsia" w:hAnsiTheme="minorHAnsi" w:cstheme="minorBidi"/>
           <w:b/>
           <w:bCs/>
           <w:lang w:val="es-419"/>
         </w:rPr>
-        <w:t xml:space="preserve">Ordenamientos </w:t>
-      </w:r>
-      <w:r>
-        <w:rPr>
-          <w:rFonts w:asciiTheme="minorHAnsi" w:hAnsiTheme="minorHAnsi" w:eastAsiaTheme="minorEastAsia" w:cstheme="minorBidi"/>
+        <w:t>Ordenamientos Recursivos</w:t>
+      </w:r>
+    </w:p>
+    <w:p>
+      <w:pPr>
+        <w:pStyle w:val="Heading2"/>
+        <w:jc w:val="both"/>
+        <w:rPr>
+          <w:rFonts w:asciiTheme="minorHAnsi" w:eastAsiaTheme="minorEastAsia" w:hAnsiTheme="minorHAnsi" w:cstheme="minorBidi"/>
           <w:b/>
           <w:bCs/>
           <w:lang w:val="es-419"/>
         </w:rPr>
-        <w:t>Recursivos</w:t>
-      </w:r>
-    </w:p>
-    <w:p>
-      <w:pPr>
-        <w:pStyle w:val="Ttulo2"/>
-        <w:jc w:val="both"/>
-        <w:rPr>
-          <w:rFonts w:asciiTheme="minorHAnsi" w:hAnsiTheme="minorHAnsi" w:eastAsiaTheme="minorEastAsia" w:cstheme="minorBidi"/>
+      </w:pPr>
+      <w:r>
+        <w:rPr>
+          <w:rFonts w:asciiTheme="minorHAnsi" w:eastAsiaTheme="minorEastAsia" w:hAnsiTheme="minorHAnsi" w:cstheme="minorBidi"/>
           <w:b/>
           <w:bCs/>
           <w:lang w:val="es-419"/>
         </w:rPr>
-      </w:pPr>
-      <w:r>
-        <w:rPr>
-          <w:rFonts w:asciiTheme="minorHAnsi" w:hAnsiTheme="minorHAnsi" w:eastAsiaTheme="minorEastAsia" w:cstheme="minorBidi"/>
+        <w:t>Resultados</w:t>
+      </w:r>
+      <w:r>
+        <w:rPr>
+          <w:rFonts w:asciiTheme="minorHAnsi" w:eastAsiaTheme="minorEastAsia" w:hAnsiTheme="minorHAnsi" w:cstheme="minorBidi"/>
           <w:b/>
           <w:bCs/>
           <w:lang w:val="es-419"/>
         </w:rPr>
-        <w:t>Resultados</w:t>
-      </w:r>
-      <w:r>
-        <w:rPr>
-          <w:rFonts w:asciiTheme="minorHAnsi" w:hAnsiTheme="minorHAnsi" w:eastAsiaTheme="minorEastAsia" w:cstheme="minorBidi"/>
+        <w:t xml:space="preserve"> para </w:t>
+      </w:r>
+      <w:r>
+        <w:rPr>
+          <w:rFonts w:asciiTheme="minorHAnsi" w:eastAsiaTheme="minorEastAsia" w:hAnsiTheme="minorHAnsi" w:cstheme="minorBidi"/>
           <w:b/>
           <w:bCs/>
           <w:lang w:val="es-419"/>
         </w:rPr>
-        <w:t xml:space="preserve"> para </w:t>
-      </w:r>
-      <w:r>
-        <w:rPr>
-          <w:rFonts w:asciiTheme="minorHAnsi" w:hAnsiTheme="minorHAnsi" w:eastAsiaTheme="minorEastAsia" w:cstheme="minorBidi"/>
+        <w:t>ordenamientos</w:t>
+      </w:r>
+      <w:r>
+        <w:rPr>
+          <w:rFonts w:asciiTheme="minorHAnsi" w:eastAsiaTheme="minorEastAsia" w:hAnsiTheme="minorHAnsi" w:cstheme="minorBidi"/>
           <w:b/>
           <w:bCs/>
           <w:lang w:val="es-419"/>
         </w:rPr>
-        <w:t>ordenamientos</w:t>
-      </w:r>
-      <w:r>
-        <w:rPr>
-          <w:rFonts w:asciiTheme="minorHAnsi" w:hAnsiTheme="minorHAnsi" w:eastAsiaTheme="minorEastAsia" w:cstheme="minorBidi"/>
+        <w:t xml:space="preserve"> </w:t>
+      </w:r>
+      <w:r>
+        <w:rPr>
+          <w:rFonts w:asciiTheme="minorHAnsi" w:eastAsiaTheme="minorEastAsia" w:hAnsiTheme="minorHAnsi" w:cstheme="minorBidi"/>
           <w:b/>
           <w:bCs/>
           <w:lang w:val="es-419"/>
         </w:rPr>
-        <w:t xml:space="preserve"> </w:t>
-      </w:r>
-      <w:r>
-        <w:rPr>
-          <w:rFonts w:asciiTheme="minorHAnsi" w:hAnsiTheme="minorHAnsi" w:eastAsiaTheme="minorEastAsia" w:cstheme="minorBidi"/>
-          <w:b/>
-          <w:bCs/>
-          <w:lang w:val="es-419"/>
-        </w:rPr>
         <w:t>recursivos con</w:t>
       </w:r>
       <w:r>
         <w:rPr>
-          <w:rFonts w:asciiTheme="minorHAnsi" w:hAnsiTheme="minorHAnsi" w:eastAsiaTheme="minorEastAsia" w:cstheme="minorBidi"/>
+          <w:rFonts w:asciiTheme="minorHAnsi" w:eastAsiaTheme="minorEastAsia" w:hAnsiTheme="minorHAnsi" w:cstheme="minorBidi"/>
           <w:b/>
           <w:bCs/>
           <w:lang w:val="es-419"/>
@@ -2661,7 +2620,7 @@
     </w:p>
     <w:tbl>
       <w:tblPr>
-        <w:tblStyle w:val="Tabladecuadrcula2"/>
+        <w:tblStyle w:val="GridTable2"/>
         <w:tblW w:w="4701" w:type="pct"/>
         <w:tblLook w:val="04A0" w:firstRow="1" w:lastRow="0" w:firstColumn="1" w:lastColumn="0" w:noHBand="0" w:noVBand="1"/>
       </w:tblPr>
@@ -2679,7 +2638,6 @@
           <w:tcPr>
             <w:cnfStyle w:val="001000000000" w:firstRow="0" w:lastRow="0" w:firstColumn="1" w:lastColumn="0" w:oddVBand="0" w:evenVBand="0" w:oddHBand="0" w:evenHBand="0" w:firstRowFirstColumn="0" w:firstRowLastColumn="0" w:lastRowFirstColumn="0" w:lastRowLastColumn="0"/>
             <w:tcW w:w="1365" w:type="pct"/>
-            <w:tcMar/>
             <w:hideMark/>
           </w:tcPr>
           <w:p>
@@ -2701,9 +2659,7 @@
         </w:tc>
         <w:tc>
           <w:tcPr>
-            <w:cnfStyle w:val="000000000000" w:firstRow="0" w:lastRow="0" w:firstColumn="0" w:lastColumn="0" w:oddVBand="0" w:evenVBand="0" w:oddHBand="0" w:evenHBand="0" w:firstRowFirstColumn="0" w:firstRowLastColumn="0" w:lastRowFirstColumn="0" w:lastRowLastColumn="0"/>
             <w:tcW w:w="1816" w:type="pct"/>
-            <w:tcMar/>
             <w:hideMark/>
           </w:tcPr>
           <w:p>
@@ -2717,7 +2673,7 @@
             </w:pPr>
             <w:r>
               <w:rPr>
-                <w:color w:val="000000" w:themeColor="text1" w:themeTint="FF" w:themeShade="FF"/>
+                <w:color w:val="000000" w:themeColor="text1"/>
                 <w:lang w:eastAsia="en-US"/>
               </w:rPr>
               <w:t>Merge Sort</w:t>
@@ -2727,7 +2683,7 @@
             </w:r>
             <w:r>
               <w:rPr>
-                <w:color w:val="000000" w:themeColor="text1" w:themeTint="FF" w:themeShade="FF"/>
+                <w:color w:val="000000" w:themeColor="text1"/>
                 <w:lang w:eastAsia="en-US"/>
               </w:rPr>
               <w:t xml:space="preserve">(Array List) </w:t>
@@ -2736,9 +2692,7 @@
         </w:tc>
         <w:tc>
           <w:tcPr>
-            <w:cnfStyle w:val="000000000000" w:firstRow="0" w:lastRow="0" w:firstColumn="0" w:lastColumn="0" w:oddVBand="0" w:evenVBand="0" w:oddHBand="0" w:evenHBand="0" w:firstRowFirstColumn="0" w:firstRowLastColumn="0" w:lastRowFirstColumn="0" w:lastRowLastColumn="0"/>
             <w:tcW w:w="1819" w:type="pct"/>
-            <w:tcMar/>
             <w:hideMark/>
           </w:tcPr>
           <w:p>
@@ -2752,7 +2706,7 @@
             </w:pPr>
             <w:r>
               <w:rPr>
-                <w:color w:val="000000" w:themeColor="text1" w:themeTint="FF" w:themeShade="FF"/>
+                <w:color w:val="000000" w:themeColor="text1"/>
                 <w:lang w:eastAsia="en-US"/>
               </w:rPr>
               <w:t>Quick Sort</w:t>
@@ -2762,7 +2716,7 @@
             </w:r>
             <w:r>
               <w:rPr>
-                <w:color w:val="000000" w:themeColor="text1" w:themeTint="FF" w:themeShade="FF"/>
+                <w:color w:val="000000" w:themeColor="text1"/>
                 <w:lang w:eastAsia="en-US"/>
               </w:rPr>
               <w:t xml:space="preserve">(Array List) </w:t>
@@ -2779,7 +2733,6 @@
           <w:tcPr>
             <w:cnfStyle w:val="001000000000" w:firstRow="0" w:lastRow="0" w:firstColumn="1" w:lastColumn="0" w:oddVBand="0" w:evenVBand="0" w:oddHBand="0" w:evenHBand="0" w:firstRowFirstColumn="0" w:firstRowLastColumn="0" w:lastRowFirstColumn="0" w:lastRowLastColumn="0"/>
             <w:tcW w:w="1365" w:type="pct"/>
-            <w:tcMar/>
             <w:hideMark/>
           </w:tcPr>
           <w:p>
@@ -2801,9 +2754,7 @@
         </w:tc>
         <w:tc>
           <w:tcPr>
-            <w:cnfStyle w:val="000000000000" w:firstRow="0" w:lastRow="0" w:firstColumn="0" w:lastColumn="0" w:oddVBand="0" w:evenVBand="0" w:oddHBand="0" w:evenHBand="0" w:firstRowFirstColumn="0" w:firstRowLastColumn="0" w:lastRowFirstColumn="0" w:lastRowLastColumn="0"/>
             <w:tcW w:w="1816" w:type="pct"/>
-            <w:tcMar/>
             <w:hideMark/>
           </w:tcPr>
           <w:p>
@@ -2815,13 +2766,18 @@
                 <w:lang w:eastAsia="en-US"/>
               </w:rPr>
             </w:pPr>
-          </w:p>
-        </w:tc>
-        <w:tc>
-          <w:tcPr>
-            <w:cnfStyle w:val="000000000000" w:firstRow="0" w:lastRow="0" w:firstColumn="0" w:lastColumn="0" w:oddVBand="0" w:evenVBand="0" w:oddHBand="0" w:evenHBand="0" w:firstRowFirstColumn="0" w:firstRowLastColumn="0" w:lastRowFirstColumn="0" w:lastRowLastColumn="0"/>
+            <w:r>
+              <w:rPr>
+                <w:color w:val="000000"/>
+                <w:lang w:eastAsia="en-US"/>
+              </w:rPr>
+              <w:t>0.24</w:t>
+            </w:r>
+          </w:p>
+        </w:tc>
+        <w:tc>
+          <w:tcPr>
             <w:tcW w:w="1819" w:type="pct"/>
-            <w:tcMar/>
             <w:hideMark/>
           </w:tcPr>
           <w:p>
@@ -2834,6 +2790,14 @@
                 <w:lang w:eastAsia="en-US"/>
               </w:rPr>
             </w:pPr>
+            <w:r>
+              <w:rPr>
+                <w:sz w:val="20"/>
+                <w:szCs w:val="20"/>
+                <w:lang w:eastAsia="en-US"/>
+              </w:rPr>
+              <w:t>0.34</w:t>
+            </w:r>
           </w:p>
         </w:tc>
       </w:tr>
@@ -2845,7 +2809,6 @@
           <w:tcPr>
             <w:cnfStyle w:val="001000000000" w:firstRow="0" w:lastRow="0" w:firstColumn="1" w:lastColumn="0" w:oddVBand="0" w:evenVBand="0" w:oddHBand="0" w:evenHBand="0" w:firstRowFirstColumn="0" w:firstRowLastColumn="0" w:lastRowFirstColumn="0" w:lastRowLastColumn="0"/>
             <w:tcW w:w="1365" w:type="pct"/>
-            <w:tcMar/>
             <w:hideMark/>
           </w:tcPr>
           <w:p>
@@ -2867,9 +2830,7 @@
         </w:tc>
         <w:tc>
           <w:tcPr>
-            <w:cnfStyle w:val="000000000000" w:firstRow="0" w:lastRow="0" w:firstColumn="0" w:lastColumn="0" w:oddVBand="0" w:evenVBand="0" w:oddHBand="0" w:evenHBand="0" w:firstRowFirstColumn="0" w:firstRowLastColumn="0" w:lastRowFirstColumn="0" w:lastRowLastColumn="0"/>
             <w:tcW w:w="1816" w:type="pct"/>
-            <w:tcMar/>
             <w:hideMark/>
           </w:tcPr>
           <w:p>
@@ -2881,13 +2842,18 @@
                 <w:lang w:eastAsia="en-US"/>
               </w:rPr>
             </w:pPr>
-          </w:p>
-        </w:tc>
-        <w:tc>
-          <w:tcPr>
-            <w:cnfStyle w:val="000000000000" w:firstRow="0" w:lastRow="0" w:firstColumn="0" w:lastColumn="0" w:oddVBand="0" w:evenVBand="0" w:oddHBand="0" w:evenHBand="0" w:firstRowFirstColumn="0" w:firstRowLastColumn="0" w:lastRowFirstColumn="0" w:lastRowLastColumn="0"/>
+            <w:r>
+              <w:rPr>
+                <w:color w:val="000000"/>
+                <w:lang w:eastAsia="en-US"/>
+              </w:rPr>
+              <w:t>2.72</w:t>
+            </w:r>
+          </w:p>
+        </w:tc>
+        <w:tc>
+          <w:tcPr>
             <w:tcW w:w="1819" w:type="pct"/>
-            <w:tcMar/>
             <w:hideMark/>
           </w:tcPr>
           <w:p>
@@ -2900,6 +2866,14 @@
                 <w:lang w:eastAsia="en-US"/>
               </w:rPr>
             </w:pPr>
+            <w:r>
+              <w:rPr>
+                <w:sz w:val="20"/>
+                <w:szCs w:val="20"/>
+                <w:lang w:eastAsia="en-US"/>
+              </w:rPr>
+              <w:t>3.62</w:t>
+            </w:r>
           </w:p>
         </w:tc>
       </w:tr>
@@ -2912,7 +2886,6 @@
           <w:tcPr>
             <w:cnfStyle w:val="001000000000" w:firstRow="0" w:lastRow="0" w:firstColumn="1" w:lastColumn="0" w:oddVBand="0" w:evenVBand="0" w:oddHBand="0" w:evenHBand="0" w:firstRowFirstColumn="0" w:firstRowLastColumn="0" w:lastRowFirstColumn="0" w:lastRowLastColumn="0"/>
             <w:tcW w:w="1365" w:type="pct"/>
-            <w:tcMar/>
             <w:hideMark/>
           </w:tcPr>
           <w:p>
@@ -2934,9 +2907,7 @@
         </w:tc>
         <w:tc>
           <w:tcPr>
-            <w:cnfStyle w:val="000000000000" w:firstRow="0" w:lastRow="0" w:firstColumn="0" w:lastColumn="0" w:oddVBand="0" w:evenVBand="0" w:oddHBand="0" w:evenHBand="0" w:firstRowFirstColumn="0" w:firstRowLastColumn="0" w:lastRowFirstColumn="0" w:lastRowLastColumn="0"/>
             <w:tcW w:w="1816" w:type="pct"/>
-            <w:tcMar/>
             <w:hideMark/>
           </w:tcPr>
           <w:p>
@@ -2948,13 +2919,18 @@
                 <w:lang w:eastAsia="en-US"/>
               </w:rPr>
             </w:pPr>
-          </w:p>
-        </w:tc>
-        <w:tc>
-          <w:tcPr>
-            <w:cnfStyle w:val="000000000000" w:firstRow="0" w:lastRow="0" w:firstColumn="0" w:lastColumn="0" w:oddVBand="0" w:evenVBand="0" w:oddHBand="0" w:evenHBand="0" w:firstRowFirstColumn="0" w:firstRowLastColumn="0" w:lastRowFirstColumn="0" w:lastRowLastColumn="0"/>
+            <w:r>
+              <w:rPr>
+                <w:color w:val="000000"/>
+                <w:lang w:eastAsia="en-US"/>
+              </w:rPr>
+              <w:t>5.83</w:t>
+            </w:r>
+          </w:p>
+        </w:tc>
+        <w:tc>
+          <w:tcPr>
             <w:tcW w:w="1819" w:type="pct"/>
-            <w:tcMar/>
             <w:hideMark/>
           </w:tcPr>
           <w:p>
@@ -2967,6 +2943,14 @@
                 <w:lang w:eastAsia="en-US"/>
               </w:rPr>
             </w:pPr>
+            <w:r>
+              <w:rPr>
+                <w:sz w:val="20"/>
+                <w:szCs w:val="20"/>
+                <w:lang w:eastAsia="en-US"/>
+              </w:rPr>
+              <w:t>9.99</w:t>
+            </w:r>
           </w:p>
         </w:tc>
       </w:tr>
@@ -2978,7 +2962,6 @@
           <w:tcPr>
             <w:cnfStyle w:val="001000000000" w:firstRow="0" w:lastRow="0" w:firstColumn="1" w:lastColumn="0" w:oddVBand="0" w:evenVBand="0" w:oddHBand="0" w:evenHBand="0" w:firstRowFirstColumn="0" w:firstRowLastColumn="0" w:lastRowFirstColumn="0" w:lastRowLastColumn="0"/>
             <w:tcW w:w="1365" w:type="pct"/>
-            <w:tcMar/>
             <w:hideMark/>
           </w:tcPr>
           <w:p>
@@ -3000,9 +2983,7 @@
         </w:tc>
         <w:tc>
           <w:tcPr>
-            <w:cnfStyle w:val="000000000000" w:firstRow="0" w:lastRow="0" w:firstColumn="0" w:lastColumn="0" w:oddVBand="0" w:evenVBand="0" w:oddHBand="0" w:evenHBand="0" w:firstRowFirstColumn="0" w:firstRowLastColumn="0" w:lastRowFirstColumn="0" w:lastRowLastColumn="0"/>
             <w:tcW w:w="1816" w:type="pct"/>
-            <w:tcMar/>
             <w:hideMark/>
           </w:tcPr>
           <w:p>
@@ -3014,13 +2995,18 @@
                 <w:lang w:eastAsia="en-US"/>
               </w:rPr>
             </w:pPr>
-          </w:p>
-        </w:tc>
-        <w:tc>
-          <w:tcPr>
-            <w:cnfStyle w:val="000000000000" w:firstRow="0" w:lastRow="0" w:firstColumn="0" w:lastColumn="0" w:oddVBand="0" w:evenVBand="0" w:oddHBand="0" w:evenHBand="0" w:firstRowFirstColumn="0" w:firstRowLastColumn="0" w:lastRowFirstColumn="0" w:lastRowLastColumn="0"/>
+            <w:r>
+              <w:rPr>
+                <w:color w:val="000000"/>
+                <w:lang w:eastAsia="en-US"/>
+              </w:rPr>
+              <w:t>13.90</w:t>
+            </w:r>
+          </w:p>
+        </w:tc>
+        <w:tc>
+          <w:tcPr>
             <w:tcW w:w="1819" w:type="pct"/>
-            <w:tcMar/>
             <w:hideMark/>
           </w:tcPr>
           <w:p>
@@ -3033,6 +3019,14 @@
                 <w:lang w:eastAsia="en-US"/>
               </w:rPr>
             </w:pPr>
+            <w:r>
+              <w:rPr>
+                <w:sz w:val="20"/>
+                <w:szCs w:val="20"/>
+                <w:lang w:eastAsia="en-US"/>
+              </w:rPr>
+              <w:t>26.40</w:t>
+            </w:r>
           </w:p>
         </w:tc>
       </w:tr>
@@ -3045,7 +3039,6 @@
           <w:tcPr>
             <w:cnfStyle w:val="001000000000" w:firstRow="0" w:lastRow="0" w:firstColumn="1" w:lastColumn="0" w:oddVBand="0" w:evenVBand="0" w:oddHBand="0" w:evenHBand="0" w:firstRowFirstColumn="0" w:firstRowLastColumn="0" w:lastRowFirstColumn="0" w:lastRowLastColumn="0"/>
             <w:tcW w:w="1365" w:type="pct"/>
-            <w:tcMar/>
             <w:hideMark/>
           </w:tcPr>
           <w:p>
@@ -3067,9 +3060,7 @@
         </w:tc>
         <w:tc>
           <w:tcPr>
-            <w:cnfStyle w:val="000000000000" w:firstRow="0" w:lastRow="0" w:firstColumn="0" w:lastColumn="0" w:oddVBand="0" w:evenVBand="0" w:oddHBand="0" w:evenHBand="0" w:firstRowFirstColumn="0" w:firstRowLastColumn="0" w:lastRowFirstColumn="0" w:lastRowLastColumn="0"/>
             <w:tcW w:w="1816" w:type="pct"/>
-            <w:tcMar/>
             <w:hideMark/>
           </w:tcPr>
           <w:p>
@@ -3081,13 +3072,18 @@
                 <w:lang w:eastAsia="en-US"/>
               </w:rPr>
             </w:pPr>
-          </w:p>
-        </w:tc>
-        <w:tc>
-          <w:tcPr>
-            <w:cnfStyle w:val="000000000000" w:firstRow="0" w:lastRow="0" w:firstColumn="0" w:lastColumn="0" w:oddVBand="0" w:evenVBand="0" w:oddHBand="0" w:evenHBand="0" w:firstRowFirstColumn="0" w:firstRowLastColumn="0" w:lastRowFirstColumn="0" w:lastRowLastColumn="0"/>
+            <w:r>
+              <w:rPr>
+                <w:color w:val="000000"/>
+                <w:lang w:eastAsia="en-US"/>
+              </w:rPr>
+              <w:t>20.46</w:t>
+            </w:r>
+          </w:p>
+        </w:tc>
+        <w:tc>
+          <w:tcPr>
             <w:tcW w:w="1819" w:type="pct"/>
-            <w:tcMar/>
             <w:hideMark/>
           </w:tcPr>
           <w:p>
@@ -3100,6 +3096,14 @@
                 <w:lang w:eastAsia="en-US"/>
               </w:rPr>
             </w:pPr>
+            <w:r>
+              <w:rPr>
+                <w:sz w:val="20"/>
+                <w:szCs w:val="20"/>
+                <w:lang w:eastAsia="en-US"/>
+              </w:rPr>
+              <w:t>53.48</w:t>
+            </w:r>
           </w:p>
         </w:tc>
       </w:tr>
@@ -3111,7 +3115,6 @@
           <w:tcPr>
             <w:cnfStyle w:val="001000000000" w:firstRow="0" w:lastRow="0" w:firstColumn="1" w:lastColumn="0" w:oddVBand="0" w:evenVBand="0" w:oddHBand="0" w:evenHBand="0" w:firstRowFirstColumn="0" w:firstRowLastColumn="0" w:lastRowFirstColumn="0" w:lastRowLastColumn="0"/>
             <w:tcW w:w="1365" w:type="pct"/>
-            <w:tcMar/>
             <w:hideMark/>
           </w:tcPr>
           <w:p>
@@ -3133,9 +3136,7 @@
         </w:tc>
         <w:tc>
           <w:tcPr>
-            <w:cnfStyle w:val="000000000000" w:firstRow="0" w:lastRow="0" w:firstColumn="0" w:lastColumn="0" w:oddVBand="0" w:evenVBand="0" w:oddHBand="0" w:evenHBand="0" w:firstRowFirstColumn="0" w:firstRowLastColumn="0" w:lastRowFirstColumn="0" w:lastRowLastColumn="0"/>
             <w:tcW w:w="1816" w:type="pct"/>
-            <w:tcMar/>
             <w:hideMark/>
           </w:tcPr>
           <w:p>
@@ -3147,13 +3148,18 @@
                 <w:lang w:eastAsia="en-US"/>
               </w:rPr>
             </w:pPr>
-          </w:p>
-        </w:tc>
-        <w:tc>
-          <w:tcPr>
-            <w:cnfStyle w:val="000000000000" w:firstRow="0" w:lastRow="0" w:firstColumn="0" w:lastColumn="0" w:oddVBand="0" w:evenVBand="0" w:oddHBand="0" w:evenHBand="0" w:firstRowFirstColumn="0" w:firstRowLastColumn="0" w:lastRowFirstColumn="0" w:lastRowLastColumn="0"/>
+            <w:r>
+              <w:rPr>
+                <w:color w:val="000000"/>
+                <w:lang w:eastAsia="en-US"/>
+              </w:rPr>
+              <w:t>37.94</w:t>
+            </w:r>
+          </w:p>
+        </w:tc>
+        <w:tc>
+          <w:tcPr>
             <w:tcW w:w="1819" w:type="pct"/>
-            <w:tcMar/>
             <w:hideMark/>
           </w:tcPr>
           <w:p>
@@ -3166,6 +3172,14 @@
                 <w:lang w:eastAsia="en-US"/>
               </w:rPr>
             </w:pPr>
+            <w:r>
+              <w:rPr>
+                <w:sz w:val="20"/>
+                <w:szCs w:val="20"/>
+                <w:lang w:eastAsia="en-US"/>
+              </w:rPr>
+              <w:t>116.21</w:t>
+            </w:r>
           </w:p>
         </w:tc>
       </w:tr>
@@ -3178,7 +3192,6 @@
           <w:tcPr>
             <w:cnfStyle w:val="001000000000" w:firstRow="0" w:lastRow="0" w:firstColumn="1" w:lastColumn="0" w:oddVBand="0" w:evenVBand="0" w:oddHBand="0" w:evenHBand="0" w:firstRowFirstColumn="0" w:firstRowLastColumn="0" w:lastRowFirstColumn="0" w:lastRowLastColumn="0"/>
             <w:tcW w:w="1365" w:type="pct"/>
-            <w:tcMar/>
             <w:hideMark/>
           </w:tcPr>
           <w:p>
@@ -3200,9 +3213,7 @@
         </w:tc>
         <w:tc>
           <w:tcPr>
-            <w:cnfStyle w:val="000000000000" w:firstRow="0" w:lastRow="0" w:firstColumn="0" w:lastColumn="0" w:oddVBand="0" w:evenVBand="0" w:oddHBand="0" w:evenHBand="0" w:firstRowFirstColumn="0" w:firstRowLastColumn="0" w:lastRowFirstColumn="0" w:lastRowLastColumn="0"/>
             <w:tcW w:w="1816" w:type="pct"/>
-            <w:tcMar/>
             <w:hideMark/>
           </w:tcPr>
           <w:p>
@@ -3214,13 +3225,18 @@
                 <w:lang w:eastAsia="en-US"/>
               </w:rPr>
             </w:pPr>
-          </w:p>
-        </w:tc>
-        <w:tc>
-          <w:tcPr>
-            <w:cnfStyle w:val="000000000000" w:firstRow="0" w:lastRow="0" w:firstColumn="0" w:lastColumn="0" w:oddVBand="0" w:evenVBand="0" w:oddHBand="0" w:evenHBand="0" w:firstRowFirstColumn="0" w:firstRowLastColumn="0" w:lastRowFirstColumn="0" w:lastRowLastColumn="0"/>
+            <w:r>
+              <w:rPr>
+                <w:color w:val="000000"/>
+                <w:lang w:eastAsia="en-US"/>
+              </w:rPr>
+              <w:t>58.64</w:t>
+            </w:r>
+          </w:p>
+        </w:tc>
+        <w:tc>
+          <w:tcPr>
             <w:tcW w:w="1819" w:type="pct"/>
-            <w:tcMar/>
             <w:hideMark/>
           </w:tcPr>
           <w:p>
@@ -3233,6 +3249,14 @@
                 <w:lang w:eastAsia="en-US"/>
               </w:rPr>
             </w:pPr>
+            <w:r>
+              <w:rPr>
+                <w:sz w:val="20"/>
+                <w:szCs w:val="20"/>
+                <w:lang w:eastAsia="en-US"/>
+              </w:rPr>
+              <w:t>297.78</w:t>
+            </w:r>
           </w:p>
         </w:tc>
       </w:tr>
@@ -3244,7 +3268,6 @@
           <w:tcPr>
             <w:cnfStyle w:val="001000000000" w:firstRow="0" w:lastRow="0" w:firstColumn="1" w:lastColumn="0" w:oddVBand="0" w:evenVBand="0" w:oddHBand="0" w:evenHBand="0" w:firstRowFirstColumn="0" w:firstRowLastColumn="0" w:lastRowFirstColumn="0" w:lastRowLastColumn="0"/>
             <w:tcW w:w="1365" w:type="pct"/>
-            <w:tcMar/>
             <w:hideMark/>
           </w:tcPr>
           <w:p>
@@ -3266,9 +3289,7 @@
         </w:tc>
         <w:tc>
           <w:tcPr>
-            <w:cnfStyle w:val="000000000000" w:firstRow="0" w:lastRow="0" w:firstColumn="0" w:lastColumn="0" w:oddVBand="0" w:evenVBand="0" w:oddHBand="0" w:evenHBand="0" w:firstRowFirstColumn="0" w:firstRowLastColumn="0" w:lastRowFirstColumn="0" w:lastRowLastColumn="0"/>
             <w:tcW w:w="1816" w:type="pct"/>
-            <w:tcMar/>
             <w:hideMark/>
           </w:tcPr>
           <w:p>
@@ -3280,13 +3301,18 @@
                 <w:lang w:eastAsia="en-US"/>
               </w:rPr>
             </w:pPr>
-          </w:p>
-        </w:tc>
-        <w:tc>
-          <w:tcPr>
-            <w:cnfStyle w:val="000000000000" w:firstRow="0" w:lastRow="0" w:firstColumn="0" w:lastColumn="0" w:oddVBand="0" w:evenVBand="0" w:oddHBand="0" w:evenHBand="0" w:firstRowFirstColumn="0" w:firstRowLastColumn="0" w:lastRowFirstColumn="0" w:lastRowLastColumn="0"/>
+            <w:r>
+              <w:rPr>
+                <w:color w:val="000000"/>
+                <w:lang w:eastAsia="en-US"/>
+              </w:rPr>
+              <w:t>75.32</w:t>
+            </w:r>
+          </w:p>
+        </w:tc>
+        <w:tc>
+          <w:tcPr>
             <w:tcW w:w="1819" w:type="pct"/>
-            <w:tcMar/>
             <w:hideMark/>
           </w:tcPr>
           <w:p>
@@ -3299,17 +3325,25 @@
                 <w:lang w:eastAsia="en-US"/>
               </w:rPr>
             </w:pPr>
+            <w:r>
+              <w:rPr>
+                <w:sz w:val="20"/>
+                <w:szCs w:val="20"/>
+                <w:lang w:eastAsia="en-US"/>
+              </w:rPr>
+              <w:t>391.95</w:t>
+            </w:r>
           </w:p>
         </w:tc>
       </w:tr>
     </w:tbl>
     <w:p>
       <w:pPr>
-        <w:pStyle w:val="Descripcin"/>
+        <w:pStyle w:val="Caption"/>
         <w:jc w:val="center"/>
         <w:rPr>
-          <w:b w:val="1"/>
-          <w:bCs w:val="1"/>
+          <w:b/>
+          <w:bCs/>
           <w:lang w:val="es-419"/>
         </w:rPr>
       </w:pPr>
@@ -3333,83 +3367,35 @@
       </w:r>
       <w:r>
         <w:rPr>
-          <w:b w:val="1"/>
-          <w:bCs w:val="1"/>
+          <w:b/>
+          <w:bCs/>
           <w:lang w:val="es-419"/>
         </w:rPr>
         <w:t xml:space="preserve">Resultados </w:t>
       </w:r>
       <w:r>
         <w:rPr>
-          <w:b w:val="1"/>
-          <w:bCs w:val="1"/>
+          <w:b/>
+          <w:bCs/>
           <w:lang w:val="es-419"/>
         </w:rPr>
         <w:t xml:space="preserve">en computador </w:t>
       </w:r>
       <w:r>
         <w:rPr>
-          <w:b w:val="1"/>
-          <w:bCs w:val="1"/>
-          <w:lang w:val="es-419"/>
-        </w:rPr>
-        <w:t xml:space="preserve">1 para </w:t>
-      </w:r>
-      <w:r>
-        <w:rPr>
-          <w:b w:val="1"/>
-          <w:bCs w:val="1"/>
-          <w:lang w:val="es-419"/>
-        </w:rPr>
-        <w:t>ordenamientos</w:t>
-      </w:r>
-      <w:r>
-        <w:rPr>
-          <w:b w:val="1"/>
-          <w:bCs w:val="1"/>
-          <w:lang w:val="es-419"/>
-        </w:rPr>
-        <w:t xml:space="preserve"> </w:t>
-      </w:r>
-      <w:r>
-        <w:rPr>
-          <w:b w:val="1"/>
-          <w:bCs w:val="1"/>
-          <w:lang w:val="es-419"/>
-        </w:rPr>
-        <w:t>recursivos con</w:t>
-      </w:r>
-      <w:r>
-        <w:rPr>
-          <w:b w:val="1"/>
-          <w:bCs w:val="1"/>
-          <w:lang w:val="es-419"/>
-        </w:rPr>
-        <w:t xml:space="preserve"> Array </w:t>
-      </w:r>
-      <w:r>
-        <w:rPr>
-          <w:b w:val="1"/>
-          <w:bCs w:val="1"/>
-          <w:lang w:val="es-419"/>
-        </w:rPr>
-        <w:t>List</w:t>
-      </w:r>
-      <w:r>
-        <w:rPr>
-          <w:b w:val="1"/>
-          <w:bCs w:val="1"/>
-          <w:lang w:val="es-419"/>
-        </w:rPr>
-        <w:t>.</w:t>
+          <w:b/>
+          <w:bCs/>
+          <w:lang w:val="es-419"/>
+        </w:rPr>
+        <w:t>1 para ordenamientos recursivos con Array List.</w:t>
       </w:r>
     </w:p>
     <w:p>
       <w:pPr>
-        <w:pStyle w:val="Ttulo2"/>
+        <w:pStyle w:val="Heading2"/>
         <w:jc w:val="both"/>
         <w:rPr>
-          <w:rFonts w:asciiTheme="minorHAnsi" w:hAnsiTheme="minorHAnsi" w:eastAsiaTheme="minorEastAsia" w:cstheme="minorBidi"/>
+          <w:rFonts w:asciiTheme="minorHAnsi" w:eastAsiaTheme="minorEastAsia" w:hAnsiTheme="minorHAnsi" w:cstheme="minorBidi"/>
           <w:b/>
           <w:bCs/>
           <w:lang w:val="es-419"/>
@@ -3417,7 +3403,7 @@
       </w:pPr>
       <w:r>
         <w:rPr>
-          <w:rFonts w:asciiTheme="minorHAnsi" w:hAnsiTheme="minorHAnsi" w:eastAsiaTheme="minorEastAsia" w:cstheme="minorBidi"/>
+          <w:rFonts w:asciiTheme="minorHAnsi" w:eastAsiaTheme="minorEastAsia" w:hAnsiTheme="minorHAnsi" w:cstheme="minorBidi"/>
           <w:b/>
           <w:bCs/>
           <w:lang w:val="es-419"/>
@@ -3426,7 +3412,7 @@
       </w:r>
       <w:r>
         <w:rPr>
-          <w:rFonts w:asciiTheme="minorHAnsi" w:hAnsiTheme="minorHAnsi" w:eastAsiaTheme="minorEastAsia" w:cstheme="minorBidi"/>
+          <w:rFonts w:asciiTheme="minorHAnsi" w:eastAsiaTheme="minorEastAsia" w:hAnsiTheme="minorHAnsi" w:cstheme="minorBidi"/>
           <w:b/>
           <w:bCs/>
           <w:lang w:val="es-419"/>
@@ -3435,7 +3421,7 @@
       </w:r>
       <w:r>
         <w:rPr>
-          <w:rFonts w:asciiTheme="minorHAnsi" w:hAnsiTheme="minorHAnsi" w:eastAsiaTheme="minorEastAsia" w:cstheme="minorBidi"/>
+          <w:rFonts w:asciiTheme="minorHAnsi" w:eastAsiaTheme="minorEastAsia" w:hAnsiTheme="minorHAnsi" w:cstheme="minorBidi"/>
           <w:b/>
           <w:bCs/>
           <w:lang w:val="es-419"/>
@@ -3444,7 +3430,7 @@
       </w:r>
       <w:r>
         <w:rPr>
-          <w:rFonts w:asciiTheme="minorHAnsi" w:hAnsiTheme="minorHAnsi" w:eastAsiaTheme="minorEastAsia" w:cstheme="minorBidi"/>
+          <w:rFonts w:asciiTheme="minorHAnsi" w:eastAsiaTheme="minorEastAsia" w:hAnsiTheme="minorHAnsi" w:cstheme="minorBidi"/>
           <w:b/>
           <w:bCs/>
           <w:lang w:val="es-419"/>
@@ -3453,7 +3439,7 @@
       </w:r>
       <w:r>
         <w:rPr>
-          <w:rFonts w:asciiTheme="minorHAnsi" w:hAnsiTheme="minorHAnsi" w:eastAsiaTheme="minorEastAsia" w:cstheme="minorBidi"/>
+          <w:rFonts w:asciiTheme="minorHAnsi" w:eastAsiaTheme="minorEastAsia" w:hAnsiTheme="minorHAnsi" w:cstheme="minorBidi"/>
           <w:b/>
           <w:bCs/>
           <w:lang w:val="es-419"/>
@@ -3462,7 +3448,7 @@
       </w:r>
       <w:r>
         <w:rPr>
-          <w:rFonts w:asciiTheme="minorHAnsi" w:hAnsiTheme="minorHAnsi" w:eastAsiaTheme="minorEastAsia" w:cstheme="minorBidi"/>
+          <w:rFonts w:asciiTheme="minorHAnsi" w:eastAsiaTheme="minorEastAsia" w:hAnsiTheme="minorHAnsi" w:cstheme="minorBidi"/>
           <w:b/>
           <w:bCs/>
           <w:lang w:val="es-419"/>
@@ -3472,17 +3458,17 @@
     </w:p>
     <w:p>
       <w:pPr>
-        <w:pStyle w:val="Ttulo2"/>
+        <w:pStyle w:val="Heading2"/>
         <w:jc w:val="both"/>
         <w:rPr>
-          <w:rFonts w:asciiTheme="minorHAnsi" w:hAnsiTheme="minorHAnsi" w:eastAsiaTheme="minorEastAsia" w:cstheme="minorBidi"/>
+          <w:rFonts w:asciiTheme="minorHAnsi" w:eastAsiaTheme="minorEastAsia" w:hAnsiTheme="minorHAnsi" w:cstheme="minorBidi"/>
           <w:lang w:val="es-419"/>
         </w:rPr>
       </w:pPr>
     </w:p>
     <w:tbl>
       <w:tblPr>
-        <w:tblStyle w:val="Tabladecuadrcula2"/>
+        <w:tblStyle w:val="GridTable2"/>
         <w:tblW w:w="4709" w:type="pct"/>
         <w:tblLook w:val="04A0" w:firstRow="1" w:lastRow="0" w:firstColumn="1" w:lastColumn="0" w:noHBand="0" w:noVBand="1"/>
       </w:tblPr>
@@ -3500,7 +3486,6 @@
           <w:tcPr>
             <w:cnfStyle w:val="001000000000" w:firstRow="0" w:lastRow="0" w:firstColumn="1" w:lastColumn="0" w:oddVBand="0" w:evenVBand="0" w:oddHBand="0" w:evenHBand="0" w:firstRowFirstColumn="0" w:firstRowLastColumn="0" w:lastRowFirstColumn="0" w:lastRowLastColumn="0"/>
             <w:tcW w:w="1364" w:type="pct"/>
-            <w:tcMar/>
             <w:hideMark/>
           </w:tcPr>
           <w:p>
@@ -3522,9 +3507,7 @@
         </w:tc>
         <w:tc>
           <w:tcPr>
-            <w:cnfStyle w:val="000000000000" w:firstRow="0" w:lastRow="0" w:firstColumn="0" w:lastColumn="0" w:oddVBand="0" w:evenVBand="0" w:oddHBand="0" w:evenHBand="0" w:firstRowFirstColumn="0" w:firstRowLastColumn="0" w:lastRowFirstColumn="0" w:lastRowLastColumn="0"/>
             <w:tcW w:w="1819" w:type="pct"/>
-            <w:tcMar/>
             <w:hideMark/>
           </w:tcPr>
           <w:p>
@@ -3538,7 +3521,7 @@
             </w:pPr>
             <w:r>
               <w:rPr>
-                <w:color w:val="000000" w:themeColor="text1" w:themeTint="FF" w:themeShade="FF"/>
+                <w:color w:val="000000" w:themeColor="text1"/>
                 <w:lang w:eastAsia="en-US"/>
               </w:rPr>
               <w:t>Merge Sort</w:t>
@@ -3548,7 +3531,7 @@
             </w:r>
             <w:r>
               <w:rPr>
-                <w:color w:val="000000" w:themeColor="text1" w:themeTint="FF" w:themeShade="FF"/>
+                <w:color w:val="000000" w:themeColor="text1"/>
                 <w:lang w:eastAsia="en-US"/>
               </w:rPr>
               <w:t>(</w:t>
@@ -3557,83 +3540,57 @@
               <w:rPr>
                 <w:lang w:val="es-419"/>
               </w:rPr>
-              <w:t>Linked</w:t>
+              <w:t>Linked List</w:t>
+            </w:r>
+            <w:r>
+              <w:rPr>
+                <w:color w:val="000000" w:themeColor="text1"/>
+                <w:lang w:eastAsia="en-US"/>
+              </w:rPr>
+              <w:t xml:space="preserve">) </w:t>
+            </w:r>
+          </w:p>
+        </w:tc>
+        <w:tc>
+          <w:tcPr>
+            <w:tcW w:w="1817" w:type="pct"/>
+            <w:hideMark/>
+          </w:tcPr>
+          <w:p>
+            <w:pPr>
+              <w:jc w:val="both"/>
+              <w:cnfStyle w:val="100000000000" w:firstRow="1" w:lastRow="0" w:firstColumn="0" w:lastColumn="0" w:oddVBand="0" w:evenVBand="0" w:oddHBand="0" w:evenHBand="0" w:firstRowFirstColumn="0" w:firstRowLastColumn="0" w:lastRowFirstColumn="0" w:lastRowLastColumn="0"/>
+              <w:rPr>
+                <w:color w:val="000000"/>
+                <w:lang w:eastAsia="en-US"/>
+              </w:rPr>
+            </w:pPr>
+            <w:r>
+              <w:rPr>
+                <w:color w:val="000000" w:themeColor="text1"/>
+                <w:lang w:eastAsia="en-US"/>
+              </w:rPr>
+              <w:t>Quick Sort</w:t>
+            </w:r>
+            <w:r>
+              <w:br/>
+            </w:r>
+            <w:r>
+              <w:rPr>
+                <w:color w:val="000000" w:themeColor="text1"/>
+                <w:lang w:eastAsia="en-US"/>
+              </w:rPr>
+              <w:t>(</w:t>
             </w:r>
             <w:r>
               <w:rPr>
                 <w:lang w:val="es-419"/>
               </w:rPr>
-              <w:t xml:space="preserve"> </w:t>
-            </w:r>
-            <w:r>
-              <w:rPr>
-                <w:lang w:val="es-419"/>
-              </w:rPr>
-              <w:t>List</w:t>
-            </w:r>
-            <w:r>
-              <w:rPr>
-                <w:color w:val="000000" w:themeColor="text1" w:themeTint="FF" w:themeShade="FF"/>
-                <w:lang w:eastAsia="en-US"/>
-              </w:rPr>
-              <w:t xml:space="preserve">) </w:t>
-            </w:r>
-          </w:p>
-        </w:tc>
-        <w:tc>
-          <w:tcPr>
-            <w:cnfStyle w:val="000000000000" w:firstRow="0" w:lastRow="0" w:firstColumn="0" w:lastColumn="0" w:oddVBand="0" w:evenVBand="0" w:oddHBand="0" w:evenHBand="0" w:firstRowFirstColumn="0" w:firstRowLastColumn="0" w:lastRowFirstColumn="0" w:lastRowLastColumn="0"/>
-            <w:tcW w:w="1817" w:type="pct"/>
-            <w:tcMar/>
-            <w:hideMark/>
-          </w:tcPr>
-          <w:p>
-            <w:pPr>
-              <w:jc w:val="both"/>
-              <w:cnfStyle w:val="100000000000" w:firstRow="1" w:lastRow="0" w:firstColumn="0" w:lastColumn="0" w:oddVBand="0" w:evenVBand="0" w:oddHBand="0" w:evenHBand="0" w:firstRowFirstColumn="0" w:firstRowLastColumn="0" w:lastRowFirstColumn="0" w:lastRowLastColumn="0"/>
-              <w:rPr>
-                <w:color w:val="000000"/>
-                <w:lang w:eastAsia="en-US"/>
-              </w:rPr>
-            </w:pPr>
-            <w:r>
-              <w:rPr>
-                <w:color w:val="000000" w:themeColor="text1" w:themeTint="FF" w:themeShade="FF"/>
-                <w:lang w:eastAsia="en-US"/>
-              </w:rPr>
-              <w:t>Quick Sort</w:t>
-            </w:r>
-            <w:r>
-              <w:br/>
-            </w:r>
-            <w:r>
-              <w:rPr>
-                <w:color w:val="000000" w:themeColor="text1" w:themeTint="FF" w:themeShade="FF"/>
-                <w:lang w:eastAsia="en-US"/>
-              </w:rPr>
-              <w:t>(</w:t>
-            </w:r>
-            <w:r>
-              <w:rPr>
-                <w:lang w:val="es-419"/>
-              </w:rPr>
-              <w:t>Linked</w:t>
-            </w:r>
-            <w:r>
-              <w:rPr>
-                <w:lang w:val="es-419"/>
-              </w:rPr>
-              <w:t xml:space="preserve"> </w:t>
-            </w:r>
-            <w:r>
-              <w:rPr>
-                <w:lang w:val="es-419"/>
-              </w:rPr>
-              <w:t>List</w:t>
-            </w:r>
-            <w:r>
-              <w:rPr>
-                <w:color w:val="000000" w:themeColor="text1" w:themeTint="FF" w:themeShade="FF"/>
+              <w:t>Linked List</w:t>
+            </w:r>
+            <w:r>
+              <w:rPr>
+                <w:color w:val="000000" w:themeColor="text1"/>
                 <w:lang w:eastAsia="en-US"/>
               </w:rPr>
               <w:t xml:space="preserve">) </w:t>
@@ -3650,7 +3607,6 @@
           <w:tcPr>
             <w:cnfStyle w:val="001000000000" w:firstRow="0" w:lastRow="0" w:firstColumn="1" w:lastColumn="0" w:oddVBand="0" w:evenVBand="0" w:oddHBand="0" w:evenHBand="0" w:firstRowFirstColumn="0" w:firstRowLastColumn="0" w:lastRowFirstColumn="0" w:lastRowLastColumn="0"/>
             <w:tcW w:w="1364" w:type="pct"/>
-            <w:tcMar/>
             <w:hideMark/>
           </w:tcPr>
           <w:p>
@@ -3672,9 +3628,7 @@
         </w:tc>
         <w:tc>
           <w:tcPr>
-            <w:cnfStyle w:val="000000000000" w:firstRow="0" w:lastRow="0" w:firstColumn="0" w:lastColumn="0" w:oddVBand="0" w:evenVBand="0" w:oddHBand="0" w:evenHBand="0" w:firstRowFirstColumn="0" w:firstRowLastColumn="0" w:lastRowFirstColumn="0" w:lastRowLastColumn="0"/>
             <w:tcW w:w="1819" w:type="pct"/>
-            <w:tcMar/>
             <w:hideMark/>
           </w:tcPr>
           <w:p>
@@ -3686,13 +3640,18 @@
                 <w:lang w:eastAsia="en-US"/>
               </w:rPr>
             </w:pPr>
-          </w:p>
-        </w:tc>
-        <w:tc>
-          <w:tcPr>
-            <w:cnfStyle w:val="000000000000" w:firstRow="0" w:lastRow="0" w:firstColumn="0" w:lastColumn="0" w:oddVBand="0" w:evenVBand="0" w:oddHBand="0" w:evenHBand="0" w:firstRowFirstColumn="0" w:firstRowLastColumn="0" w:lastRowFirstColumn="0" w:lastRowLastColumn="0"/>
+            <w:r>
+              <w:rPr>
+                <w:color w:val="000000"/>
+                <w:lang w:eastAsia="en-US"/>
+              </w:rPr>
+              <w:t>0.51</w:t>
+            </w:r>
+          </w:p>
+        </w:tc>
+        <w:tc>
+          <w:tcPr>
             <w:tcW w:w="1817" w:type="pct"/>
-            <w:tcMar/>
             <w:hideMark/>
           </w:tcPr>
           <w:p>
@@ -3705,6 +3664,14 @@
                 <w:lang w:eastAsia="en-US"/>
               </w:rPr>
             </w:pPr>
+            <w:r>
+              <w:rPr>
+                <w:sz w:val="20"/>
+                <w:szCs w:val="20"/>
+                <w:lang w:eastAsia="en-US"/>
+              </w:rPr>
+              <w:t>1.10</w:t>
+            </w:r>
           </w:p>
         </w:tc>
       </w:tr>
@@ -3716,7 +3683,6 @@
           <w:tcPr>
             <w:cnfStyle w:val="001000000000" w:firstRow="0" w:lastRow="0" w:firstColumn="1" w:lastColumn="0" w:oddVBand="0" w:evenVBand="0" w:oddHBand="0" w:evenHBand="0" w:firstRowFirstColumn="0" w:firstRowLastColumn="0" w:lastRowFirstColumn="0" w:lastRowLastColumn="0"/>
             <w:tcW w:w="1364" w:type="pct"/>
-            <w:tcMar/>
             <w:hideMark/>
           </w:tcPr>
           <w:p>
@@ -3738,9 +3704,7 @@
         </w:tc>
         <w:tc>
           <w:tcPr>
-            <w:cnfStyle w:val="000000000000" w:firstRow="0" w:lastRow="0" w:firstColumn="0" w:lastColumn="0" w:oddVBand="0" w:evenVBand="0" w:oddHBand="0" w:evenHBand="0" w:firstRowFirstColumn="0" w:firstRowLastColumn="0" w:lastRowFirstColumn="0" w:lastRowLastColumn="0"/>
             <w:tcW w:w="1819" w:type="pct"/>
-            <w:tcMar/>
             <w:hideMark/>
           </w:tcPr>
           <w:p>
@@ -3752,13 +3716,18 @@
                 <w:lang w:eastAsia="en-US"/>
               </w:rPr>
             </w:pPr>
-          </w:p>
-        </w:tc>
-        <w:tc>
-          <w:tcPr>
-            <w:cnfStyle w:val="000000000000" w:firstRow="0" w:lastRow="0" w:firstColumn="0" w:lastColumn="0" w:oddVBand="0" w:evenVBand="0" w:oddHBand="0" w:evenHBand="0" w:firstRowFirstColumn="0" w:firstRowLastColumn="0" w:lastRowFirstColumn="0" w:lastRowLastColumn="0"/>
+            <w:r>
+              <w:rPr>
+                <w:color w:val="000000"/>
+                <w:lang w:eastAsia="en-US"/>
+              </w:rPr>
+              <w:t>20.84</w:t>
+            </w:r>
+          </w:p>
+        </w:tc>
+        <w:tc>
+          <w:tcPr>
             <w:tcW w:w="1817" w:type="pct"/>
-            <w:tcMar/>
             <w:hideMark/>
           </w:tcPr>
           <w:p>
@@ -3771,6 +3740,14 @@
                 <w:lang w:eastAsia="en-US"/>
               </w:rPr>
             </w:pPr>
+            <w:r>
+              <w:rPr>
+                <w:sz w:val="20"/>
+                <w:szCs w:val="20"/>
+                <w:lang w:eastAsia="en-US"/>
+              </w:rPr>
+              <w:t>38.39</w:t>
+            </w:r>
           </w:p>
         </w:tc>
       </w:tr>
@@ -3783,7 +3760,6 @@
           <w:tcPr>
             <w:cnfStyle w:val="001000000000" w:firstRow="0" w:lastRow="0" w:firstColumn="1" w:lastColumn="0" w:oddVBand="0" w:evenVBand="0" w:oddHBand="0" w:evenHBand="0" w:firstRowFirstColumn="0" w:firstRowLastColumn="0" w:lastRowFirstColumn="0" w:lastRowLastColumn="0"/>
             <w:tcW w:w="1364" w:type="pct"/>
-            <w:tcMar/>
             <w:hideMark/>
           </w:tcPr>
           <w:p>
@@ -3805,9 +3781,7 @@
         </w:tc>
         <w:tc>
           <w:tcPr>
-            <w:cnfStyle w:val="000000000000" w:firstRow="0" w:lastRow="0" w:firstColumn="0" w:lastColumn="0" w:oddVBand="0" w:evenVBand="0" w:oddHBand="0" w:evenHBand="0" w:firstRowFirstColumn="0" w:firstRowLastColumn="0" w:lastRowFirstColumn="0" w:lastRowLastColumn="0"/>
             <w:tcW w:w="1819" w:type="pct"/>
-            <w:tcMar/>
             <w:hideMark/>
           </w:tcPr>
           <w:p>
@@ -3819,13 +3793,18 @@
                 <w:lang w:eastAsia="en-US"/>
               </w:rPr>
             </w:pPr>
-          </w:p>
-        </w:tc>
-        <w:tc>
-          <w:tcPr>
-            <w:cnfStyle w:val="000000000000" w:firstRow="0" w:lastRow="0" w:firstColumn="0" w:lastColumn="0" w:oddVBand="0" w:evenVBand="0" w:oddHBand="0" w:evenHBand="0" w:firstRowFirstColumn="0" w:firstRowLastColumn="0" w:lastRowFirstColumn="0" w:lastRowLastColumn="0"/>
+            <w:r>
+              <w:rPr>
+                <w:color w:val="000000"/>
+                <w:lang w:eastAsia="en-US"/>
+              </w:rPr>
+              <w:t>73.49</w:t>
+            </w:r>
+          </w:p>
+        </w:tc>
+        <w:tc>
+          <w:tcPr>
             <w:tcW w:w="1817" w:type="pct"/>
-            <w:tcMar/>
             <w:hideMark/>
           </w:tcPr>
           <w:p>
@@ -3838,6 +3817,14 @@
                 <w:lang w:eastAsia="en-US"/>
               </w:rPr>
             </w:pPr>
+            <w:r>
+              <w:rPr>
+                <w:sz w:val="20"/>
+                <w:szCs w:val="20"/>
+                <w:lang w:eastAsia="en-US"/>
+              </w:rPr>
+              <w:t>252.06</w:t>
+            </w:r>
           </w:p>
         </w:tc>
       </w:tr>
@@ -3849,7 +3836,6 @@
           <w:tcPr>
             <w:cnfStyle w:val="001000000000" w:firstRow="0" w:lastRow="0" w:firstColumn="1" w:lastColumn="0" w:oddVBand="0" w:evenVBand="0" w:oddHBand="0" w:evenHBand="0" w:firstRowFirstColumn="0" w:firstRowLastColumn="0" w:lastRowFirstColumn="0" w:lastRowLastColumn="0"/>
             <w:tcW w:w="1364" w:type="pct"/>
-            <w:tcMar/>
             <w:hideMark/>
           </w:tcPr>
           <w:p>
@@ -3871,9 +3857,7 @@
         </w:tc>
         <w:tc>
           <w:tcPr>
-            <w:cnfStyle w:val="000000000000" w:firstRow="0" w:lastRow="0" w:firstColumn="0" w:lastColumn="0" w:oddVBand="0" w:evenVBand="0" w:oddHBand="0" w:evenHBand="0" w:firstRowFirstColumn="0" w:firstRowLastColumn="0" w:lastRowFirstColumn="0" w:lastRowLastColumn="0"/>
             <w:tcW w:w="1819" w:type="pct"/>
-            <w:tcMar/>
             <w:hideMark/>
           </w:tcPr>
           <w:p>
@@ -3885,13 +3869,18 @@
                 <w:lang w:eastAsia="en-US"/>
               </w:rPr>
             </w:pPr>
-          </w:p>
-        </w:tc>
-        <w:tc>
-          <w:tcPr>
-            <w:cnfStyle w:val="000000000000" w:firstRow="0" w:lastRow="0" w:firstColumn="0" w:lastColumn="0" w:oddVBand="0" w:evenVBand="0" w:oddHBand="0" w:evenHBand="0" w:firstRowFirstColumn="0" w:firstRowLastColumn="0" w:lastRowFirstColumn="0" w:lastRowLastColumn="0"/>
+            <w:r>
+              <w:rPr>
+                <w:color w:val="000000"/>
+                <w:lang w:eastAsia="en-US"/>
+              </w:rPr>
+              <w:t>301.97</w:t>
+            </w:r>
+          </w:p>
+        </w:tc>
+        <w:tc>
+          <w:tcPr>
             <w:tcW w:w="1817" w:type="pct"/>
-            <w:tcMar/>
             <w:hideMark/>
           </w:tcPr>
           <w:p>
@@ -3904,6 +3893,14 @@
                 <w:lang w:eastAsia="en-US"/>
               </w:rPr>
             </w:pPr>
+            <w:r>
+              <w:rPr>
+                <w:sz w:val="20"/>
+                <w:szCs w:val="20"/>
+                <w:lang w:eastAsia="en-US"/>
+              </w:rPr>
+              <w:t>867.92</w:t>
+            </w:r>
           </w:p>
         </w:tc>
       </w:tr>
@@ -3916,7 +3913,6 @@
           <w:tcPr>
             <w:cnfStyle w:val="001000000000" w:firstRow="0" w:lastRow="0" w:firstColumn="1" w:lastColumn="0" w:oddVBand="0" w:evenVBand="0" w:oddHBand="0" w:evenHBand="0" w:firstRowFirstColumn="0" w:firstRowLastColumn="0" w:lastRowFirstColumn="0" w:lastRowLastColumn="0"/>
             <w:tcW w:w="1364" w:type="pct"/>
-            <w:tcMar/>
             <w:hideMark/>
           </w:tcPr>
           <w:p>
@@ -3938,9 +3934,7 @@
         </w:tc>
         <w:tc>
           <w:tcPr>
-            <w:cnfStyle w:val="000000000000" w:firstRow="0" w:lastRow="0" w:firstColumn="0" w:lastColumn="0" w:oddVBand="0" w:evenVBand="0" w:oddHBand="0" w:evenHBand="0" w:firstRowFirstColumn="0" w:firstRowLastColumn="0" w:lastRowFirstColumn="0" w:lastRowLastColumn="0"/>
             <w:tcW w:w="1819" w:type="pct"/>
-            <w:tcMar/>
             <w:hideMark/>
           </w:tcPr>
           <w:p>
@@ -3952,13 +3946,18 @@
                 <w:lang w:eastAsia="en-US"/>
               </w:rPr>
             </w:pPr>
-          </w:p>
-        </w:tc>
-        <w:tc>
-          <w:tcPr>
-            <w:cnfStyle w:val="000000000000" w:firstRow="0" w:lastRow="0" w:firstColumn="0" w:lastColumn="0" w:oddVBand="0" w:evenVBand="0" w:oddHBand="0" w:evenHBand="0" w:firstRowFirstColumn="0" w:firstRowLastColumn="0" w:lastRowFirstColumn="0" w:lastRowLastColumn="0"/>
+            <w:r>
+              <w:rPr>
+                <w:color w:val="000000"/>
+                <w:lang w:eastAsia="en-US"/>
+              </w:rPr>
+              <w:t>705.43</w:t>
+            </w:r>
+          </w:p>
+        </w:tc>
+        <w:tc>
+          <w:tcPr>
             <w:tcW w:w="1817" w:type="pct"/>
-            <w:tcMar/>
             <w:hideMark/>
           </w:tcPr>
           <w:p>
@@ -3971,6 +3970,14 @@
                 <w:lang w:eastAsia="en-US"/>
               </w:rPr>
             </w:pPr>
+            <w:r>
+              <w:rPr>
+                <w:sz w:val="20"/>
+                <w:szCs w:val="20"/>
+                <w:lang w:eastAsia="en-US"/>
+              </w:rPr>
+              <w:t>1555.20</w:t>
+            </w:r>
           </w:p>
         </w:tc>
       </w:tr>
@@ -3982,7 +3989,6 @@
           <w:tcPr>
             <w:cnfStyle w:val="001000000000" w:firstRow="0" w:lastRow="0" w:firstColumn="1" w:lastColumn="0" w:oddVBand="0" w:evenVBand="0" w:oddHBand="0" w:evenHBand="0" w:firstRowFirstColumn="0" w:firstRowLastColumn="0" w:lastRowFirstColumn="0" w:lastRowLastColumn="0"/>
             <w:tcW w:w="1364" w:type="pct"/>
-            <w:tcMar/>
             <w:hideMark/>
           </w:tcPr>
           <w:p>
@@ -4004,9 +4010,7 @@
         </w:tc>
         <w:tc>
           <w:tcPr>
-            <w:cnfStyle w:val="000000000000" w:firstRow="0" w:lastRow="0" w:firstColumn="0" w:lastColumn="0" w:oddVBand="0" w:evenVBand="0" w:oddHBand="0" w:evenHBand="0" w:firstRowFirstColumn="0" w:firstRowLastColumn="0" w:lastRowFirstColumn="0" w:lastRowLastColumn="0"/>
             <w:tcW w:w="1819" w:type="pct"/>
-            <w:tcMar/>
             <w:hideMark/>
           </w:tcPr>
           <w:p>
@@ -4018,13 +4022,18 @@
                 <w:lang w:eastAsia="en-US"/>
               </w:rPr>
             </w:pPr>
-          </w:p>
-        </w:tc>
-        <w:tc>
-          <w:tcPr>
-            <w:cnfStyle w:val="000000000000" w:firstRow="0" w:lastRow="0" w:firstColumn="0" w:lastColumn="0" w:oddVBand="0" w:evenVBand="0" w:oddHBand="0" w:evenHBand="0" w:firstRowFirstColumn="0" w:firstRowLastColumn="0" w:lastRowFirstColumn="0" w:lastRowLastColumn="0"/>
+            <w:r>
+              <w:rPr>
+                <w:color w:val="000000"/>
+                <w:lang w:eastAsia="en-US"/>
+              </w:rPr>
+              <w:t>1878.21</w:t>
+            </w:r>
+          </w:p>
+        </w:tc>
+        <w:tc>
+          <w:tcPr>
             <w:tcW w:w="1817" w:type="pct"/>
-            <w:tcMar/>
             <w:hideMark/>
           </w:tcPr>
           <w:p>
@@ -4037,6 +4046,14 @@
                 <w:lang w:eastAsia="en-US"/>
               </w:rPr>
             </w:pPr>
+            <w:r>
+              <w:rPr>
+                <w:sz w:val="20"/>
+                <w:szCs w:val="20"/>
+                <w:lang w:eastAsia="en-US"/>
+              </w:rPr>
+              <w:t>5260.82</w:t>
+            </w:r>
           </w:p>
         </w:tc>
       </w:tr>
@@ -4049,7 +4066,6 @@
           <w:tcPr>
             <w:cnfStyle w:val="001000000000" w:firstRow="0" w:lastRow="0" w:firstColumn="1" w:lastColumn="0" w:oddVBand="0" w:evenVBand="0" w:oddHBand="0" w:evenHBand="0" w:firstRowFirstColumn="0" w:firstRowLastColumn="0" w:lastRowFirstColumn="0" w:lastRowLastColumn="0"/>
             <w:tcW w:w="1364" w:type="pct"/>
-            <w:tcMar/>
             <w:hideMark/>
           </w:tcPr>
           <w:p>
@@ -4071,9 +4087,7 @@
         </w:tc>
         <w:tc>
           <w:tcPr>
-            <w:cnfStyle w:val="000000000000" w:firstRow="0" w:lastRow="0" w:firstColumn="0" w:lastColumn="0" w:oddVBand="0" w:evenVBand="0" w:oddHBand="0" w:evenHBand="0" w:firstRowFirstColumn="0" w:firstRowLastColumn="0" w:lastRowFirstColumn="0" w:lastRowLastColumn="0"/>
             <w:tcW w:w="1819" w:type="pct"/>
-            <w:tcMar/>
             <w:hideMark/>
           </w:tcPr>
           <w:p>
@@ -4085,13 +4099,18 @@
                 <w:lang w:eastAsia="en-US"/>
               </w:rPr>
             </w:pPr>
-          </w:p>
-        </w:tc>
-        <w:tc>
-          <w:tcPr>
-            <w:cnfStyle w:val="000000000000" w:firstRow="0" w:lastRow="0" w:firstColumn="0" w:lastColumn="0" w:oddVBand="0" w:evenVBand="0" w:oddHBand="0" w:evenHBand="0" w:firstRowFirstColumn="0" w:firstRowLastColumn="0" w:lastRowFirstColumn="0" w:lastRowLastColumn="0"/>
+            <w:r>
+              <w:rPr>
+                <w:color w:val="000000"/>
+                <w:lang w:eastAsia="en-US"/>
+              </w:rPr>
+              <w:t>4866.72</w:t>
+            </w:r>
+          </w:p>
+        </w:tc>
+        <w:tc>
+          <w:tcPr>
             <w:tcW w:w="1817" w:type="pct"/>
-            <w:tcMar/>
             <w:hideMark/>
           </w:tcPr>
           <w:p>
@@ -4104,6 +4123,14 @@
                 <w:lang w:eastAsia="en-US"/>
               </w:rPr>
             </w:pPr>
+            <w:r>
+              <w:rPr>
+                <w:sz w:val="20"/>
+                <w:szCs w:val="20"/>
+                <w:lang w:eastAsia="en-US"/>
+              </w:rPr>
+              <w:t>15920.20</w:t>
+            </w:r>
           </w:p>
         </w:tc>
       </w:tr>
@@ -4115,7 +4142,6 @@
           <w:tcPr>
             <w:cnfStyle w:val="001000000000" w:firstRow="0" w:lastRow="0" w:firstColumn="1" w:lastColumn="0" w:oddVBand="0" w:evenVBand="0" w:oddHBand="0" w:evenHBand="0" w:firstRowFirstColumn="0" w:firstRowLastColumn="0" w:lastRowFirstColumn="0" w:lastRowLastColumn="0"/>
             <w:tcW w:w="1364" w:type="pct"/>
-            <w:tcMar/>
             <w:hideMark/>
           </w:tcPr>
           <w:p>
@@ -4137,9 +4163,7 @@
         </w:tc>
         <w:tc>
           <w:tcPr>
-            <w:cnfStyle w:val="000000000000" w:firstRow="0" w:lastRow="0" w:firstColumn="0" w:lastColumn="0" w:oddVBand="0" w:evenVBand="0" w:oddHBand="0" w:evenHBand="0" w:firstRowFirstColumn="0" w:firstRowLastColumn="0" w:lastRowFirstColumn="0" w:lastRowLastColumn="0"/>
             <w:tcW w:w="1819" w:type="pct"/>
-            <w:tcMar/>
             <w:hideMark/>
           </w:tcPr>
           <w:p>
@@ -4151,13 +4175,18 @@
                 <w:lang w:eastAsia="en-US"/>
               </w:rPr>
             </w:pPr>
-          </w:p>
-        </w:tc>
-        <w:tc>
-          <w:tcPr>
-            <w:cnfStyle w:val="000000000000" w:firstRow="0" w:lastRow="0" w:firstColumn="0" w:lastColumn="0" w:oddVBand="0" w:evenVBand="0" w:oddHBand="0" w:evenHBand="0" w:firstRowFirstColumn="0" w:firstRowLastColumn="0" w:lastRowFirstColumn="0" w:lastRowLastColumn="0"/>
+            <w:r>
+              <w:rPr>
+                <w:color w:val="000000"/>
+                <w:lang w:eastAsia="en-US"/>
+              </w:rPr>
+              <w:t>9361.26</w:t>
+            </w:r>
+          </w:p>
+        </w:tc>
+        <w:tc>
+          <w:tcPr>
             <w:tcW w:w="1817" w:type="pct"/>
-            <w:tcMar/>
             <w:hideMark/>
           </w:tcPr>
           <w:p>
@@ -4170,17 +4199,25 @@
                 <w:lang w:eastAsia="en-US"/>
               </w:rPr>
             </w:pPr>
+            <w:r>
+              <w:rPr>
+                <w:sz w:val="20"/>
+                <w:szCs w:val="20"/>
+                <w:lang w:eastAsia="en-US"/>
+              </w:rPr>
+              <w:t>65943.46</w:t>
+            </w:r>
           </w:p>
         </w:tc>
       </w:tr>
     </w:tbl>
     <w:p>
       <w:pPr>
-        <w:pStyle w:val="Descripcin"/>
+        <w:pStyle w:val="Caption"/>
         <w:jc w:val="center"/>
         <w:rPr>
-          <w:b w:val="1"/>
-          <w:bCs w:val="1"/>
+          <w:b/>
+          <w:bCs/>
           <w:lang w:val="es-419"/>
         </w:rPr>
       </w:pPr>
@@ -4204,107 +4241,27 @@
       </w:r>
       <w:r>
         <w:rPr>
-          <w:b w:val="1"/>
-          <w:bCs w:val="1"/>
+          <w:b/>
+          <w:bCs/>
           <w:lang w:val="es-419"/>
         </w:rPr>
         <w:t xml:space="preserve">Resultados </w:t>
       </w:r>
       <w:r>
         <w:rPr>
-          <w:b w:val="1"/>
-          <w:bCs w:val="1"/>
+          <w:b/>
+          <w:bCs/>
           <w:lang w:val="es-419"/>
         </w:rPr>
         <w:t xml:space="preserve">en computador </w:t>
       </w:r>
       <w:r>
         <w:rPr>
-          <w:b w:val="1"/>
-          <w:bCs w:val="1"/>
-          <w:lang w:val="es-419"/>
-        </w:rPr>
-        <w:t xml:space="preserve">1 para </w:t>
-      </w:r>
-      <w:r>
-        <w:rPr>
-          <w:b w:val="1"/>
-          <w:bCs w:val="1"/>
-          <w:lang w:val="es-419"/>
-        </w:rPr>
-        <w:t>ordenamientos</w:t>
-      </w:r>
-      <w:r>
-        <w:rPr>
-          <w:b w:val="1"/>
-          <w:bCs w:val="1"/>
-          <w:lang w:val="es-419"/>
-        </w:rPr>
-        <w:t xml:space="preserve"> </w:t>
-      </w:r>
-      <w:r>
-        <w:rPr>
-          <w:b w:val="1"/>
-          <w:bCs w:val="1"/>
-          <w:lang w:val="es-419"/>
-        </w:rPr>
-        <w:t>recursivos con</w:t>
-      </w:r>
-      <w:r>
-        <w:rPr>
-          <w:b w:val="1"/>
-          <w:bCs w:val="1"/>
-          <w:lang w:val="es-419"/>
-        </w:rPr>
-        <w:t xml:space="preserve"> </w:t>
-      </w:r>
-      <w:r>
-        <w:rPr>
-          <w:b w:val="1"/>
-          <w:bCs w:val="1"/>
-          <w:lang w:val="es-419"/>
-        </w:rPr>
-        <w:t>Single</w:t>
-      </w:r>
-      <w:r>
-        <w:rPr>
-          <w:b w:val="1"/>
-          <w:bCs w:val="1"/>
-          <w:lang w:val="es-419"/>
-        </w:rPr>
-        <w:t xml:space="preserve"> </w:t>
-      </w:r>
-      <w:r>
-        <w:rPr>
-          <w:b w:val="1"/>
-          <w:bCs w:val="1"/>
-          <w:lang w:val="es-419"/>
-        </w:rPr>
-        <w:t>Linked</w:t>
-      </w:r>
-      <w:r>
-        <w:rPr>
-          <w:b w:val="1"/>
-          <w:bCs w:val="1"/>
-          <w:lang w:val="es-419"/>
-        </w:rPr>
-        <w:t xml:space="preserve"> </w:t>
-      </w:r>
-      <w:r>
-        <w:rPr>
-          <w:b w:val="1"/>
-          <w:bCs w:val="1"/>
-          <w:lang w:val="es-419"/>
-        </w:rPr>
-        <w:t>List</w:t>
-      </w:r>
-      <w:r>
-        <w:rPr>
-          <w:b w:val="1"/>
-          <w:bCs w:val="1"/>
-          <w:lang w:val="es-419"/>
-        </w:rPr>
-        <w:t>.</w:t>
+          <w:b/>
+          <w:bCs/>
+          <w:lang w:val="es-419"/>
+        </w:rPr>
+        <w:t>1 para ordenamientos recursivos con Single Linked List.</w:t>
       </w:r>
     </w:p>
     <w:p>
@@ -4322,10 +4279,10 @@
     </w:p>
     <w:p>
       <w:pPr>
-        <w:pStyle w:val="Ttulo1"/>
+        <w:pStyle w:val="Heading1"/>
         <w:jc w:val="both"/>
         <w:rPr>
-          <w:rFonts w:asciiTheme="minorHAnsi" w:hAnsiTheme="minorHAnsi" w:eastAsiaTheme="minorEastAsia" w:cstheme="minorBidi"/>
+          <w:rFonts w:asciiTheme="minorHAnsi" w:eastAsiaTheme="minorEastAsia" w:hAnsiTheme="minorHAnsi" w:cstheme="minorBidi"/>
           <w:b/>
           <w:bCs/>
           <w:lang w:val="es-419"/>
@@ -4333,7 +4290,7 @@
       </w:pPr>
       <w:r>
         <w:rPr>
-          <w:rFonts w:asciiTheme="minorHAnsi" w:hAnsiTheme="minorHAnsi" w:eastAsiaTheme="minorEastAsia" w:cstheme="minorBidi"/>
+          <w:rFonts w:asciiTheme="minorHAnsi" w:eastAsiaTheme="minorEastAsia" w:hAnsiTheme="minorHAnsi" w:cstheme="minorBidi"/>
           <w:b/>
           <w:bCs/>
           <w:lang w:val="es-419"/>
@@ -4354,14 +4311,14 @@
       </w:pPr>
       <w:r>
         <w:rPr>
-          <w:rStyle w:val="Textoennegrita"/>
+          <w:rStyle w:val="Strong"/>
           <w:color w:val="000000"/>
         </w:rPr>
         <w:t>Complete esta sección únicamente cuando se le indique en las instrucciones.</w:t>
       </w:r>
       <w:r>
         <w:rPr>
-          <w:rStyle w:val="Textoennegrita"/>
+          <w:rStyle w:val="Strong"/>
           <w:b w:val="0"/>
           <w:bCs w:val="0"/>
           <w:color w:val="000000"/>
@@ -4370,7 +4327,7 @@
       </w:r>
       <w:r>
         <w:rPr>
-          <w:rStyle w:val="Textoennegrita"/>
+          <w:rStyle w:val="Strong"/>
           <w:b w:val="0"/>
           <w:bCs w:val="0"/>
           <w:color w:val="000000"/>
@@ -4379,7 +4336,7 @@
       </w:r>
       <w:r>
         <w:rPr>
-          <w:rStyle w:val="Textoennegrita"/>
+          <w:rStyle w:val="Strong"/>
           <w:b w:val="0"/>
           <w:bCs w:val="0"/>
           <w:color w:val="000000"/>
@@ -4399,7 +4356,7 @@
       </w:pPr>
       <w:r>
         <w:rPr>
-          <w:rStyle w:val="Textoennegrita"/>
+          <w:rStyle w:val="Strong"/>
           <w:b w:val="0"/>
           <w:bCs w:val="0"/>
           <w:color w:val="000000"/>
@@ -4423,7 +4380,7 @@
       </w:pPr>
       <w:r>
         <w:rPr>
-          <w:rStyle w:val="Textoennegrita"/>
+          <w:rStyle w:val="Strong"/>
           <w:b w:val="0"/>
           <w:bCs w:val="0"/>
           <w:color w:val="000000"/>
@@ -4447,7 +4404,7 @@
       </w:pPr>
       <w:r>
         <w:rPr>
-          <w:rStyle w:val="Textoennegrita"/>
+          <w:rStyle w:val="Strong"/>
           <w:b w:val="0"/>
           <w:bCs w:val="0"/>
           <w:color w:val="000000"/>
@@ -4471,17 +4428,15 @@
         </w:rPr>
         <w:t>(</w:t>
       </w:r>
-      <w:proofErr w:type="spellStart"/>
-      <w:r>
-        <w:rPr>
-          <w:rStyle w:val="nfasis"/>
+      <w:r>
+        <w:rPr>
+          <w:rStyle w:val="Emphasis"/>
           <w:b/>
           <w:bCs/>
           <w:color w:val="000000"/>
         </w:rPr>
         <w:t>ArrayList</w:t>
       </w:r>
-      <w:proofErr w:type="spellEnd"/>
       <w:r>
         <w:rPr>
           <w:rStyle w:val="apple-converted-space"/>
@@ -4508,17 +4463,15 @@
         </w:rPr>
         <w:t> </w:t>
       </w:r>
-      <w:proofErr w:type="spellStart"/>
-      <w:r>
-        <w:rPr>
-          <w:rStyle w:val="nfasis"/>
+      <w:r>
+        <w:rPr>
+          <w:rStyle w:val="Emphasis"/>
           <w:b/>
           <w:bCs/>
           <w:color w:val="000000"/>
         </w:rPr>
         <w:t>SingleLinkedList</w:t>
       </w:r>
-      <w:proofErr w:type="spellEnd"/>
       <w:r>
         <w:rPr>
           <w:b/>
@@ -4540,7 +4493,7 @@
       </w:pPr>
       <w:r>
         <w:rPr>
-          <w:rStyle w:val="Textoennegrita"/>
+          <w:rStyle w:val="Strong"/>
           <w:b w:val="0"/>
           <w:bCs w:val="0"/>
           <w:color w:val="000000"/>
@@ -4549,7 +4502,7 @@
       </w:r>
       <w:r>
         <w:rPr>
-          <w:rStyle w:val="Textoennegrita"/>
+          <w:rStyle w:val="Strong"/>
           <w:b w:val="0"/>
           <w:bCs w:val="0"/>
           <w:color w:val="000000"/>
@@ -4559,29 +4512,29 @@
     </w:p>
     <w:p>
       <w:pPr>
-        <w:pStyle w:val="Ttulo2"/>
+        <w:pStyle w:val="Heading2"/>
         <w:jc w:val="both"/>
         <w:rPr>
-          <w:rFonts w:ascii="Calibri" w:hAnsi="Calibri" w:eastAsia="游明朝" w:cs="Arial" w:asciiTheme="minorAscii" w:hAnsiTheme="minorAscii" w:eastAsiaTheme="minorEastAsia" w:cstheme="minorBidi"/>
-          <w:b w:val="1"/>
-          <w:bCs w:val="1"/>
-          <w:lang w:val="es-419"/>
-        </w:rPr>
-      </w:pPr>
-      <w:r>
-        <w:rPr>
-          <w:rFonts w:ascii="Calibri" w:hAnsi="Calibri" w:eastAsia="游明朝" w:cs="Arial" w:asciiTheme="minorAscii" w:hAnsiTheme="minorAscii" w:eastAsiaTheme="minorEastAsia" w:cstheme="minorBidi"/>
-          <w:b w:val="1"/>
-          <w:bCs w:val="1"/>
+          <w:rFonts w:asciiTheme="minorHAnsi" w:eastAsiaTheme="minorEastAsia" w:hAnsiTheme="minorHAnsi" w:cstheme="minorBidi"/>
+          <w:b/>
+          <w:bCs/>
+          <w:lang w:val="es-419"/>
+        </w:rPr>
+      </w:pPr>
+      <w:r>
+        <w:rPr>
+          <w:rFonts w:asciiTheme="minorHAnsi" w:eastAsiaTheme="minorEastAsia" w:hAnsiTheme="minorHAnsi" w:cstheme="minorBidi"/>
+          <w:b/>
+          <w:bCs/>
           <w:lang w:val="es-419"/>
         </w:rPr>
         <w:t xml:space="preserve">Computador </w:t>
       </w:r>
       <w:r>
         <w:rPr>
-          <w:rFonts w:ascii="Calibri" w:hAnsi="Calibri" w:eastAsia="游明朝" w:cs="Arial" w:asciiTheme="minorAscii" w:hAnsiTheme="minorAscii" w:eastAsiaTheme="minorEastAsia" w:cstheme="minorBidi"/>
-          <w:b w:val="1"/>
-          <w:bCs w:val="1"/>
+          <w:rFonts w:asciiTheme="minorHAnsi" w:eastAsiaTheme="minorEastAsia" w:hAnsiTheme="minorHAnsi" w:cstheme="minorBidi"/>
+          <w:b/>
+          <w:bCs/>
           <w:lang w:val="es-419"/>
         </w:rPr>
         <w:t>1</w:t>
@@ -4597,7 +4550,7 @@
     </w:p>
     <w:tbl>
       <w:tblPr>
-        <w:tblStyle w:val="Tabladecuadrcula2"/>
+        <w:tblStyle w:val="GridTable2"/>
         <w:tblW w:w="0" w:type="auto"/>
         <w:tblLook w:val="04A0" w:firstRow="1" w:lastRow="0" w:firstColumn="1" w:lastColumn="0" w:noHBand="0" w:noVBand="1"/>
       </w:tblPr>
@@ -4643,87 +4596,37 @@
               <w:cnfStyle w:val="100000000000" w:firstRow="1" w:lastRow="0" w:firstColumn="0" w:lastColumn="0" w:oddVBand="0" w:evenVBand="0" w:oddHBand="0" w:evenHBand="0" w:firstRowFirstColumn="0" w:firstRowLastColumn="0" w:lastRowFirstColumn="0" w:lastRowLastColumn="0"/>
               <w:rPr>
                 <w:color w:val="000000" w:themeColor="text1"/>
-                <w:lang w:eastAsia="en-US"/>
-              </w:rPr>
-            </w:pPr>
-            <w:proofErr w:type="spellStart"/>
+                <w:lang w:val="es-CO" w:eastAsia="en-US"/>
+              </w:rPr>
+            </w:pPr>
             <w:r>
               <w:rPr>
                 <w:color w:val="000000" w:themeColor="text1"/>
-                <w:lang w:eastAsia="en-US"/>
-              </w:rPr>
-              <w:t>Algoritmo</w:t>
-            </w:r>
-            <w:proofErr w:type="spellEnd"/>
-            <w:r>
+                <w:lang w:val="es-CO" w:eastAsia="en-US"/>
+              </w:rPr>
+              <w:t xml:space="preserve">Algoritmo recursivo (Merge Sort - ArrayList) </w:t>
+            </w:r>
+          </w:p>
+        </w:tc>
+        <w:tc>
+          <w:tcPr>
+            <w:tcW w:w="3201" w:type="dxa"/>
+          </w:tcPr>
+          <w:p>
+            <w:pPr>
+              <w:jc w:val="both"/>
+              <w:cnfStyle w:val="100000000000" w:firstRow="1" w:lastRow="0" w:firstColumn="0" w:lastColumn="0" w:oddVBand="0" w:evenVBand="0" w:oddHBand="0" w:evenHBand="0" w:firstRowFirstColumn="0" w:firstRowLastColumn="0" w:lastRowFirstColumn="0" w:lastRowLastColumn="0"/>
               <w:rPr>
                 <w:color w:val="000000" w:themeColor="text1"/>
                 <w:lang w:eastAsia="en-US"/>
               </w:rPr>
-              <w:t xml:space="preserve"> </w:t>
-            </w:r>
-            <w:proofErr w:type="spellStart"/>
+            </w:pPr>
             <w:r>
               <w:rPr>
                 <w:color w:val="000000" w:themeColor="text1"/>
                 <w:lang w:eastAsia="en-US"/>
               </w:rPr>
-              <w:t>recursivo</w:t>
-            </w:r>
-            <w:proofErr w:type="spellEnd"/>
-            <w:r>
-              <w:rPr>
-                <w:color w:val="000000" w:themeColor="text1"/>
-                <w:lang w:eastAsia="en-US"/>
-              </w:rPr>
-              <w:t xml:space="preserve"> </w:t>
-            </w:r>
-          </w:p>
-        </w:tc>
-        <w:tc>
-          <w:tcPr>
-            <w:tcW w:w="3201" w:type="dxa"/>
-          </w:tcPr>
-          <w:p>
-            <w:pPr>
-              <w:jc w:val="both"/>
-              <w:cnfStyle w:val="100000000000" w:firstRow="1" w:lastRow="0" w:firstColumn="0" w:lastColumn="0" w:oddVBand="0" w:evenVBand="0" w:oddHBand="0" w:evenHBand="0" w:firstRowFirstColumn="0" w:firstRowLastColumn="0" w:lastRowFirstColumn="0" w:lastRowLastColumn="0"/>
-              <w:rPr>
-                <w:color w:val="000000" w:themeColor="text1"/>
-                <w:lang w:eastAsia="en-US"/>
-              </w:rPr>
-            </w:pPr>
-            <w:proofErr w:type="spellStart"/>
-            <w:r>
-              <w:rPr>
-                <w:color w:val="000000" w:themeColor="text1"/>
-                <w:lang w:eastAsia="en-US"/>
-              </w:rPr>
-              <w:t>Algoritmo</w:t>
-            </w:r>
-            <w:proofErr w:type="spellEnd"/>
-            <w:r>
-              <w:rPr>
-                <w:color w:val="000000" w:themeColor="text1"/>
-                <w:lang w:eastAsia="en-US"/>
-              </w:rPr>
-              <w:t xml:space="preserve"> </w:t>
-            </w:r>
-            <w:proofErr w:type="spellStart"/>
-            <w:r>
-              <w:rPr>
-                <w:color w:val="000000" w:themeColor="text1"/>
-                <w:lang w:eastAsia="en-US"/>
-              </w:rPr>
-              <w:t>iterativo</w:t>
-            </w:r>
-            <w:proofErr w:type="spellEnd"/>
-            <w:r>
-              <w:rPr>
-                <w:color w:val="000000" w:themeColor="text1"/>
-                <w:lang w:eastAsia="en-US"/>
-              </w:rPr>
-              <w:t xml:space="preserve"> </w:t>
+              <w:t xml:space="preserve">Algoritmo iterativo (Shell Sort - ArrayList) </w:t>
             </w:r>
           </w:p>
         </w:tc>
@@ -4768,6 +4671,13 @@
                 <w:lang w:eastAsia="en-US"/>
               </w:rPr>
             </w:pPr>
+            <w:r>
+              <w:rPr>
+                <w:color w:val="000000" w:themeColor="text1"/>
+                <w:lang w:eastAsia="en-US"/>
+              </w:rPr>
+              <w:t>0.24</w:t>
+            </w:r>
           </w:p>
         </w:tc>
         <w:tc>
@@ -4784,6 +4694,14 @@
                 <w:lang w:eastAsia="en-US"/>
               </w:rPr>
             </w:pPr>
+            <w:r>
+              <w:rPr>
+                <w:sz w:val="20"/>
+                <w:szCs w:val="20"/>
+                <w:lang w:eastAsia="en-US"/>
+              </w:rPr>
+              <w:t>0.19</w:t>
+            </w:r>
           </w:p>
         </w:tc>
       </w:tr>
@@ -4826,6 +4744,13 @@
                 <w:lang w:eastAsia="en-US"/>
               </w:rPr>
             </w:pPr>
+            <w:r>
+              <w:rPr>
+                <w:color w:val="000000" w:themeColor="text1"/>
+                <w:lang w:eastAsia="en-US"/>
+              </w:rPr>
+              <w:t>2.72</w:t>
+            </w:r>
           </w:p>
         </w:tc>
         <w:tc>
@@ -4842,6 +4767,14 @@
                 <w:lang w:eastAsia="en-US"/>
               </w:rPr>
             </w:pPr>
+            <w:r>
+              <w:rPr>
+                <w:sz w:val="20"/>
+                <w:szCs w:val="20"/>
+                <w:lang w:eastAsia="en-US"/>
+              </w:rPr>
+              <w:t>4.53</w:t>
+            </w:r>
           </w:p>
         </w:tc>
       </w:tr>
@@ -4885,6 +4818,13 @@
                 <w:lang w:eastAsia="en-US"/>
               </w:rPr>
             </w:pPr>
+            <w:r>
+              <w:rPr>
+                <w:color w:val="000000" w:themeColor="text1"/>
+                <w:lang w:eastAsia="en-US"/>
+              </w:rPr>
+              <w:t>5.83</w:t>
+            </w:r>
           </w:p>
         </w:tc>
         <w:tc>
@@ -4901,6 +4841,14 @@
                 <w:lang w:eastAsia="en-US"/>
               </w:rPr>
             </w:pPr>
+            <w:r>
+              <w:rPr>
+                <w:sz w:val="20"/>
+                <w:szCs w:val="20"/>
+                <w:lang w:eastAsia="en-US"/>
+              </w:rPr>
+              <w:t>11.75</w:t>
+            </w:r>
           </w:p>
         </w:tc>
       </w:tr>
@@ -4943,6 +4891,13 @@
                 <w:lang w:eastAsia="en-US"/>
               </w:rPr>
             </w:pPr>
+            <w:r>
+              <w:rPr>
+                <w:color w:val="000000" w:themeColor="text1"/>
+                <w:lang w:eastAsia="en-US"/>
+              </w:rPr>
+              <w:t>13.9</w:t>
+            </w:r>
           </w:p>
         </w:tc>
         <w:tc>
@@ -4959,6 +4914,14 @@
                 <w:lang w:eastAsia="en-US"/>
               </w:rPr>
             </w:pPr>
+            <w:r>
+              <w:rPr>
+                <w:sz w:val="20"/>
+                <w:szCs w:val="20"/>
+                <w:lang w:eastAsia="en-US"/>
+              </w:rPr>
+              <w:t>35.37</w:t>
+            </w:r>
           </w:p>
         </w:tc>
       </w:tr>
@@ -5002,6 +4965,13 @@
                 <w:lang w:eastAsia="en-US"/>
               </w:rPr>
             </w:pPr>
+            <w:r>
+              <w:rPr>
+                <w:color w:val="000000" w:themeColor="text1"/>
+                <w:lang w:eastAsia="en-US"/>
+              </w:rPr>
+              <w:t>20.46</w:t>
+            </w:r>
           </w:p>
         </w:tc>
         <w:tc>
@@ -5018,6 +4988,14 @@
                 <w:lang w:eastAsia="en-US"/>
               </w:rPr>
             </w:pPr>
+            <w:r>
+              <w:rPr>
+                <w:sz w:val="20"/>
+                <w:szCs w:val="20"/>
+                <w:lang w:eastAsia="en-US"/>
+              </w:rPr>
+              <w:t>72.02</w:t>
+            </w:r>
           </w:p>
         </w:tc>
       </w:tr>
@@ -5060,6 +5038,13 @@
                 <w:lang w:eastAsia="en-US"/>
               </w:rPr>
             </w:pPr>
+            <w:r>
+              <w:rPr>
+                <w:color w:val="000000" w:themeColor="text1"/>
+                <w:lang w:eastAsia="en-US"/>
+              </w:rPr>
+              <w:t>37.94</w:t>
+            </w:r>
           </w:p>
         </w:tc>
         <w:tc>
@@ -5076,6 +5061,14 @@
                 <w:lang w:eastAsia="en-US"/>
               </w:rPr>
             </w:pPr>
+            <w:r>
+              <w:rPr>
+                <w:sz w:val="20"/>
+                <w:szCs w:val="20"/>
+                <w:lang w:eastAsia="en-US"/>
+              </w:rPr>
+              <w:t>187.35</w:t>
+            </w:r>
           </w:p>
         </w:tc>
       </w:tr>
@@ -5119,6 +5112,13 @@
                 <w:lang w:eastAsia="en-US"/>
               </w:rPr>
             </w:pPr>
+            <w:r>
+              <w:rPr>
+                <w:color w:val="000000" w:themeColor="text1"/>
+                <w:lang w:eastAsia="en-US"/>
+              </w:rPr>
+              <w:t>58.64</w:t>
+            </w:r>
           </w:p>
         </w:tc>
         <w:tc>
@@ -5135,6 +5135,14 @@
                 <w:lang w:eastAsia="en-US"/>
               </w:rPr>
             </w:pPr>
+            <w:r>
+              <w:rPr>
+                <w:sz w:val="20"/>
+                <w:szCs w:val="20"/>
+                <w:lang w:eastAsia="en-US"/>
+              </w:rPr>
+              <w:t>432.32</w:t>
+            </w:r>
           </w:p>
         </w:tc>
       </w:tr>
@@ -5177,6 +5185,13 @@
                 <w:lang w:eastAsia="en-US"/>
               </w:rPr>
             </w:pPr>
+            <w:r>
+              <w:rPr>
+                <w:color w:val="000000" w:themeColor="text1"/>
+                <w:lang w:eastAsia="en-US"/>
+              </w:rPr>
+              <w:t>75.32</w:t>
+            </w:r>
           </w:p>
         </w:tc>
         <w:tc>
@@ -5193,17 +5208,25 @@
                 <w:lang w:eastAsia="en-US"/>
               </w:rPr>
             </w:pPr>
+            <w:r>
+              <w:rPr>
+                <w:sz w:val="20"/>
+                <w:szCs w:val="20"/>
+                <w:lang w:eastAsia="en-US"/>
+              </w:rPr>
+              <w:t>631.94</w:t>
+            </w:r>
           </w:p>
         </w:tc>
       </w:tr>
     </w:tbl>
     <w:p>
       <w:pPr>
-        <w:pStyle w:val="Descripcin"/>
+        <w:pStyle w:val="Caption"/>
         <w:jc w:val="center"/>
         <w:rPr>
-          <w:b w:val="1"/>
-          <w:bCs w:val="1"/>
+          <w:b/>
+          <w:bCs/>
           <w:lang w:val="es-419"/>
         </w:rPr>
       </w:pPr>
@@ -5227,24 +5250,24 @@
       </w:r>
       <w:r>
         <w:rPr>
-          <w:b w:val="1"/>
-          <w:bCs w:val="1"/>
+          <w:b/>
+          <w:bCs/>
           <w:lang w:val="es-419"/>
         </w:rPr>
         <w:t xml:space="preserve">Resultados </w:t>
       </w:r>
       <w:r>
         <w:rPr>
-          <w:b w:val="1"/>
-          <w:bCs w:val="1"/>
+          <w:b/>
+          <w:bCs/>
           <w:lang w:val="es-419"/>
         </w:rPr>
         <w:t xml:space="preserve">en computador </w:t>
       </w:r>
       <w:r>
         <w:rPr>
-          <w:b w:val="1"/>
-          <w:bCs w:val="1"/>
+          <w:b/>
+          <w:bCs/>
           <w:lang w:val="es-419"/>
         </w:rPr>
         <w:t>1 mejores algoritmos</w:t>
@@ -5252,10 +5275,10 @@
     </w:p>
     <w:p>
       <w:pPr>
-        <w:pStyle w:val="Ttulo1"/>
+        <w:pStyle w:val="Heading1"/>
         <w:jc w:val="both"/>
         <w:rPr>
-          <w:rFonts w:asciiTheme="minorHAnsi" w:hAnsiTheme="minorHAnsi" w:eastAsiaTheme="minorEastAsia" w:cstheme="minorBidi"/>
+          <w:rFonts w:asciiTheme="minorHAnsi" w:eastAsiaTheme="minorEastAsia" w:hAnsiTheme="minorHAnsi" w:cstheme="minorBidi"/>
           <w:b/>
           <w:bCs/>
           <w:lang w:val="es-419"/>
@@ -5263,7 +5286,7 @@
       </w:pPr>
       <w:r>
         <w:rPr>
-          <w:rFonts w:asciiTheme="minorHAnsi" w:hAnsiTheme="minorHAnsi" w:eastAsiaTheme="minorEastAsia" w:cstheme="minorBidi"/>
+          <w:rFonts w:asciiTheme="minorHAnsi" w:eastAsiaTheme="minorEastAsia" w:hAnsiTheme="minorHAnsi" w:cstheme="minorBidi"/>
           <w:b/>
           <w:bCs/>
           <w:lang w:val="es-419"/>
@@ -5272,7 +5295,7 @@
       </w:r>
       <w:r>
         <w:rPr>
-          <w:rFonts w:asciiTheme="minorHAnsi" w:hAnsiTheme="minorHAnsi" w:eastAsiaTheme="minorEastAsia" w:cstheme="minorBidi"/>
+          <w:rFonts w:asciiTheme="minorHAnsi" w:eastAsiaTheme="minorEastAsia" w:hAnsiTheme="minorHAnsi" w:cstheme="minorBidi"/>
           <w:b/>
           <w:bCs/>
           <w:lang w:val="es-419"/>
@@ -5301,13 +5324,13 @@
       </w:pPr>
       <w:r>
         <w:rPr>
-          <w:rStyle w:val="Textoennegrita"/>
+          <w:rStyle w:val="Strong"/>
         </w:rPr>
         <w:t>¿Cómo varía el comportamiento de cada algoritmo con respecto al tamaño de los datos?</w:t>
       </w:r>
       <w:r>
         <w:rPr>
-          <w:rStyle w:val="Textoennegrita"/>
+          <w:rStyle w:val="Strong"/>
           <w:b w:val="0"/>
           <w:bCs w:val="0"/>
         </w:rPr>
@@ -5315,7 +5338,7 @@
       </w:r>
       <w:r>
         <w:rPr>
-          <w:rStyle w:val="Textoennegrita"/>
+          <w:rStyle w:val="Strong"/>
           <w:b w:val="0"/>
           <w:bCs w:val="0"/>
         </w:rPr>
@@ -5337,7 +5360,7 @@
       </w:r>
       <w:r>
         <w:rPr>
-          <w:rStyle w:val="Textoennegrita"/>
+          <w:rStyle w:val="Strong"/>
           <w:b w:val="0"/>
           <w:bCs w:val="0"/>
           <w:color w:val="000000"/>
@@ -5368,34 +5391,48 @@
       </w:r>
       <w:r>
         <w:rPr>
-          <w:rStyle w:val="Textoennegrita"/>
+          <w:rStyle w:val="Strong"/>
           <w:b w:val="0"/>
           <w:bCs w:val="0"/>
           <w:color w:val="000000"/>
         </w:rPr>
-        <w:t>04 a 0</w:t>
-      </w:r>
-      <w:r>
-        <w:rPr>
-          <w:rStyle w:val="Textoennegrita"/>
+        <w:t>04 a 08</w:t>
+      </w:r>
+      <w:r>
+        <w:rPr>
+          <w:rStyle w:val="Strong"/>
+          <w:color w:val="000000"/>
+        </w:rPr>
+        <w:t>.</w:t>
+      </w:r>
+      <w:r>
+        <w:rPr>
+          <w:color w:val="000000"/>
+        </w:rPr>
+        <w:t xml:space="preserve"> Observe si el crecimiento del tiempo de ejecución es</w:t>
+      </w:r>
+      <w:r>
+        <w:rPr>
+          <w:rStyle w:val="apple-converted-space"/>
+          <w:rFonts w:eastAsiaTheme="majorEastAsia"/>
+          <w:color w:val="000000"/>
+        </w:rPr>
+        <w:t> </w:t>
+      </w:r>
+      <w:r>
+        <w:rPr>
+          <w:rStyle w:val="Strong"/>
           <w:b w:val="0"/>
           <w:bCs w:val="0"/>
           <w:color w:val="000000"/>
         </w:rPr>
-        <w:t>8</w:t>
-      </w:r>
-      <w:r>
-        <w:rPr>
-          <w:rStyle w:val="Textoennegrita"/>
+        <w:t>lineal, cuadrático o de otro tipo</w:t>
+      </w:r>
+      <w:r>
+        <w:rPr>
           <w:color w:val="000000"/>
         </w:rPr>
-        <w:t>.</w:t>
-      </w:r>
-      <w:r>
-        <w:rPr>
-          <w:color w:val="000000"/>
-        </w:rPr>
-        <w:t xml:space="preserve"> Observe si el crecimiento del tiempo de ejecución es</w:t>
+        <w:t>, y relacione ese patrón con la</w:t>
       </w:r>
       <w:r>
         <w:rPr>
@@ -5407,18 +5444,12 @@
       </w:r>
       <w:r>
         <w:rPr>
-          <w:rStyle w:val="Textoennegrita"/>
+          <w:rStyle w:val="Strong"/>
           <w:b w:val="0"/>
           <w:bCs w:val="0"/>
           <w:color w:val="000000"/>
         </w:rPr>
-        <w:t>lineal, cuadrático o de otro tipo</w:t>
-      </w:r>
-      <w:r>
-        <w:rPr>
-          <w:color w:val="000000"/>
-        </w:rPr>
-        <w:t>, y relacione ese patrón con la</w:t>
+        <w:t>complejidad teórica esperada</w:t>
       </w:r>
       <w:r>
         <w:rPr>
@@ -5430,23 +5461,6 @@
       </w:r>
       <w:r>
         <w:rPr>
-          <w:rStyle w:val="Textoennegrita"/>
-          <w:b w:val="0"/>
-          <w:bCs w:val="0"/>
-          <w:color w:val="000000"/>
-        </w:rPr>
-        <w:t>complejidad teórica esperada</w:t>
-      </w:r>
-      <w:r>
-        <w:rPr>
-          <w:rStyle w:val="apple-converted-space"/>
-          <w:rFonts w:eastAsiaTheme="majorEastAsia"/>
-          <w:color w:val="000000"/>
-        </w:rPr>
-        <w:t> </w:t>
-      </w:r>
-      <w:r>
-        <w:rPr>
           <w:color w:val="000000"/>
         </w:rPr>
         <w:t>de cada algoritmo.</w:t>
@@ -5458,16 +5472,33 @@
         <w:ind w:left="720"/>
         <w:jc w:val="both"/>
         <w:rPr>
-          <w:rStyle w:val="Textoennegrita"/>
+          <w:rStyle w:val="Strong"/>
           <w:b w:val="0"/>
           <w:bCs w:val="0"/>
         </w:rPr>
       </w:pPr>
       <w:r>
         <w:rPr>
-          <w:rStyle w:val="Textoennegrita"/>
+          <w:rStyle w:val="Strong"/>
         </w:rPr>
         <w:t>RTA:</w:t>
+      </w:r>
+      <w:r>
+        <w:rPr>
+          <w:rStyle w:val="Strong"/>
+          <w:b w:val="0"/>
+          <w:bCs w:val="0"/>
+        </w:rPr>
+        <w:t xml:space="preserve"> En general, cada algoritmo respeta su complejidad teórica. Insertion Sort y Selection Sort muestran un crecimiento cuadrático (O(n²)): al duplicar el tamaño de la muestra, el tiempo se multiplica entre 3.7x y 4.6x, cercano al 4x esperado. Shell Sort crece más lento (3.4x al duplicar n), consistente con su complejidad intermedia (O(n^1.3)). Merge Sort es </w:t>
+      </w:r>
+      <w:r>
+        <w:rPr>
+          <w:rStyle w:val="Strong"/>
+          <w:b w:val="0"/>
+          <w:bCs w:val="0"/>
+        </w:rPr>
+        <w:lastRenderedPageBreak/>
+        <w:t>el que mejor sigue su complejidad teórica O(n log n): al duplicar el tamaño, el tiempo apenas se duplica (2.0x). Quick Sort, en cambio, creció más de lo esperado para O(n log n) (3.4x al duplicar n), posiblemente porque la estrategia de partición usada no siempre genera particiones balanceadas.</w:t>
       </w:r>
     </w:p>
     <w:p>
@@ -5479,14 +5510,14 @@
         </w:numPr>
         <w:jc w:val="both"/>
         <w:rPr>
-          <w:rStyle w:val="Textoennegrita"/>
+          <w:rStyle w:val="Strong"/>
           <w:b w:val="0"/>
           <w:bCs w:val="0"/>
         </w:rPr>
       </w:pPr>
       <w:r>
         <w:rPr>
-          <w:rStyle w:val="Textoennegrita"/>
+          <w:rStyle w:val="Strong"/>
         </w:rPr>
         <w:t>¿Qué diferencias observas en el rendimiento de un mismo algoritmo al utilizar</w:t>
       </w:r>
@@ -5498,10 +5529,9 @@
         </w:rPr>
         <w:t> </w:t>
       </w:r>
-      <w:proofErr w:type="spellStart"/>
-      <w:r>
-        <w:rPr>
-          <w:rStyle w:val="CdigoHTML"/>
+      <w:r>
+        <w:rPr>
+          <w:rStyle w:val="HTMLCode"/>
           <w:rFonts w:ascii="Times New Roman" w:hAnsi="Times New Roman" w:cs="Times New Roman"/>
           <w:b/>
           <w:bCs/>
@@ -5510,7 +5540,6 @@
         </w:rPr>
         <w:t>ArrayList</w:t>
       </w:r>
-      <w:proofErr w:type="spellEnd"/>
       <w:r>
         <w:rPr>
           <w:rStyle w:val="apple-converted-space"/>
@@ -5521,7 +5550,7 @@
       </w:r>
       <w:r>
         <w:rPr>
-          <w:rStyle w:val="Textoennegrita"/>
+          <w:rStyle w:val="Strong"/>
         </w:rPr>
         <w:t>frente a</w:t>
       </w:r>
@@ -5533,10 +5562,9 @@
         </w:rPr>
         <w:t> </w:t>
       </w:r>
-      <w:proofErr w:type="spellStart"/>
-      <w:r>
-        <w:rPr>
-          <w:rStyle w:val="CdigoHTML"/>
+      <w:r>
+        <w:rPr>
+          <w:rStyle w:val="HTMLCode"/>
           <w:rFonts w:ascii="Times New Roman" w:hAnsi="Times New Roman" w:cs="Times New Roman"/>
           <w:b/>
           <w:bCs/>
@@ -5545,10 +5573,9 @@
         </w:rPr>
         <w:t>SingleLinkedList</w:t>
       </w:r>
-      <w:proofErr w:type="spellEnd"/>
-      <w:r>
-        <w:rPr>
-          <w:rStyle w:val="Textoennegrita"/>
+      <w:r>
+        <w:rPr>
+          <w:rStyle w:val="Strong"/>
         </w:rPr>
         <w:t>?</w:t>
       </w:r>
@@ -5560,7 +5587,6 @@
         <w:jc w:val="both"/>
       </w:pPr>
       <w:r>
-        <w:lastRenderedPageBreak/>
         <w:t>Analice esta comparación en las pestañas</w:t>
       </w:r>
       <w:r>
@@ -5571,7 +5597,7 @@
       </w:r>
       <w:r>
         <w:rPr>
-          <w:rStyle w:val="Textoennegrita"/>
+          <w:rStyle w:val="Strong"/>
           <w:b w:val="0"/>
           <w:bCs w:val="0"/>
         </w:rPr>
@@ -5597,6 +5623,14 @@
           <w:bCs/>
         </w:rPr>
         <w:t>RTA:</w:t>
+      </w:r>
+      <w:r>
+        <w:rPr>
+          <w:rStyle w:val="Strong"/>
+          <w:b w:val="0"/>
+          <w:bCs w:val="0"/>
+        </w:rPr>
+        <w:t xml:space="preserve"> La diferencia es muy marcada: todos los algoritmos son considerablemente más lentos en SingleLinkedList que en ArrayList, y en varios casos cambia la complejidad observada, no solo la constante. Insertion Sort y Selection Sort en SingleLinkedList crecen 8x-9x al duplicar el tamaño de la muestra (comportamiento cúbico), mientras que en ArrayList crecen de forma cuadrática. Merge Sort pasa de O(n log n) en ArrayList a un crecimiento cercano a O(n²) en la lista encadenada. Esto se debe a que get_element() y exchange() en single_linked_list.py son O(n) (recorren la lista desde el primer nodo en cada llamado), mientras que en array_list.py son O(1) por acceso directo al índice. Como los algoritmos de ordenamiento llaman estas funciones repetidamente dentro de sus ciclos, esa ineficiencia se multiplica por cada invocación, degradando fuertemente el rendimiento en listas encadenadas.</w:t>
       </w:r>
       <w:r>
         <w:rPr>
@@ -5615,24 +5649,24 @@
         </w:numPr>
         <w:jc w:val="both"/>
         <w:rPr>
-          <w:rStyle w:val="Textoennegrita"/>
-        </w:rPr>
-      </w:pPr>
-      <w:r>
-        <w:rPr>
-          <w:rStyle w:val="Textoennegrita"/>
+          <w:rStyle w:val="Strong"/>
+        </w:rPr>
+      </w:pPr>
+      <w:r>
+        <w:rPr>
+          <w:rStyle w:val="Strong"/>
         </w:rPr>
         <w:t xml:space="preserve">¿Qué algoritmo iterativo mostró el mejor comportamiento general en términos de tiempo y </w:t>
       </w:r>
       <w:r>
         <w:rPr>
-          <w:rStyle w:val="Textoennegrita"/>
+          <w:rStyle w:val="Strong"/>
         </w:rPr>
         <w:t xml:space="preserve">cantidad de datos </w:t>
       </w:r>
       <w:r>
         <w:rPr>
-          <w:rStyle w:val="Textoennegrita"/>
+          <w:rStyle w:val="Strong"/>
         </w:rPr>
         <w:t>en ambas estructuras de datos?</w:t>
       </w:r>
@@ -5652,160 +5686,118 @@
         </w:rPr>
         <w:t xml:space="preserve">(04 </w:t>
       </w:r>
-      <w:proofErr w:type="spellStart"/>
-      <w:r>
-        <w:rPr>
-          <w:rStyle w:val="Textoennegrita"/>
+      <w:r>
+        <w:rPr>
+          <w:rStyle w:val="Strong"/>
           <w:b w:val="0"/>
           <w:bCs w:val="0"/>
         </w:rPr>
-        <w:t>Insertion</w:t>
-      </w:r>
-      <w:proofErr w:type="spellEnd"/>
-      <w:r>
-        <w:rPr>
-          <w:rStyle w:val="Textoennegrita"/>
+        <w:t>Insertion Sort</w:t>
+      </w:r>
+      <w:r>
+        <w:rPr>
+          <w:rStyle w:val="Strong"/>
           <w:b w:val="0"/>
           <w:bCs w:val="0"/>
         </w:rPr>
-        <w:t xml:space="preserve"> </w:t>
-      </w:r>
-      <w:proofErr w:type="spellStart"/>
-      <w:r>
-        <w:rPr>
-          <w:rStyle w:val="Textoennegrita"/>
+        <w:t>)</w:t>
+      </w:r>
+      <w:r>
+        <w:t>,</w:t>
+      </w:r>
+      <w:r>
+        <w:rPr>
+          <w:rStyle w:val="apple-converted-space"/>
+        </w:rPr>
+        <w:t> </w:t>
+      </w:r>
+      <w:r>
+        <w:rPr>
+          <w:rStyle w:val="apple-converted-space"/>
+        </w:rPr>
+        <w:t xml:space="preserve">(05 </w:t>
+      </w:r>
+      <w:r>
+        <w:rPr>
+          <w:rStyle w:val="Strong"/>
           <w:b w:val="0"/>
           <w:bCs w:val="0"/>
         </w:rPr>
-        <w:t>Sort</w:t>
-      </w:r>
-      <w:proofErr w:type="spellEnd"/>
-      <w:r>
-        <w:rPr>
-          <w:rStyle w:val="Textoennegrita"/>
+        <w:t>Selection Sort</w:t>
+      </w:r>
+      <w:r>
+        <w:rPr>
+          <w:rStyle w:val="Strong"/>
           <w:b w:val="0"/>
           <w:bCs w:val="0"/>
         </w:rPr>
         <w:t>)</w:t>
       </w:r>
       <w:r>
-        <w:t>,</w:t>
-      </w:r>
-      <w:r>
         <w:rPr>
           <w:rStyle w:val="apple-converted-space"/>
         </w:rPr>
         <w:t> </w:t>
       </w:r>
       <w:r>
+        <w:t>y</w:t>
+      </w:r>
+      <w:r>
         <w:rPr>
           <w:rStyle w:val="apple-converted-space"/>
         </w:rPr>
-        <w:t xml:space="preserve">(05 </w:t>
-      </w:r>
-      <w:proofErr w:type="spellStart"/>
-      <w:r>
-        <w:rPr>
-          <w:rStyle w:val="Textoennegrita"/>
+        <w:t> </w:t>
+      </w:r>
+      <w:r>
+        <w:rPr>
+          <w:rStyle w:val="apple-converted-space"/>
+        </w:rPr>
+        <w:t xml:space="preserve">(06 </w:t>
+      </w:r>
+      <w:r>
+        <w:rPr>
+          <w:rStyle w:val="Strong"/>
           <w:b w:val="0"/>
           <w:bCs w:val="0"/>
         </w:rPr>
-        <w:t>Selection</w:t>
-      </w:r>
-      <w:proofErr w:type="spellEnd"/>
-      <w:r>
-        <w:rPr>
-          <w:rStyle w:val="Textoennegrita"/>
+        <w:t>Shell Sort</w:t>
+      </w:r>
+      <w:r>
+        <w:t xml:space="preserve"> </w:t>
+      </w:r>
+      <w:r>
+        <w:t xml:space="preserve">) </w:t>
+      </w:r>
+      <w:r>
+        <w:t>y apoyándose en las gráficas de las pestañas 2 y 3.</w:t>
+      </w:r>
+    </w:p>
+    <w:p>
+      <w:pPr>
+        <w:pStyle w:val="NormalWeb"/>
+        <w:jc w:val="both"/>
+        <w:rPr>
+          <w:b/>
+          <w:bCs/>
+        </w:rPr>
+      </w:pPr>
+      <w:r>
+        <w:tab/>
+      </w:r>
+      <w:r>
+        <w:rPr>
+          <w:b/>
+          <w:bCs/>
+        </w:rPr>
+        <w:t>RTA:</w:t>
+      </w:r>
+      <w:r>
+        <w:rPr>
+          <w:rStyle w:val="Strong"/>
           <w:b w:val="0"/>
           <w:bCs w:val="0"/>
         </w:rPr>
-        <w:t xml:space="preserve"> </w:t>
-      </w:r>
-      <w:proofErr w:type="spellStart"/>
-      <w:r>
-        <w:rPr>
-          <w:rStyle w:val="Textoennegrita"/>
-          <w:b w:val="0"/>
-          <w:bCs w:val="0"/>
-        </w:rPr>
-        <w:t>Sort</w:t>
-      </w:r>
-      <w:proofErr w:type="spellEnd"/>
-      <w:r>
-        <w:rPr>
-          <w:rStyle w:val="Textoennegrita"/>
-          <w:b w:val="0"/>
-          <w:bCs w:val="0"/>
-        </w:rPr>
-        <w:t>)</w:t>
-      </w:r>
-      <w:r>
-        <w:rPr>
-          <w:rStyle w:val="apple-converted-space"/>
-        </w:rPr>
-        <w:t> </w:t>
-      </w:r>
-      <w:r>
-        <w:t>y</w:t>
-      </w:r>
-      <w:r>
-        <w:rPr>
-          <w:rStyle w:val="apple-converted-space"/>
-        </w:rPr>
-        <w:t> </w:t>
-      </w:r>
-      <w:r>
-        <w:rPr>
-          <w:rStyle w:val="apple-converted-space"/>
-        </w:rPr>
-        <w:t xml:space="preserve">(06 </w:t>
-      </w:r>
-      <w:r>
-        <w:rPr>
-          <w:rStyle w:val="Textoennegrita"/>
-          <w:b w:val="0"/>
-          <w:bCs w:val="0"/>
-        </w:rPr>
-        <w:t xml:space="preserve">Shell </w:t>
-      </w:r>
-      <w:proofErr w:type="spellStart"/>
-      <w:r>
-        <w:rPr>
-          <w:rStyle w:val="Textoennegrita"/>
-          <w:b w:val="0"/>
-          <w:bCs w:val="0"/>
-        </w:rPr>
-        <w:t>Sort</w:t>
-      </w:r>
-      <w:proofErr w:type="spellEnd"/>
-      <w:r>
-        <w:t xml:space="preserve"> </w:t>
-      </w:r>
-      <w:r>
-        <w:t xml:space="preserve">) </w:t>
-      </w:r>
-      <w:r>
-        <w:t>y apoyándose en las gráficas de las pestañas 2 y 3.</w:t>
-      </w:r>
-    </w:p>
-    <w:p>
-      <w:pPr>
-        <w:pStyle w:val="NormalWeb"/>
-        <w:jc w:val="both"/>
-        <w:rPr>
-          <w:b/>
-          <w:bCs/>
-        </w:rPr>
-      </w:pPr>
-      <w:r>
-        <w:tab/>
-      </w:r>
-      <w:r>
-        <w:rPr>
-          <w:b/>
-          <w:bCs/>
-        </w:rPr>
-        <w:t>RTA:</w:t>
+        <w:t xml:space="preserve"> Shell Sort mostró el mejor comportamiento general entre los algoritmos iterativos, en ambas estructuras. En ArrayList, a 10,000 elementos, tardó 631.94 ms frente a 22,364.24 ms de Insertion Sort y 22,654.59 ms de Selection Sort (más de 30 veces más rápido). En SingleLinkedList fue el único de los tres iterativos que logró completarse hasta el 50% de la muestra dentro de un tiempo razonable; Insertion Sort y Selection Sort no pudieron completarse más allá del 20% porque superaban los 10 minutos de ejecución. Esto concuerda con su complejidad teórica (O(n^1.3)), notablemente menor que la de Insertion y Selection Sort (O(n²)).</w:t>
       </w:r>
     </w:p>
     <w:p>
@@ -5817,14 +5809,14 @@
         </w:numPr>
         <w:jc w:val="both"/>
         <w:rPr>
-          <w:rStyle w:val="Textoennegrita"/>
+          <w:rStyle w:val="Strong"/>
           <w:b w:val="0"/>
           <w:bCs w:val="0"/>
         </w:rPr>
       </w:pPr>
       <w:r>
         <w:rPr>
-          <w:rStyle w:val="Textoennegrita"/>
+          <w:rStyle w:val="Strong"/>
         </w:rPr>
         <w:t>¿Qué algoritmo recursivo presentó el mejor desempeño general según los tiempos registrados y la forma de la línea de tendencia?</w:t>
       </w:r>
@@ -5836,37 +5828,10 @@
         <w:jc w:val="both"/>
       </w:pPr>
       <w:r>
-        <w:t>Justifique su respuesta basándose en las pestañas 07 (</w:t>
-      </w:r>
-      <w:proofErr w:type="spellStart"/>
-      <w:r>
-        <w:t>Merge</w:t>
-      </w:r>
-      <w:proofErr w:type="spellEnd"/>
-      <w:r>
-        <w:t xml:space="preserve"> </w:t>
-      </w:r>
-      <w:proofErr w:type="spellStart"/>
-      <w:r>
-        <w:t>Sort</w:t>
-      </w:r>
-      <w:proofErr w:type="spellEnd"/>
-      <w:r>
-        <w:t xml:space="preserve">) y 08 (Quick </w:t>
-      </w:r>
-      <w:proofErr w:type="spellStart"/>
-      <w:r>
-        <w:t>Sort</w:t>
-      </w:r>
-      <w:proofErr w:type="spellEnd"/>
-      <w:r>
-        <w:t>)</w:t>
-      </w:r>
-      <w:r>
-        <w:t xml:space="preserve"> </w:t>
-      </w:r>
-      <w:r>
-        <w:t>y apoyándose en las gráficas de las pestañas 2 y 3.</w:t>
+        <w:t>Justifique su respuesta basándose en las pestañas 07 (Merge Sort) y 08 (Quick Sort)</w:t>
+      </w:r>
+      <w:r>
+        <w:t xml:space="preserve"> y apoyándose en las gráficas de las pestañas 2 y 3.</w:t>
       </w:r>
     </w:p>
     <w:p>
@@ -5885,6 +5850,23 @@
           <w:bCs/>
         </w:rPr>
         <w:t>RTA:</w:t>
+      </w:r>
+      <w:r>
+        <w:rPr>
+          <w:rStyle w:val="Strong"/>
+          <w:b w:val="0"/>
+          <w:bCs w:val="0"/>
+        </w:rPr>
+        <w:t xml:space="preserve"> Merge Sort presentó el mejor desempeño general entre los algoritmos recursivos, en ambas estructuras. En ArrayList, a 10,000 elementos, tardó 75.32 ms frente a 391.95 ms </w:t>
+      </w:r>
+      <w:r>
+        <w:rPr>
+          <w:rStyle w:val="Strong"/>
+          <w:b w:val="0"/>
+          <w:bCs w:val="0"/>
+        </w:rPr>
+        <w:lastRenderedPageBreak/>
+        <w:t>de Quick Sort (5 veces más rápido). La diferencia es aún mayor en SingleLinkedList: 9,361.26 ms frente a 65,943.46 ms de Quick Sort. Esto concuerda con la forma de las líneas de tendencia: Merge Sort mantiene un crecimiento cercano a O(n log n) incluso en la lista encadenada, mientras que Quick Sort se ve más afectado por el costo de acceso O(n), en parte porque su estrategia de partición no garantiza subdivisiones balanceadas.</w:t>
       </w:r>
     </w:p>
     <w:p>
@@ -5896,14 +5878,14 @@
         </w:numPr>
         <w:jc w:val="both"/>
         <w:rPr>
-          <w:rStyle w:val="Textoennegrita"/>
+          <w:rStyle w:val="Strong"/>
           <w:b w:val="0"/>
           <w:bCs w:val="0"/>
         </w:rPr>
       </w:pPr>
       <w:r>
         <w:rPr>
-          <w:rStyle w:val="Textoennegrita"/>
+          <w:rStyle w:val="Strong"/>
         </w:rPr>
         <w:t>Con base en su análisis visual y los datos recolectados, ¿cuáles algoritmos seleccionan como los “mejores” en cada categoría (iterativo y recursivo)?</w:t>
       </w:r>
@@ -5935,13 +5917,21 @@
         </w:rPr>
         <w:t>RTA:</w:t>
       </w:r>
+      <w:r>
+        <w:rPr>
+          <w:rStyle w:val="Strong"/>
+          <w:b w:val="0"/>
+          <w:bCs w:val="0"/>
+        </w:rPr>
+        <w:t xml:space="preserve"> El mejor algoritmo iterativo es Shell Sort y el mejor algoritmo recursivo es Merge Sort, ambos con mejor desempeño en ArrayList que en SingleLinkedList. En ArrayList, a 10,000 elementos, Shell Sort tardó 631.94 ms y Merge Sort 75.32 ms. En SingleLinkedList, Shell Sort solo logró completarse hasta 5,000 elementos (254,006.03 ms) antes de superar el límite de tiempo, mientras que Merge Sort sí completó los 10,000 elementos (9,361.26 ms). Considerando ambas estructuras, Merge Sort es el algoritmo con el mejor desempeño general.</w:t>
+      </w:r>
     </w:p>
     <w:p>
       <w:pPr>
-        <w:pStyle w:val="Ttulo1"/>
+        <w:pStyle w:val="Heading1"/>
         <w:jc w:val="both"/>
         <w:rPr>
-          <w:rFonts w:asciiTheme="minorHAnsi" w:hAnsiTheme="minorHAnsi" w:eastAsiaTheme="minorEastAsia" w:cstheme="minorBidi"/>
+          <w:rFonts w:asciiTheme="minorHAnsi" w:eastAsiaTheme="minorEastAsia" w:hAnsiTheme="minorHAnsi" w:cstheme="minorBidi"/>
           <w:b/>
           <w:bCs/>
           <w:lang w:val="es-419"/>
@@ -5949,7 +5939,7 @@
       </w:pPr>
       <w:r>
         <w:rPr>
-          <w:rFonts w:asciiTheme="minorHAnsi" w:hAnsiTheme="minorHAnsi" w:eastAsiaTheme="minorEastAsia" w:cstheme="minorBidi"/>
+          <w:rFonts w:asciiTheme="minorHAnsi" w:eastAsiaTheme="minorEastAsia" w:hAnsiTheme="minorHAnsi" w:cstheme="minorBidi"/>
           <w:b/>
           <w:bCs/>
           <w:lang w:val="es-419"/>
@@ -5958,21 +5948,12 @@
       </w:r>
       <w:r>
         <w:rPr>
-          <w:rFonts w:asciiTheme="minorHAnsi" w:hAnsiTheme="minorHAnsi" w:eastAsiaTheme="minorEastAsia" w:cstheme="minorBidi"/>
+          <w:rFonts w:asciiTheme="minorHAnsi" w:eastAsiaTheme="minorEastAsia" w:hAnsiTheme="minorHAnsi" w:cstheme="minorBidi"/>
           <w:b/>
           <w:bCs/>
           <w:lang w:val="es-419"/>
         </w:rPr>
-        <w:t xml:space="preserve"> parte </w:t>
-      </w:r>
-      <w:r>
-        <w:rPr>
-          <w:rFonts w:asciiTheme="minorHAnsi" w:hAnsiTheme="minorHAnsi" w:eastAsiaTheme="minorEastAsia" w:cstheme="minorBidi"/>
-          <w:b/>
-          <w:bCs/>
-          <w:lang w:val="es-419"/>
-        </w:rPr>
-        <w:t>2</w:t>
+        <w:t xml:space="preserve"> parte 2</w:t>
       </w:r>
     </w:p>
     <w:p>
@@ -6009,7 +5990,7 @@
         <w:pStyle w:val="NormalWeb"/>
         <w:ind w:left="720"/>
         <w:rPr>
-          <w:rStyle w:val="Textoennegrita"/>
+          <w:rStyle w:val="Strong"/>
           <w:b w:val="0"/>
           <w:bCs w:val="0"/>
         </w:rPr>
@@ -6030,7 +6011,7 @@
       </w:r>
       <w:r>
         <w:rPr>
-          <w:rStyle w:val="Textoennegrita"/>
+          <w:rStyle w:val="Strong"/>
           <w:b w:val="0"/>
           <w:bCs w:val="0"/>
           <w:color w:val="000000"/>
@@ -6051,9 +6032,17 @@
       </w:pPr>
       <w:r>
         <w:rPr>
-          <w:rStyle w:val="Textoennegrita"/>
+          <w:rStyle w:val="Strong"/>
         </w:rPr>
         <w:t>RTA:</w:t>
+      </w:r>
+      <w:r>
+        <w:rPr>
+          <w:rStyle w:val="Strong"/>
+          <w:b w:val="0"/>
+          <w:bCs w:val="0"/>
+        </w:rPr>
+        <w:t xml:space="preserve"> Merge Sort mostró el comportamiento más eficiente y escalable a medida que crece el tamaño de la muestra. Su tiempo se multiplica por apenas 2.0x al duplicar el tamaño (de 5,000 a 10,000: de 37.94 ms a 75.32 ms), consistente con su complejidad O(n log n). Shell Sort, en cambio, se multiplica por ~3.4x en el mismo rango (de 187.35 ms a 631.94 ms), reflejando su complejidad teórica O(n^1.3), superior a la de Merge Sort. La línea de tendencia de Merge Sort en la pestaña 09-Bests es visiblemente más plana, y la brecha entre ambos algoritmos se agranda a medida que crece n, confirmando que Merge Sort es más escalable para conjuntos de datos grandes.</w:t>
       </w:r>
     </w:p>
     <w:p>
@@ -6064,14 +6053,14 @@
           <w:numId w:val="21"/>
         </w:numPr>
         <w:rPr>
-          <w:rStyle w:val="Textoennegrita"/>
+          <w:rStyle w:val="Strong"/>
           <w:b w:val="0"/>
           <w:bCs w:val="0"/>
         </w:rPr>
       </w:pPr>
       <w:r>
         <w:rPr>
-          <w:rStyle w:val="Textoennegrita"/>
+          <w:rStyle w:val="Strong"/>
         </w:rPr>
         <w:t>¿Qué estructura de datos resultó más favorable para cada algoritmo seleccionado como mejor?</w:t>
       </w:r>
@@ -6099,8 +6088,24 @@
           <w:b/>
           <w:bCs/>
         </w:rPr>
+        <w:t>RTA:</w:t>
+      </w:r>
+      <w:r>
+        <w:rPr>
+          <w:rStyle w:val="Strong"/>
+          <w:b w:val="0"/>
+          <w:bCs w:val="0"/>
+        </w:rPr>
+        <w:t xml:space="preserve"> En ambos casos ArrayList resultó más favorable, y esa ventaja se mantiene en todos los tamaños probados (no hay ningún tamaño donde SingleLinkedList sea más rápida), pero la ventaja no es constante: crece con el tamaño de la muestra. Para Shell </w:t>
+      </w:r>
+      <w:r>
+        <w:rPr>
+          <w:rStyle w:val="Strong"/>
+          <w:b w:val="0"/>
+          <w:bCs w:val="0"/>
+        </w:rPr>
         <w:lastRenderedPageBreak/>
-        <w:t>RTA:</w:t>
+        <w:t>Sort, la razón de tiempos SingleLinkedList/ArrayList pasa de 11x en n=50 a más de 1,300x en n=5,000. Para Merge Sort la brecha también crece, pero de forma más moderada: de 2x en n=50 a ~124x en n=10,000. Esto confirma que el costo de acceso O(n) de SingleLinkedList afecta más severamente a Shell Sort que a Merge Sort, ya que Shell Sort realiza muchos más accesos individuales por elemento.</w:t>
       </w:r>
     </w:p>
     <w:p>
@@ -6111,14 +6116,14 @@
           <w:numId w:val="21"/>
         </w:numPr>
         <w:rPr>
-          <w:rStyle w:val="Textoennegrita"/>
+          <w:rStyle w:val="Strong"/>
           <w:b w:val="0"/>
           <w:bCs w:val="0"/>
         </w:rPr>
       </w:pPr>
       <w:r>
         <w:rPr>
-          <w:rStyle w:val="Textoennegrita"/>
+          <w:rStyle w:val="Strong"/>
         </w:rPr>
         <w:t>¿Qué ventajas prácticas podría tener implementar el algoritmo ganador en aplicaciones reales donde se manejan grandes volúmenes de datos?</w:t>
       </w:r>
@@ -6130,9 +6135,17 @@
       </w:pPr>
       <w:r>
         <w:rPr>
-          <w:rStyle w:val="Textoennegrita"/>
+          <w:rStyle w:val="Strong"/>
         </w:rPr>
         <w:t>RTA:</w:t>
+      </w:r>
+      <w:r>
+        <w:rPr>
+          <w:rStyle w:val="Strong"/>
+          <w:b w:val="0"/>
+          <w:bCs w:val="0"/>
+        </w:rPr>
+        <w:t xml:space="preserve"> Merge Sort sería la mejor opción para aplicaciones que manejan grandes volúmenes de datos porque su complejidad O(n log n) garantiza un crecimiento predecible del tiempo de ejecución incluso cuando el conjunto de datos crece considerablemente, a diferencia de algoritmos con complejidad cuadrática o peor. Además, al no depender de la elección de un pivote (a diferencia de Quick Sort), su rendimiento es consistente sin casos patológicos de peor caso. Esto lo hace ideal para sistemas que procesan catálogos grandes, como el de este laboratorio con miles de libros, donde se requiere ordenar datos de forma periódica y predecible, por ejemplo en motores de búsqueda o generación de reportes.</w:t>
       </w:r>
     </w:p>
     <w:p>
@@ -6143,14 +6156,14 @@
           <w:numId w:val="21"/>
         </w:numPr>
         <w:rPr>
-          <w:rStyle w:val="Textoennegrita"/>
+          <w:rStyle w:val="Strong"/>
           <w:b w:val="0"/>
           <w:bCs w:val="0"/>
         </w:rPr>
       </w:pPr>
       <w:r>
         <w:rPr>
-          <w:rStyle w:val="Textoennegrita"/>
+          <w:rStyle w:val="Strong"/>
         </w:rPr>
         <w:t>Si se presentara una lista parcialmente ordenada, ¿cambiaría su elección de algoritmo? Explique por qué, con base en el comportamiento observado.</w:t>
       </w:r>
@@ -6162,9 +6175,17 @@
       </w:pPr>
       <w:r>
         <w:rPr>
-          <w:rStyle w:val="Textoennegrita"/>
+          <w:rStyle w:val="Strong"/>
         </w:rPr>
         <w:t>RTA:</w:t>
+      </w:r>
+      <w:r>
+        <w:rPr>
+          <w:rStyle w:val="Strong"/>
+          <w:b w:val="0"/>
+          <w:bCs w:val="0"/>
+        </w:rPr>
+        <w:t xml:space="preserve"> Sí, cambiaría la elección en algunos casos. Insertion Sort es un algoritmo adaptativo: su complejidad se reduce a O(n) cuando los datos están casi ordenados, porque cada elemento requiere pocos o ningún desplazamiento. Merge Sort, en cambio, siempre realiza O(n log n) comparaciones sin importar el orden inicial de los datos, ya que su estrategia de dividir y mezclar no aprovecha el orden preexistente. Por lo tanto, si se supiera de antemano que la lista está parcialmente ordenada, Insertion Sort podría ser más eficiente en la práctica que Merge Sort, a pesar de tener una complejidad de peor caso más alta. Sin embargo, en SingleLinkedList esto no aplicaría de la misma manera, porque el costo O(n) de acceso a cada elemento seguiría penalizando fuertemente a Insertion Sort, como se observó en nuestras pruebas.</w:t>
       </w:r>
     </w:p>
     <w:p>
@@ -6178,7 +6199,7 @@
       <w:pPr>
         <w:jc w:val="both"/>
         <w:rPr>
-          <w:rFonts w:ascii="Calibri" w:hAnsi="Calibri" w:eastAsia="Calibri" w:cs="Calibri"/>
+          <w:rFonts w:ascii="Calibri" w:eastAsia="Calibri" w:hAnsi="Calibri" w:cs="Calibri"/>
           <w:color w:val="000000" w:themeColor="text1"/>
           <w:lang w:val="es-CO"/>
         </w:rPr>
@@ -6208,7 +6229,7 @@
       </w:pPr>
     </w:p>
     <w:sectPr>
-      <w:pgSz w:w="12240" w:h="15840" w:orient="portrait"/>
+      <w:pgSz w:w="12240" w:h="15840"/>
       <w:pgMar w:top="1440" w:right="1440" w:bottom="1440" w:left="1440" w:header="720" w:footer="720" w:gutter="0"/>
       <w:cols w:space="720"/>
       <w:docGrid w:linePitch="360"/>
@@ -6296,7 +6317,7 @@
         <w:ind w:left="720" w:hanging="360"/>
       </w:pPr>
       <w:rPr>
-        <w:rFonts w:hint="default" w:ascii="Symbol" w:hAnsi="Symbol"/>
+        <w:rFonts w:ascii="Symbol" w:hAnsi="Symbol" w:hint="default"/>
       </w:rPr>
     </w:lvl>
     <w:lvl w:ilvl="1" w:tplc="04090003">
@@ -6308,7 +6329,7 @@
         <w:ind w:left="1440" w:hanging="360"/>
       </w:pPr>
       <w:rPr>
-        <w:rFonts w:hint="default" w:ascii="Courier New" w:hAnsi="Courier New" w:cs="Courier New"/>
+        <w:rFonts w:ascii="Courier New" w:hAnsi="Courier New" w:cs="Courier New" w:hint="default"/>
       </w:rPr>
     </w:lvl>
     <w:lvl w:ilvl="2" w:tplc="04090005" w:tentative="1">
@@ -6320,7 +6341,7 @@
         <w:ind w:left="2160" w:hanging="360"/>
       </w:pPr>
       <w:rPr>
-        <w:rFonts w:hint="default" w:ascii="Wingdings" w:hAnsi="Wingdings"/>
+        <w:rFonts w:ascii="Wingdings" w:hAnsi="Wingdings" w:hint="default"/>
       </w:rPr>
     </w:lvl>
     <w:lvl w:ilvl="3" w:tplc="04090001" w:tentative="1">
@@ -6332,7 +6353,7 @@
         <w:ind w:left="2880" w:hanging="360"/>
       </w:pPr>
       <w:rPr>
-        <w:rFonts w:hint="default" w:ascii="Symbol" w:hAnsi="Symbol"/>
+        <w:rFonts w:ascii="Symbol" w:hAnsi="Symbol" w:hint="default"/>
       </w:rPr>
     </w:lvl>
     <w:lvl w:ilvl="4" w:tplc="04090003" w:tentative="1">
@@ -6344,7 +6365,7 @@
         <w:ind w:left="3600" w:hanging="360"/>
       </w:pPr>
       <w:rPr>
-        <w:rFonts w:hint="default" w:ascii="Courier New" w:hAnsi="Courier New" w:cs="Courier New"/>
+        <w:rFonts w:ascii="Courier New" w:hAnsi="Courier New" w:cs="Courier New" w:hint="default"/>
       </w:rPr>
     </w:lvl>
     <w:lvl w:ilvl="5" w:tplc="04090005" w:tentative="1">
@@ -6356,7 +6377,7 @@
         <w:ind w:left="4320" w:hanging="360"/>
       </w:pPr>
       <w:rPr>
-        <w:rFonts w:hint="default" w:ascii="Wingdings" w:hAnsi="Wingdings"/>
+        <w:rFonts w:ascii="Wingdings" w:hAnsi="Wingdings" w:hint="default"/>
       </w:rPr>
     </w:lvl>
     <w:lvl w:ilvl="6" w:tplc="04090001" w:tentative="1">
@@ -6368,7 +6389,7 @@
         <w:ind w:left="5040" w:hanging="360"/>
       </w:pPr>
       <w:rPr>
-        <w:rFonts w:hint="default" w:ascii="Symbol" w:hAnsi="Symbol"/>
+        <w:rFonts w:ascii="Symbol" w:hAnsi="Symbol" w:hint="default"/>
       </w:rPr>
     </w:lvl>
     <w:lvl w:ilvl="7" w:tplc="04090003" w:tentative="1">
@@ -6380,7 +6401,7 @@
         <w:ind w:left="5760" w:hanging="360"/>
       </w:pPr>
       <w:rPr>
-        <w:rFonts w:hint="default" w:ascii="Courier New" w:hAnsi="Courier New" w:cs="Courier New"/>
+        <w:rFonts w:ascii="Courier New" w:hAnsi="Courier New" w:cs="Courier New" w:hint="default"/>
       </w:rPr>
     </w:lvl>
     <w:lvl w:ilvl="8" w:tplc="04090005" w:tentative="1">
@@ -6392,7 +6413,7 @@
         <w:ind w:left="6480" w:hanging="360"/>
       </w:pPr>
       <w:rPr>
-        <w:rFonts w:hint="default" w:ascii="Wingdings" w:hAnsi="Wingdings"/>
+        <w:rFonts w:ascii="Wingdings" w:hAnsi="Wingdings" w:hint="default"/>
       </w:rPr>
     </w:lvl>
   </w:abstractNum>
@@ -6495,7 +6516,7 @@
         <w:ind w:left="1800" w:hanging="360"/>
       </w:pPr>
       <w:rPr>
-        <w:rFonts w:hint="default" w:ascii="Symbol" w:hAnsi="Symbol"/>
+        <w:rFonts w:ascii="Symbol" w:hAnsi="Symbol" w:hint="default"/>
       </w:rPr>
     </w:lvl>
     <w:lvl w:ilvl="1" w:tplc="04090003" w:tentative="1">
@@ -6507,7 +6528,7 @@
         <w:ind w:left="2520" w:hanging="360"/>
       </w:pPr>
       <w:rPr>
-        <w:rFonts w:hint="default" w:ascii="Courier New" w:hAnsi="Courier New" w:cs="Courier New"/>
+        <w:rFonts w:ascii="Courier New" w:hAnsi="Courier New" w:cs="Courier New" w:hint="default"/>
       </w:rPr>
     </w:lvl>
     <w:lvl w:ilvl="2" w:tplc="04090005" w:tentative="1">
@@ -6519,7 +6540,7 @@
         <w:ind w:left="3240" w:hanging="360"/>
       </w:pPr>
       <w:rPr>
-        <w:rFonts w:hint="default" w:ascii="Wingdings" w:hAnsi="Wingdings"/>
+        <w:rFonts w:ascii="Wingdings" w:hAnsi="Wingdings" w:hint="default"/>
       </w:rPr>
     </w:lvl>
     <w:lvl w:ilvl="3" w:tplc="04090001" w:tentative="1">
@@ -6531,7 +6552,7 @@
         <w:ind w:left="3960" w:hanging="360"/>
       </w:pPr>
       <w:rPr>
-        <w:rFonts w:hint="default" w:ascii="Symbol" w:hAnsi="Symbol"/>
+        <w:rFonts w:ascii="Symbol" w:hAnsi="Symbol" w:hint="default"/>
       </w:rPr>
     </w:lvl>
     <w:lvl w:ilvl="4" w:tplc="04090003" w:tentative="1">
@@ -6543,7 +6564,7 @@
         <w:ind w:left="4680" w:hanging="360"/>
       </w:pPr>
       <w:rPr>
-        <w:rFonts w:hint="default" w:ascii="Courier New" w:hAnsi="Courier New" w:cs="Courier New"/>
+        <w:rFonts w:ascii="Courier New" w:hAnsi="Courier New" w:cs="Courier New" w:hint="default"/>
       </w:rPr>
     </w:lvl>
     <w:lvl w:ilvl="5" w:tplc="04090005" w:tentative="1">
@@ -6555,7 +6576,7 @@
         <w:ind w:left="5400" w:hanging="360"/>
       </w:pPr>
       <w:rPr>
-        <w:rFonts w:hint="default" w:ascii="Wingdings" w:hAnsi="Wingdings"/>
+        <w:rFonts w:ascii="Wingdings" w:hAnsi="Wingdings" w:hint="default"/>
       </w:rPr>
     </w:lvl>
     <w:lvl w:ilvl="6" w:tplc="04090001" w:tentative="1">
@@ -6567,7 +6588,7 @@
         <w:ind w:left="6120" w:hanging="360"/>
       </w:pPr>
       <w:rPr>
-        <w:rFonts w:hint="default" w:ascii="Symbol" w:hAnsi="Symbol"/>
+        <w:rFonts w:ascii="Symbol" w:hAnsi="Symbol" w:hint="default"/>
       </w:rPr>
     </w:lvl>
     <w:lvl w:ilvl="7" w:tplc="04090003" w:tentative="1">
@@ -6579,7 +6600,7 @@
         <w:ind w:left="6840" w:hanging="360"/>
       </w:pPr>
       <w:rPr>
-        <w:rFonts w:hint="default" w:ascii="Courier New" w:hAnsi="Courier New" w:cs="Courier New"/>
+        <w:rFonts w:ascii="Courier New" w:hAnsi="Courier New" w:cs="Courier New" w:hint="default"/>
       </w:rPr>
     </w:lvl>
     <w:lvl w:ilvl="8" w:tplc="04090005" w:tentative="1">
@@ -6591,7 +6612,7 @@
         <w:ind w:left="7560" w:hanging="360"/>
       </w:pPr>
       <w:rPr>
-        <w:rFonts w:hint="default" w:ascii="Wingdings" w:hAnsi="Wingdings"/>
+        <w:rFonts w:ascii="Wingdings" w:hAnsi="Wingdings" w:hint="default"/>
       </w:rPr>
     </w:lvl>
   </w:abstractNum>
@@ -6617,7 +6638,7 @@
         <w:ind w:left="1080" w:hanging="360"/>
       </w:pPr>
       <w:rPr>
-        <w:rFonts w:hint="default" w:ascii="Symbol" w:hAnsi="Symbol"/>
+        <w:rFonts w:ascii="Symbol" w:hAnsi="Symbol" w:hint="default"/>
       </w:rPr>
     </w:lvl>
     <w:lvl w:ilvl="2" w:tplc="BFE07934">
@@ -6697,7 +6718,7 @@
         <w:ind w:left="360" w:hanging="360"/>
       </w:pPr>
       <w:rPr>
-        <w:rFonts w:hint="default" w:ascii="Dax-Regular" w:hAnsi="Dax-Regular"/>
+        <w:rFonts w:ascii="Dax-Regular" w:hAnsi="Dax-Regular" w:hint="default"/>
       </w:rPr>
     </w:lvl>
     <w:lvl w:ilvl="1" w:tplc="04090019" w:tentative="1">
@@ -6786,7 +6807,7 @@
         <w:ind w:left="1800" w:hanging="360"/>
       </w:pPr>
       <w:rPr>
-        <w:rFonts w:hint="default" w:ascii="Symbol" w:hAnsi="Symbol"/>
+        <w:rFonts w:ascii="Symbol" w:hAnsi="Symbol" w:hint="default"/>
       </w:rPr>
     </w:lvl>
     <w:lvl w:ilvl="1" w:tplc="04090003" w:tentative="1">
@@ -6798,7 +6819,7 @@
         <w:ind w:left="2520" w:hanging="360"/>
       </w:pPr>
       <w:rPr>
-        <w:rFonts w:hint="default" w:ascii="Courier New" w:hAnsi="Courier New" w:cs="Courier New"/>
+        <w:rFonts w:ascii="Courier New" w:hAnsi="Courier New" w:cs="Courier New" w:hint="default"/>
       </w:rPr>
     </w:lvl>
     <w:lvl w:ilvl="2" w:tplc="04090005" w:tentative="1">
@@ -6810,7 +6831,7 @@
         <w:ind w:left="3240" w:hanging="360"/>
       </w:pPr>
       <w:rPr>
-        <w:rFonts w:hint="default" w:ascii="Wingdings" w:hAnsi="Wingdings"/>
+        <w:rFonts w:ascii="Wingdings" w:hAnsi="Wingdings" w:hint="default"/>
       </w:rPr>
     </w:lvl>
     <w:lvl w:ilvl="3" w:tplc="04090001" w:tentative="1">
@@ -6822,7 +6843,7 @@
         <w:ind w:left="3960" w:hanging="360"/>
       </w:pPr>
       <w:rPr>
-        <w:rFonts w:hint="default" w:ascii="Symbol" w:hAnsi="Symbol"/>
+        <w:rFonts w:ascii="Symbol" w:hAnsi="Symbol" w:hint="default"/>
       </w:rPr>
     </w:lvl>
     <w:lvl w:ilvl="4" w:tplc="04090003" w:tentative="1">
@@ -6834,7 +6855,7 @@
         <w:ind w:left="4680" w:hanging="360"/>
       </w:pPr>
       <w:rPr>
-        <w:rFonts w:hint="default" w:ascii="Courier New" w:hAnsi="Courier New" w:cs="Courier New"/>
+        <w:rFonts w:ascii="Courier New" w:hAnsi="Courier New" w:cs="Courier New" w:hint="default"/>
       </w:rPr>
     </w:lvl>
     <w:lvl w:ilvl="5" w:tplc="04090005" w:tentative="1">
@@ -6846,7 +6867,7 @@
         <w:ind w:left="5400" w:hanging="360"/>
       </w:pPr>
       <w:rPr>
-        <w:rFonts w:hint="default" w:ascii="Wingdings" w:hAnsi="Wingdings"/>
+        <w:rFonts w:ascii="Wingdings" w:hAnsi="Wingdings" w:hint="default"/>
       </w:rPr>
     </w:lvl>
     <w:lvl w:ilvl="6" w:tplc="04090001" w:tentative="1">
@@ -6858,7 +6879,7 @@
         <w:ind w:left="6120" w:hanging="360"/>
       </w:pPr>
       <w:rPr>
-        <w:rFonts w:hint="default" w:ascii="Symbol" w:hAnsi="Symbol"/>
+        <w:rFonts w:ascii="Symbol" w:hAnsi="Symbol" w:hint="default"/>
       </w:rPr>
     </w:lvl>
     <w:lvl w:ilvl="7" w:tplc="04090003" w:tentative="1">
@@ -6870,7 +6891,7 @@
         <w:ind w:left="6840" w:hanging="360"/>
       </w:pPr>
       <w:rPr>
-        <w:rFonts w:hint="default" w:ascii="Courier New" w:hAnsi="Courier New" w:cs="Courier New"/>
+        <w:rFonts w:ascii="Courier New" w:hAnsi="Courier New" w:cs="Courier New" w:hint="default"/>
       </w:rPr>
     </w:lvl>
     <w:lvl w:ilvl="8" w:tplc="04090005" w:tentative="1">
@@ -6882,7 +6903,7 @@
         <w:ind w:left="7560" w:hanging="360"/>
       </w:pPr>
       <w:rPr>
-        <w:rFonts w:hint="default" w:ascii="Wingdings" w:hAnsi="Wingdings"/>
+        <w:rFonts w:ascii="Wingdings" w:hAnsi="Wingdings" w:hint="default"/>
       </w:rPr>
     </w:lvl>
   </w:abstractNum>
@@ -7089,7 +7110,7 @@
         <w:ind w:left="720" w:hanging="360"/>
       </w:pPr>
       <w:rPr>
-        <w:rFonts w:hint="default" w:ascii="Symbol" w:hAnsi="Symbol"/>
+        <w:rFonts w:ascii="Symbol" w:hAnsi="Symbol" w:hint="default"/>
       </w:rPr>
     </w:lvl>
     <w:lvl w:ilvl="3" w:tplc="3DFC3A16">
@@ -7110,7 +7131,7 @@
         <w:ind w:left="1440" w:hanging="360"/>
       </w:pPr>
       <w:rPr>
-        <w:rFonts w:hint="default" w:ascii="Symbol" w:hAnsi="Symbol"/>
+        <w:rFonts w:ascii="Symbol" w:hAnsi="Symbol" w:hint="default"/>
       </w:rPr>
     </w:lvl>
     <w:lvl w:ilvl="5" w:tplc="3FCAB2E8">
@@ -7199,7 +7220,7 @@
         <w:ind w:left="1440" w:hanging="360"/>
       </w:pPr>
       <w:rPr>
-        <w:rFonts w:hint="default" w:ascii="Symbol" w:hAnsi="Symbol"/>
+        <w:rFonts w:ascii="Symbol" w:hAnsi="Symbol" w:hint="default"/>
       </w:rPr>
     </w:lvl>
     <w:lvl w:ilvl="5" w:tplc="3FCAB2E8">
@@ -7252,7 +7273,7 @@
         <w:ind w:left="720" w:hanging="360"/>
       </w:pPr>
       <w:rPr>
-        <w:rFonts w:hint="default" w:ascii="Dax-Regular" w:hAnsi="Dax-Regular"/>
+        <w:rFonts w:ascii="Dax-Regular" w:hAnsi="Dax-Regular" w:hint="default"/>
       </w:rPr>
     </w:lvl>
     <w:lvl w:ilvl="1" w:tplc="04090019" w:tentative="1">
@@ -7350,7 +7371,7 @@
         <w:ind w:left="720" w:hanging="360"/>
       </w:pPr>
       <w:rPr>
-        <w:rFonts w:hint="default" w:ascii="Symbol" w:hAnsi="Symbol"/>
+        <w:rFonts w:ascii="Symbol" w:hAnsi="Symbol" w:hint="default"/>
       </w:rPr>
     </w:lvl>
     <w:lvl w:ilvl="2" w:tplc="5E9030CA">
@@ -7380,7 +7401,7 @@
         <w:ind w:left="1800" w:hanging="360"/>
       </w:pPr>
       <w:rPr>
-        <w:rFonts w:hint="default" w:ascii="Symbol" w:hAnsi="Symbol"/>
+        <w:rFonts w:ascii="Symbol" w:hAnsi="Symbol" w:hint="default"/>
       </w:rPr>
     </w:lvl>
     <w:lvl w:ilvl="5" w:tplc="3FCAB2E8">
@@ -7546,7 +7567,7 @@
         <w:ind w:left="720" w:hanging="360"/>
       </w:pPr>
       <w:rPr>
-        <w:rFonts w:hint="default" w:ascii="Dax-Regular" w:hAnsi="Dax-Regular"/>
+        <w:rFonts w:ascii="Dax-Regular" w:hAnsi="Dax-Regular" w:hint="default"/>
       </w:rPr>
     </w:lvl>
     <w:lvl w:ilvl="1" w:tplc="F9DCF2BE">
@@ -7653,7 +7674,7 @@
         <w:ind w:left="720" w:hanging="360"/>
       </w:pPr>
       <w:rPr>
-        <w:rFonts w:hint="default" w:ascii="Symbol" w:hAnsi="Symbol"/>
+        <w:rFonts w:ascii="Symbol" w:hAnsi="Symbol" w:hint="default"/>
       </w:rPr>
     </w:lvl>
     <w:lvl w:ilvl="3" w:tplc="3DFC3A16">
@@ -7674,7 +7695,7 @@
         <w:ind w:left="1440" w:hanging="360"/>
       </w:pPr>
       <w:rPr>
-        <w:rFonts w:hint="default" w:ascii="Symbol" w:hAnsi="Symbol"/>
+        <w:rFonts w:ascii="Symbol" w:hAnsi="Symbol" w:hint="default"/>
       </w:rPr>
     </w:lvl>
     <w:lvl w:ilvl="5" w:tplc="3FCAB2E8">
@@ -7727,7 +7748,7 @@
         <w:ind w:left="360" w:hanging="360"/>
       </w:pPr>
       <w:rPr>
-        <w:rFonts w:hint="default" w:ascii="Dax-Regular" w:hAnsi="Dax-Regular"/>
+        <w:rFonts w:ascii="Dax-Regular" w:hAnsi="Dax-Regular" w:hint="default"/>
       </w:rPr>
     </w:lvl>
     <w:lvl w:ilvl="1" w:tplc="F9DCF2BE">
@@ -7988,7 +8009,7 @@
         <w:ind w:left="360" w:hanging="360"/>
       </w:pPr>
       <w:rPr>
-        <w:rFonts w:hint="default" w:ascii="Dax-Regular" w:hAnsi="Dax-Regular"/>
+        <w:rFonts w:ascii="Dax-Regular" w:hAnsi="Dax-Regular" w:hint="default"/>
       </w:rPr>
     </w:lvl>
     <w:lvl w:ilvl="1" w:tplc="FFFFFFFF" w:tentative="1">
@@ -8000,7 +8021,7 @@
         <w:ind w:left="1080" w:hanging="360"/>
       </w:pPr>
       <w:rPr>
-        <w:rFonts w:hint="default" w:ascii="Courier New" w:hAnsi="Courier New" w:cs="Courier New"/>
+        <w:rFonts w:ascii="Courier New" w:hAnsi="Courier New" w:cs="Courier New" w:hint="default"/>
       </w:rPr>
     </w:lvl>
     <w:lvl w:ilvl="2" w:tplc="FFFFFFFF" w:tentative="1">
@@ -8012,7 +8033,7 @@
         <w:ind w:left="1800" w:hanging="360"/>
       </w:pPr>
       <w:rPr>
-        <w:rFonts w:hint="default" w:ascii="Wingdings" w:hAnsi="Wingdings"/>
+        <w:rFonts w:ascii="Wingdings" w:hAnsi="Wingdings" w:hint="default"/>
       </w:rPr>
     </w:lvl>
     <w:lvl w:ilvl="3" w:tplc="FFFFFFFF" w:tentative="1">
@@ -8024,7 +8045,7 @@
         <w:ind w:left="2520" w:hanging="360"/>
       </w:pPr>
       <w:rPr>
-        <w:rFonts w:hint="default" w:ascii="Symbol" w:hAnsi="Symbol"/>
+        <w:rFonts w:ascii="Symbol" w:hAnsi="Symbol" w:hint="default"/>
       </w:rPr>
     </w:lvl>
     <w:lvl w:ilvl="4" w:tplc="FFFFFFFF" w:tentative="1">
@@ -8036,7 +8057,7 @@
         <w:ind w:left="3240" w:hanging="360"/>
       </w:pPr>
       <w:rPr>
-        <w:rFonts w:hint="default" w:ascii="Courier New" w:hAnsi="Courier New" w:cs="Courier New"/>
+        <w:rFonts w:ascii="Courier New" w:hAnsi="Courier New" w:cs="Courier New" w:hint="default"/>
       </w:rPr>
     </w:lvl>
     <w:lvl w:ilvl="5" w:tplc="FFFFFFFF" w:tentative="1">
@@ -8048,7 +8069,7 @@
         <w:ind w:left="3960" w:hanging="360"/>
       </w:pPr>
       <w:rPr>
-        <w:rFonts w:hint="default" w:ascii="Wingdings" w:hAnsi="Wingdings"/>
+        <w:rFonts w:ascii="Wingdings" w:hAnsi="Wingdings" w:hint="default"/>
       </w:rPr>
     </w:lvl>
     <w:lvl w:ilvl="6" w:tplc="FFFFFFFF" w:tentative="1">
@@ -8060,7 +8081,7 @@
         <w:ind w:left="4680" w:hanging="360"/>
       </w:pPr>
       <w:rPr>
-        <w:rFonts w:hint="default" w:ascii="Symbol" w:hAnsi="Symbol"/>
+        <w:rFonts w:ascii="Symbol" w:hAnsi="Symbol" w:hint="default"/>
       </w:rPr>
     </w:lvl>
     <w:lvl w:ilvl="7" w:tplc="FFFFFFFF" w:tentative="1">
@@ -8072,7 +8093,7 @@
         <w:ind w:left="5400" w:hanging="360"/>
       </w:pPr>
       <w:rPr>
-        <w:rFonts w:hint="default" w:ascii="Courier New" w:hAnsi="Courier New" w:cs="Courier New"/>
+        <w:rFonts w:ascii="Courier New" w:hAnsi="Courier New" w:cs="Courier New" w:hint="default"/>
       </w:rPr>
     </w:lvl>
     <w:lvl w:ilvl="8" w:tplc="FFFFFFFF" w:tentative="1">
@@ -8084,7 +8105,7 @@
         <w:ind w:left="6120" w:hanging="360"/>
       </w:pPr>
       <w:rPr>
-        <w:rFonts w:hint="default" w:ascii="Wingdings" w:hAnsi="Wingdings"/>
+        <w:rFonts w:ascii="Wingdings" w:hAnsi="Wingdings" w:hint="default"/>
       </w:rPr>
     </w:lvl>
   </w:abstractNum>
@@ -8104,7 +8125,7 @@
         <w:ind w:left="720" w:hanging="360"/>
       </w:pPr>
       <w:rPr>
-        <w:rFonts w:hint="default" w:ascii="Symbol" w:hAnsi="Symbol"/>
+        <w:rFonts w:ascii="Symbol" w:hAnsi="Symbol" w:hint="default"/>
         <w:sz w:val="20"/>
       </w:rPr>
     </w:lvl>
@@ -8120,7 +8141,7 @@
         <w:ind w:left="1440" w:hanging="360"/>
       </w:pPr>
       <w:rPr>
-        <w:rFonts w:hint="default" w:ascii="Courier New" w:hAnsi="Courier New"/>
+        <w:rFonts w:ascii="Courier New" w:hAnsi="Courier New" w:hint="default"/>
         <w:sz w:val="20"/>
       </w:rPr>
     </w:lvl>
@@ -8136,7 +8157,7 @@
         <w:ind w:left="2160" w:hanging="360"/>
       </w:pPr>
       <w:rPr>
-        <w:rFonts w:hint="default" w:ascii="Wingdings" w:hAnsi="Wingdings"/>
+        <w:rFonts w:ascii="Wingdings" w:hAnsi="Wingdings" w:hint="default"/>
         <w:sz w:val="20"/>
       </w:rPr>
     </w:lvl>
@@ -8152,7 +8173,7 @@
         <w:ind w:left="2880" w:hanging="360"/>
       </w:pPr>
       <w:rPr>
-        <w:rFonts w:hint="default" w:ascii="Wingdings" w:hAnsi="Wingdings"/>
+        <w:rFonts w:ascii="Wingdings" w:hAnsi="Wingdings" w:hint="default"/>
         <w:sz w:val="20"/>
       </w:rPr>
     </w:lvl>
@@ -8168,7 +8189,7 @@
         <w:ind w:left="3600" w:hanging="360"/>
       </w:pPr>
       <w:rPr>
-        <w:rFonts w:hint="default" w:ascii="Wingdings" w:hAnsi="Wingdings"/>
+        <w:rFonts w:ascii="Wingdings" w:hAnsi="Wingdings" w:hint="default"/>
         <w:sz w:val="20"/>
       </w:rPr>
     </w:lvl>
@@ -8184,7 +8205,7 @@
         <w:ind w:left="4320" w:hanging="360"/>
       </w:pPr>
       <w:rPr>
-        <w:rFonts w:hint="default" w:ascii="Wingdings" w:hAnsi="Wingdings"/>
+        <w:rFonts w:ascii="Wingdings" w:hAnsi="Wingdings" w:hint="default"/>
         <w:sz w:val="20"/>
       </w:rPr>
     </w:lvl>
@@ -8200,7 +8221,7 @@
         <w:ind w:left="5040" w:hanging="360"/>
       </w:pPr>
       <w:rPr>
-        <w:rFonts w:hint="default" w:ascii="Wingdings" w:hAnsi="Wingdings"/>
+        <w:rFonts w:ascii="Wingdings" w:hAnsi="Wingdings" w:hint="default"/>
         <w:sz w:val="20"/>
       </w:rPr>
     </w:lvl>
@@ -8216,7 +8237,7 @@
         <w:ind w:left="5760" w:hanging="360"/>
       </w:pPr>
       <w:rPr>
-        <w:rFonts w:hint="default" w:ascii="Wingdings" w:hAnsi="Wingdings"/>
+        <w:rFonts w:ascii="Wingdings" w:hAnsi="Wingdings" w:hint="default"/>
         <w:sz w:val="20"/>
       </w:rPr>
     </w:lvl>
@@ -8232,7 +8253,7 @@
         <w:ind w:left="6480" w:hanging="360"/>
       </w:pPr>
       <w:rPr>
-        <w:rFonts w:hint="default" w:ascii="Wingdings" w:hAnsi="Wingdings"/>
+        <w:rFonts w:ascii="Wingdings" w:hAnsi="Wingdings" w:hint="default"/>
         <w:sz w:val="20"/>
       </w:rPr>
     </w:lvl>
@@ -8262,7 +8283,7 @@
         <w:ind w:left="2520" w:hanging="360"/>
       </w:pPr>
       <w:rPr>
-        <w:rFonts w:hint="default" w:ascii="Courier New" w:hAnsi="Courier New" w:cs="Courier New"/>
+        <w:rFonts w:ascii="Courier New" w:hAnsi="Courier New" w:cs="Courier New" w:hint="default"/>
       </w:rPr>
     </w:lvl>
     <w:lvl w:ilvl="2" w:tplc="FFFFFFFF" w:tentative="1">
@@ -8274,7 +8295,7 @@
         <w:ind w:left="3240" w:hanging="360"/>
       </w:pPr>
       <w:rPr>
-        <w:rFonts w:hint="default" w:ascii="Wingdings" w:hAnsi="Wingdings"/>
+        <w:rFonts w:ascii="Wingdings" w:hAnsi="Wingdings" w:hint="default"/>
       </w:rPr>
     </w:lvl>
     <w:lvl w:ilvl="3" w:tplc="FFFFFFFF" w:tentative="1">
@@ -8286,7 +8307,7 @@
         <w:ind w:left="3960" w:hanging="360"/>
       </w:pPr>
       <w:rPr>
-        <w:rFonts w:hint="default" w:ascii="Symbol" w:hAnsi="Symbol"/>
+        <w:rFonts w:ascii="Symbol" w:hAnsi="Symbol" w:hint="default"/>
       </w:rPr>
     </w:lvl>
     <w:lvl w:ilvl="4" w:tplc="FFFFFFFF" w:tentative="1">
@@ -8298,7 +8319,7 @@
         <w:ind w:left="4680" w:hanging="360"/>
       </w:pPr>
       <w:rPr>
-        <w:rFonts w:hint="default" w:ascii="Courier New" w:hAnsi="Courier New" w:cs="Courier New"/>
+        <w:rFonts w:ascii="Courier New" w:hAnsi="Courier New" w:cs="Courier New" w:hint="default"/>
       </w:rPr>
     </w:lvl>
     <w:lvl w:ilvl="5" w:tplc="FFFFFFFF" w:tentative="1">
@@ -8310,7 +8331,7 @@
         <w:ind w:left="5400" w:hanging="360"/>
       </w:pPr>
       <w:rPr>
-        <w:rFonts w:hint="default" w:ascii="Wingdings" w:hAnsi="Wingdings"/>
+        <w:rFonts w:ascii="Wingdings" w:hAnsi="Wingdings" w:hint="default"/>
       </w:rPr>
     </w:lvl>
     <w:lvl w:ilvl="6" w:tplc="FFFFFFFF" w:tentative="1">
@@ -8322,7 +8343,7 @@
         <w:ind w:left="6120" w:hanging="360"/>
       </w:pPr>
       <w:rPr>
-        <w:rFonts w:hint="default" w:ascii="Symbol" w:hAnsi="Symbol"/>
+        <w:rFonts w:ascii="Symbol" w:hAnsi="Symbol" w:hint="default"/>
       </w:rPr>
     </w:lvl>
     <w:lvl w:ilvl="7" w:tplc="FFFFFFFF" w:tentative="1">
@@ -8334,7 +8355,7 @@
         <w:ind w:left="6840" w:hanging="360"/>
       </w:pPr>
       <w:rPr>
-        <w:rFonts w:hint="default" w:ascii="Courier New" w:hAnsi="Courier New" w:cs="Courier New"/>
+        <w:rFonts w:ascii="Courier New" w:hAnsi="Courier New" w:cs="Courier New" w:hint="default"/>
       </w:rPr>
     </w:lvl>
     <w:lvl w:ilvl="8" w:tplc="FFFFFFFF" w:tentative="1">
@@ -8346,7 +8367,7 @@
         <w:ind w:left="7560" w:hanging="360"/>
       </w:pPr>
       <w:rPr>
-        <w:rFonts w:hint="default" w:ascii="Wingdings" w:hAnsi="Wingdings"/>
+        <w:rFonts w:ascii="Wingdings" w:hAnsi="Wingdings" w:hint="default"/>
       </w:rPr>
     </w:lvl>
   </w:abstractNum>
@@ -8421,7 +8442,7 @@
   <w:docDefaults>
     <w:rPrDefault>
       <w:rPr>
-        <w:rFonts w:asciiTheme="minorHAnsi" w:hAnsiTheme="minorHAnsi" w:eastAsiaTheme="minorEastAsia" w:cstheme="minorBidi"/>
+        <w:rFonts w:asciiTheme="minorHAnsi" w:eastAsiaTheme="minorEastAsia" w:hAnsiTheme="minorHAnsi" w:cstheme="minorBidi"/>
         <w:sz w:val="22"/>
         <w:szCs w:val="22"/>
         <w:lang w:val="en-US" w:eastAsia="ja-JP" w:bidi="ar-SA"/>
@@ -8436,14 +8457,14 @@
   <w:latentStyles w:defLockedState="0" w:defUIPriority="99" w:defSemiHidden="0" w:defUnhideWhenUsed="0" w:defQFormat="0" w:count="376">
     <w:lsdException w:name="Normal" w:uiPriority="0" w:qFormat="1"/>
     <w:lsdException w:name="heading 1" w:uiPriority="9" w:qFormat="1"/>
-    <w:lsdException w:name="heading 2" w:uiPriority="9" w:semiHidden="1" w:unhideWhenUsed="1" w:qFormat="1"/>
-    <w:lsdException w:name="heading 3" w:uiPriority="9" w:semiHidden="1" w:unhideWhenUsed="1" w:qFormat="1"/>
-    <w:lsdException w:name="heading 4" w:uiPriority="9" w:semiHidden="1" w:unhideWhenUsed="1" w:qFormat="1"/>
-    <w:lsdException w:name="heading 5" w:uiPriority="9" w:semiHidden="1" w:unhideWhenUsed="1" w:qFormat="1"/>
-    <w:lsdException w:name="heading 6" w:uiPriority="9" w:semiHidden="1" w:unhideWhenUsed="1" w:qFormat="1"/>
-    <w:lsdException w:name="heading 7" w:uiPriority="9" w:semiHidden="1" w:unhideWhenUsed="1" w:qFormat="1"/>
-    <w:lsdException w:name="heading 8" w:uiPriority="9" w:semiHidden="1" w:unhideWhenUsed="1" w:qFormat="1"/>
-    <w:lsdException w:name="heading 9" w:uiPriority="9" w:semiHidden="1" w:unhideWhenUsed="1" w:qFormat="1"/>
+    <w:lsdException w:name="heading 2" w:semiHidden="1" w:uiPriority="9" w:unhideWhenUsed="1" w:qFormat="1"/>
+    <w:lsdException w:name="heading 3" w:semiHidden="1" w:uiPriority="9" w:unhideWhenUsed="1" w:qFormat="1"/>
+    <w:lsdException w:name="heading 4" w:semiHidden="1" w:uiPriority="9" w:unhideWhenUsed="1" w:qFormat="1"/>
+    <w:lsdException w:name="heading 5" w:semiHidden="1" w:uiPriority="9" w:unhideWhenUsed="1" w:qFormat="1"/>
+    <w:lsdException w:name="heading 6" w:semiHidden="1" w:uiPriority="9" w:unhideWhenUsed="1" w:qFormat="1"/>
+    <w:lsdException w:name="heading 7" w:semiHidden="1" w:uiPriority="9" w:unhideWhenUsed="1" w:qFormat="1"/>
+    <w:lsdException w:name="heading 8" w:semiHidden="1" w:uiPriority="9" w:unhideWhenUsed="1" w:qFormat="1"/>
+    <w:lsdException w:name="heading 9" w:semiHidden="1" w:uiPriority="9" w:unhideWhenUsed="1" w:qFormat="1"/>
     <w:lsdException w:name="index 1" w:semiHidden="1" w:unhideWhenUsed="1"/>
     <w:lsdException w:name="index 2" w:semiHidden="1" w:unhideWhenUsed="1"/>
     <w:lsdException w:name="index 3" w:semiHidden="1" w:unhideWhenUsed="1"/>
@@ -8453,22 +8474,22 @@
     <w:lsdException w:name="index 7" w:semiHidden="1" w:unhideWhenUsed="1"/>
     <w:lsdException w:name="index 8" w:semiHidden="1" w:unhideWhenUsed="1"/>
     <w:lsdException w:name="index 9" w:semiHidden="1" w:unhideWhenUsed="1"/>
-    <w:lsdException w:name="toc 1" w:uiPriority="39" w:semiHidden="1" w:unhideWhenUsed="1"/>
-    <w:lsdException w:name="toc 2" w:uiPriority="39" w:semiHidden="1" w:unhideWhenUsed="1"/>
-    <w:lsdException w:name="toc 3" w:uiPriority="39" w:semiHidden="1" w:unhideWhenUsed="1"/>
-    <w:lsdException w:name="toc 4" w:uiPriority="39" w:semiHidden="1" w:unhideWhenUsed="1"/>
-    <w:lsdException w:name="toc 5" w:uiPriority="39" w:semiHidden="1" w:unhideWhenUsed="1"/>
-    <w:lsdException w:name="toc 6" w:uiPriority="39" w:semiHidden="1" w:unhideWhenUsed="1"/>
-    <w:lsdException w:name="toc 7" w:uiPriority="39" w:semiHidden="1" w:unhideWhenUsed="1"/>
-    <w:lsdException w:name="toc 8" w:uiPriority="39" w:semiHidden="1" w:unhideWhenUsed="1"/>
-    <w:lsdException w:name="toc 9" w:uiPriority="39" w:semiHidden="1" w:unhideWhenUsed="1"/>
+    <w:lsdException w:name="toc 1" w:semiHidden="1" w:uiPriority="39" w:unhideWhenUsed="1"/>
+    <w:lsdException w:name="toc 2" w:semiHidden="1" w:uiPriority="39" w:unhideWhenUsed="1"/>
+    <w:lsdException w:name="toc 3" w:semiHidden="1" w:uiPriority="39" w:unhideWhenUsed="1"/>
+    <w:lsdException w:name="toc 4" w:semiHidden="1" w:uiPriority="39" w:unhideWhenUsed="1"/>
+    <w:lsdException w:name="toc 5" w:semiHidden="1" w:uiPriority="39" w:unhideWhenUsed="1"/>
+    <w:lsdException w:name="toc 6" w:semiHidden="1" w:uiPriority="39" w:unhideWhenUsed="1"/>
+    <w:lsdException w:name="toc 7" w:semiHidden="1" w:uiPriority="39" w:unhideWhenUsed="1"/>
+    <w:lsdException w:name="toc 8" w:semiHidden="1" w:uiPriority="39" w:unhideWhenUsed="1"/>
+    <w:lsdException w:name="toc 9" w:semiHidden="1" w:uiPriority="39" w:unhideWhenUsed="1"/>
     <w:lsdException w:name="Normal Indent" w:semiHidden="1" w:unhideWhenUsed="1"/>
     <w:lsdException w:name="footnote text" w:semiHidden="1" w:unhideWhenUsed="1"/>
     <w:lsdException w:name="annotation text" w:semiHidden="1" w:unhideWhenUsed="1"/>
     <w:lsdException w:name="header" w:semiHidden="1" w:unhideWhenUsed="1"/>
     <w:lsdException w:name="footer" w:semiHidden="1" w:unhideWhenUsed="1"/>
     <w:lsdException w:name="index heading" w:semiHidden="1" w:unhideWhenUsed="1"/>
-    <w:lsdException w:name="caption" w:uiPriority="35" w:semiHidden="1" w:unhideWhenUsed="1" w:qFormat="1"/>
+    <w:lsdException w:name="caption" w:semiHidden="1" w:uiPriority="35" w:unhideWhenUsed="1" w:qFormat="1"/>
     <w:lsdException w:name="table of figures" w:semiHidden="1" w:unhideWhenUsed="1"/>
     <w:lsdException w:name="envelope address" w:semiHidden="1" w:unhideWhenUsed="1"/>
     <w:lsdException w:name="envelope return" w:semiHidden="1" w:unhideWhenUsed="1"/>
@@ -8499,7 +8520,7 @@
     <w:lsdException w:name="Title" w:uiPriority="10" w:qFormat="1"/>
     <w:lsdException w:name="Closing" w:semiHidden="1" w:unhideWhenUsed="1"/>
     <w:lsdException w:name="Signature" w:semiHidden="1" w:unhideWhenUsed="1"/>
-    <w:lsdException w:name="Default Paragraph Font" w:uiPriority="1" w:semiHidden="1" w:unhideWhenUsed="1"/>
+    <w:lsdException w:name="Default Paragraph Font" w:semiHidden="1" w:uiPriority="1" w:unhideWhenUsed="1"/>
     <w:lsdException w:name="Body Text" w:semiHidden="1" w:unhideWhenUsed="1"/>
     <w:lsdException w:name="Body Text Indent" w:semiHidden="1" w:unhideWhenUsed="1"/>
     <w:lsdException w:name="List Continue" w:semiHidden="1" w:unhideWhenUsed="1"/>
@@ -8699,8 +8720,8 @@
     <w:lsdException w:name="Subtle Reference" w:uiPriority="31" w:qFormat="1"/>
     <w:lsdException w:name="Intense Reference" w:uiPriority="32" w:qFormat="1"/>
     <w:lsdException w:name="Book Title" w:uiPriority="33" w:qFormat="1"/>
-    <w:lsdException w:name="Bibliography" w:uiPriority="37" w:semiHidden="1" w:unhideWhenUsed="1"/>
-    <w:lsdException w:name="TOC Heading" w:uiPriority="39" w:semiHidden="1" w:unhideWhenUsed="1" w:qFormat="1"/>
+    <w:lsdException w:name="Bibliography" w:semiHidden="1" w:uiPriority="37" w:unhideWhenUsed="1"/>
+    <w:lsdException w:name="TOC Heading" w:semiHidden="1" w:uiPriority="39" w:unhideWhenUsed="1" w:qFormat="1"/>
     <w:lsdException w:name="Plain Table 1" w:uiPriority="41"/>
     <w:lsdException w:name="Plain Table 2" w:uiPriority="42"/>
     <w:lsdException w:name="Plain Table 3" w:uiPriority="43"/>
@@ -8811,16 +8832,16 @@
     <w:lsdException w:name="Unresolved Mention" w:semiHidden="1" w:unhideWhenUsed="1"/>
     <w:lsdException w:name="Smart Link" w:semiHidden="1" w:unhideWhenUsed="1"/>
   </w:latentStyles>
-  <w:style w:type="paragraph" w:styleId="Normal" w:default="1">
+  <w:style w:type="paragraph" w:default="1" w:styleId="Normal">
     <w:name w:val="Normal"/>
     <w:qFormat/>
     <w:rsid w:val="00EB0739"/>
   </w:style>
-  <w:style w:type="paragraph" w:styleId="Ttulo1">
+  <w:style w:type="paragraph" w:styleId="Heading1">
     <w:name w:val="heading 1"/>
     <w:basedOn w:val="Normal"/>
     <w:next w:val="Normal"/>
-    <w:link w:val="Ttulo1Car"/>
+    <w:link w:val="Heading1Char"/>
     <w:uiPriority w:val="9"/>
     <w:qFormat/>
     <w:rsid w:val="001826C9"/>
@@ -8831,17 +8852,17 @@
       <w:outlineLvl w:val="0"/>
     </w:pPr>
     <w:rPr>
-      <w:rFonts w:asciiTheme="majorHAnsi" w:hAnsiTheme="majorHAnsi" w:eastAsiaTheme="majorEastAsia" w:cstheme="majorBidi"/>
+      <w:rFonts w:asciiTheme="majorHAnsi" w:eastAsiaTheme="majorEastAsia" w:hAnsiTheme="majorHAnsi" w:cstheme="majorBidi"/>
       <w:color w:val="2F5496" w:themeColor="accent1" w:themeShade="BF"/>
       <w:sz w:val="32"/>
       <w:szCs w:val="32"/>
     </w:rPr>
   </w:style>
-  <w:style w:type="paragraph" w:styleId="Ttulo2">
+  <w:style w:type="paragraph" w:styleId="Heading2">
     <w:name w:val="heading 2"/>
     <w:basedOn w:val="Normal"/>
     <w:next w:val="Normal"/>
-    <w:link w:val="Ttulo2Car"/>
+    <w:link w:val="Heading2Char"/>
     <w:uiPriority w:val="9"/>
     <w:unhideWhenUsed/>
     <w:qFormat/>
@@ -8853,19 +8874,19 @@
       <w:outlineLvl w:val="1"/>
     </w:pPr>
     <w:rPr>
-      <w:rFonts w:asciiTheme="majorHAnsi" w:hAnsiTheme="majorHAnsi" w:eastAsiaTheme="majorEastAsia" w:cstheme="majorBidi"/>
+      <w:rFonts w:asciiTheme="majorHAnsi" w:eastAsiaTheme="majorEastAsia" w:hAnsiTheme="majorHAnsi" w:cstheme="majorBidi"/>
       <w:color w:val="2F5496" w:themeColor="accent1" w:themeShade="BF"/>
       <w:sz w:val="26"/>
       <w:szCs w:val="26"/>
     </w:rPr>
   </w:style>
-  <w:style w:type="character" w:styleId="Fuentedeprrafopredeter" w:default="1">
+  <w:style w:type="character" w:default="1" w:styleId="DefaultParagraphFont">
     <w:name w:val="Default Paragraph Font"/>
     <w:uiPriority w:val="1"/>
     <w:semiHidden/>
     <w:unhideWhenUsed/>
   </w:style>
-  <w:style w:type="table" w:styleId="Tablanormal" w:default="1">
+  <w:style w:type="table" w:default="1" w:styleId="TableNormal">
     <w:name w:val="Normal Table"/>
     <w:uiPriority w:val="99"/>
     <w:semiHidden/>
@@ -8880,17 +8901,17 @@
       </w:tblCellMar>
     </w:tblPr>
   </w:style>
-  <w:style w:type="numbering" w:styleId="Sinlista" w:default="1">
+  <w:style w:type="numbering" w:default="1" w:styleId="NoList">
     <w:name w:val="No List"/>
     <w:uiPriority w:val="99"/>
     <w:semiHidden/>
     <w:unhideWhenUsed/>
   </w:style>
-  <w:style w:type="paragraph" w:styleId="Ttulo">
+  <w:style w:type="paragraph" w:styleId="Title">
     <w:name w:val="Title"/>
     <w:basedOn w:val="Normal"/>
     <w:next w:val="Normal"/>
-    <w:link w:val="TtuloCar"/>
+    <w:link w:val="TitleChar"/>
     <w:uiPriority w:val="10"/>
     <w:qFormat/>
     <w:rsid w:val="00BA3B38"/>
@@ -8899,21 +8920,21 @@
       <w:contextualSpacing/>
     </w:pPr>
     <w:rPr>
-      <w:rFonts w:asciiTheme="majorHAnsi" w:hAnsiTheme="majorHAnsi" w:eastAsiaTheme="majorEastAsia" w:cstheme="majorBidi"/>
+      <w:rFonts w:asciiTheme="majorHAnsi" w:eastAsiaTheme="majorEastAsia" w:hAnsiTheme="majorHAnsi" w:cstheme="majorBidi"/>
       <w:spacing w:val="-10"/>
       <w:kern w:val="28"/>
       <w:sz w:val="56"/>
       <w:szCs w:val="56"/>
     </w:rPr>
   </w:style>
-  <w:style w:type="character" w:styleId="TtuloCar" w:customStyle="1">
-    <w:name w:val="Título Car"/>
-    <w:basedOn w:val="Fuentedeprrafopredeter"/>
-    <w:link w:val="Ttulo"/>
+  <w:style w:type="character" w:customStyle="1" w:styleId="TitleChar">
+    <w:name w:val="Title Char"/>
+    <w:basedOn w:val="DefaultParagraphFont"/>
+    <w:link w:val="Title"/>
     <w:uiPriority w:val="10"/>
     <w:rsid w:val="00BA3B38"/>
     <w:rPr>
-      <w:rFonts w:asciiTheme="majorHAnsi" w:hAnsiTheme="majorHAnsi" w:eastAsiaTheme="majorEastAsia" w:cstheme="majorBidi"/>
+      <w:rFonts w:asciiTheme="majorHAnsi" w:eastAsiaTheme="majorEastAsia" w:hAnsiTheme="majorHAnsi" w:cstheme="majorBidi"/>
       <w:noProof/>
       <w:spacing w:val="-10"/>
       <w:kern w:val="28"/>
@@ -8921,7 +8942,7 @@
       <w:szCs w:val="56"/>
     </w:rPr>
   </w:style>
-  <w:style w:type="paragraph" w:styleId="Prrafodelista">
+  <w:style w:type="paragraph" w:styleId="ListParagraph">
     <w:name w:val="List Paragraph"/>
     <w:basedOn w:val="Normal"/>
     <w:uiPriority w:val="34"/>
@@ -8932,7 +8953,7 @@
       <w:contextualSpacing/>
     </w:pPr>
   </w:style>
-  <w:style w:type="paragraph" w:styleId="Descripcin">
+  <w:style w:type="paragraph" w:styleId="Caption">
     <w:name w:val="caption"/>
     <w:basedOn w:val="Normal"/>
     <w:next w:val="Normal"/>
@@ -8951,9 +8972,9 @@
       <w:szCs w:val="18"/>
     </w:rPr>
   </w:style>
-  <w:style w:type="table" w:styleId="Tabladecuadrcula2">
+  <w:style w:type="table" w:styleId="GridTable2">
     <w:name w:val="Grid Table 2"/>
-    <w:basedOn w:val="Tablanormal"/>
+    <w:basedOn w:val="TableNormal"/>
     <w:uiPriority w:val="47"/>
     <w:rsid w:val="005C50D1"/>
     <w:pPr>
@@ -8963,10 +8984,10 @@
       <w:tblStyleRowBandSize w:val="1"/>
       <w:tblStyleColBandSize w:val="1"/>
       <w:tblBorders>
-        <w:top w:val="single" w:color="666666" w:themeColor="text1" w:themeTint="99" w:sz="2" w:space="0"/>
-        <w:bottom w:val="single" w:color="666666" w:themeColor="text1" w:themeTint="99" w:sz="2" w:space="0"/>
-        <w:insideH w:val="single" w:color="666666" w:themeColor="text1" w:themeTint="99" w:sz="2" w:space="0"/>
-        <w:insideV w:val="single" w:color="666666" w:themeColor="text1" w:themeTint="99" w:sz="2" w:space="0"/>
+        <w:top w:val="single" w:sz="2" w:space="0" w:color="666666" w:themeColor="text1" w:themeTint="99"/>
+        <w:bottom w:val="single" w:sz="2" w:space="0" w:color="666666" w:themeColor="text1" w:themeTint="99"/>
+        <w:insideH w:val="single" w:sz="2" w:space="0" w:color="666666" w:themeColor="text1" w:themeTint="99"/>
+        <w:insideV w:val="single" w:sz="2" w:space="0" w:color="666666" w:themeColor="text1" w:themeTint="99"/>
       </w:tblBorders>
     </w:tblPr>
     <w:tblStylePr w:type="firstRow">
@@ -8978,7 +8999,7 @@
       <w:tcPr>
         <w:tcBorders>
           <w:top w:val="nil"/>
-          <w:bottom w:val="single" w:color="666666" w:themeColor="text1" w:themeTint="99" w:sz="12" w:space="0"/>
+          <w:bottom w:val="single" w:sz="12" w:space="0" w:color="666666" w:themeColor="text1" w:themeTint="99"/>
           <w:insideH w:val="nil"/>
           <w:insideV w:val="nil"/>
         </w:tcBorders>
@@ -8993,7 +9014,7 @@
       <w:tblPr/>
       <w:tcPr>
         <w:tcBorders>
-          <w:top w:val="double" w:color="666666" w:themeColor="text1" w:themeTint="99" w:sz="2" w:space="0"/>
+          <w:top w:val="double" w:sz="2" w:space="0" w:color="666666" w:themeColor="text1" w:themeTint="99"/>
           <w:bottom w:val="nil"/>
           <w:insideH w:val="nil"/>
           <w:insideV w:val="nil"/>
@@ -9026,9 +9047,9 @@
       </w:tcPr>
     </w:tblStylePr>
   </w:style>
-  <w:style w:type="table" w:styleId="Tablaconcuadrcula2-nfasis3">
+  <w:style w:type="table" w:styleId="GridTable2-Accent3">
     <w:name w:val="Grid Table 2 Accent 3"/>
-    <w:basedOn w:val="Tablanormal"/>
+    <w:basedOn w:val="TableNormal"/>
     <w:uiPriority w:val="47"/>
     <w:rsid w:val="00392066"/>
     <w:pPr>
@@ -9038,10 +9059,10 @@
       <w:tblStyleRowBandSize w:val="1"/>
       <w:tblStyleColBandSize w:val="1"/>
       <w:tblBorders>
-        <w:top w:val="single" w:color="C9C9C9" w:themeColor="accent3" w:themeTint="99" w:sz="2" w:space="0"/>
-        <w:bottom w:val="single" w:color="C9C9C9" w:themeColor="accent3" w:themeTint="99" w:sz="2" w:space="0"/>
-        <w:insideH w:val="single" w:color="C9C9C9" w:themeColor="accent3" w:themeTint="99" w:sz="2" w:space="0"/>
-        <w:insideV w:val="single" w:color="C9C9C9" w:themeColor="accent3" w:themeTint="99" w:sz="2" w:space="0"/>
+        <w:top w:val="single" w:sz="2" w:space="0" w:color="C9C9C9" w:themeColor="accent3" w:themeTint="99"/>
+        <w:bottom w:val="single" w:sz="2" w:space="0" w:color="C9C9C9" w:themeColor="accent3" w:themeTint="99"/>
+        <w:insideH w:val="single" w:sz="2" w:space="0" w:color="C9C9C9" w:themeColor="accent3" w:themeTint="99"/>
+        <w:insideV w:val="single" w:sz="2" w:space="0" w:color="C9C9C9" w:themeColor="accent3" w:themeTint="99"/>
       </w:tblBorders>
     </w:tblPr>
     <w:tblStylePr w:type="firstRow">
@@ -9053,7 +9074,7 @@
       <w:tcPr>
         <w:tcBorders>
           <w:top w:val="nil"/>
-          <w:bottom w:val="single" w:color="C9C9C9" w:themeColor="accent3" w:themeTint="99" w:sz="12" w:space="0"/>
+          <w:bottom w:val="single" w:sz="12" w:space="0" w:color="C9C9C9" w:themeColor="accent3" w:themeTint="99"/>
           <w:insideH w:val="nil"/>
           <w:insideV w:val="nil"/>
         </w:tcBorders>
@@ -9068,7 +9089,7 @@
       <w:tblPr/>
       <w:tcPr>
         <w:tcBorders>
-          <w:top w:val="double" w:color="C9C9C9" w:themeColor="accent3" w:themeTint="99" w:sz="2" w:space="0"/>
+          <w:top w:val="double" w:sz="2" w:space="0" w:color="C9C9C9" w:themeColor="accent3" w:themeTint="99"/>
           <w:bottom w:val="nil"/>
           <w:insideH w:val="nil"/>
           <w:insideV w:val="nil"/>
@@ -9101,38 +9122,38 @@
       </w:tcPr>
     </w:tblStylePr>
   </w:style>
-  <w:style w:type="character" w:styleId="Ttulo1Car" w:customStyle="1">
-    <w:name w:val="Título 1 Car"/>
-    <w:basedOn w:val="Fuentedeprrafopredeter"/>
-    <w:link w:val="Ttulo1"/>
+  <w:style w:type="character" w:customStyle="1" w:styleId="Heading1Char">
+    <w:name w:val="Heading 1 Char"/>
+    <w:basedOn w:val="DefaultParagraphFont"/>
+    <w:link w:val="Heading1"/>
     <w:uiPriority w:val="9"/>
     <w:rsid w:val="001826C9"/>
     <w:rPr>
-      <w:rFonts w:asciiTheme="majorHAnsi" w:hAnsiTheme="majorHAnsi" w:eastAsiaTheme="majorEastAsia" w:cstheme="majorBidi"/>
+      <w:rFonts w:asciiTheme="majorHAnsi" w:eastAsiaTheme="majorEastAsia" w:hAnsiTheme="majorHAnsi" w:cstheme="majorBidi"/>
       <w:noProof/>
       <w:color w:val="2F5496" w:themeColor="accent1" w:themeShade="BF"/>
       <w:sz w:val="32"/>
       <w:szCs w:val="32"/>
     </w:rPr>
   </w:style>
-  <w:style w:type="character" w:styleId="Ttulo2Car" w:customStyle="1">
-    <w:name w:val="Título 2 Car"/>
-    <w:basedOn w:val="Fuentedeprrafopredeter"/>
-    <w:link w:val="Ttulo2"/>
+  <w:style w:type="character" w:customStyle="1" w:styleId="Heading2Char">
+    <w:name w:val="Heading 2 Char"/>
+    <w:basedOn w:val="DefaultParagraphFont"/>
+    <w:link w:val="Heading2"/>
     <w:uiPriority w:val="9"/>
     <w:rsid w:val="001826C9"/>
     <w:rPr>
-      <w:rFonts w:asciiTheme="majorHAnsi" w:hAnsiTheme="majorHAnsi" w:eastAsiaTheme="majorEastAsia" w:cstheme="majorBidi"/>
+      <w:rFonts w:asciiTheme="majorHAnsi" w:eastAsiaTheme="majorEastAsia" w:hAnsiTheme="majorHAnsi" w:cstheme="majorBidi"/>
       <w:noProof/>
       <w:color w:val="2F5496" w:themeColor="accent1" w:themeShade="BF"/>
       <w:sz w:val="26"/>
       <w:szCs w:val="26"/>
     </w:rPr>
   </w:style>
-  <w:style w:type="paragraph" w:styleId="Encabezado">
+  <w:style w:type="paragraph" w:styleId="Header">
     <w:name w:val="header"/>
     <w:basedOn w:val="Normal"/>
-    <w:link w:val="EncabezadoCar"/>
+    <w:link w:val="HeaderChar"/>
     <w:uiPriority w:val="99"/>
     <w:unhideWhenUsed/>
     <w:rsid w:val="00FA294D"/>
@@ -9144,20 +9165,20 @@
       <w:spacing w:after="0" w:line="240" w:lineRule="auto"/>
     </w:pPr>
   </w:style>
-  <w:style w:type="character" w:styleId="EncabezadoCar" w:customStyle="1">
-    <w:name w:val="Encabezado Car"/>
-    <w:basedOn w:val="Fuentedeprrafopredeter"/>
-    <w:link w:val="Encabezado"/>
+  <w:style w:type="character" w:customStyle="1" w:styleId="HeaderChar">
+    <w:name w:val="Header Char"/>
+    <w:basedOn w:val="DefaultParagraphFont"/>
+    <w:link w:val="Header"/>
     <w:uiPriority w:val="99"/>
     <w:rsid w:val="00FA294D"/>
     <w:rPr>
       <w:noProof/>
     </w:rPr>
   </w:style>
-  <w:style w:type="paragraph" w:styleId="Piedepgina">
+  <w:style w:type="paragraph" w:styleId="Footer">
     <w:name w:val="footer"/>
     <w:basedOn w:val="Normal"/>
-    <w:link w:val="PiedepginaCar"/>
+    <w:link w:val="FooterChar"/>
     <w:uiPriority w:val="99"/>
     <w:unhideWhenUsed/>
     <w:rsid w:val="00FA294D"/>
@@ -9169,19 +9190,19 @@
       <w:spacing w:after="0" w:line="240" w:lineRule="auto"/>
     </w:pPr>
   </w:style>
-  <w:style w:type="character" w:styleId="PiedepginaCar" w:customStyle="1">
-    <w:name w:val="Pie de página Car"/>
-    <w:basedOn w:val="Fuentedeprrafopredeter"/>
-    <w:link w:val="Piedepgina"/>
+  <w:style w:type="character" w:customStyle="1" w:styleId="FooterChar">
+    <w:name w:val="Footer Char"/>
+    <w:basedOn w:val="DefaultParagraphFont"/>
+    <w:link w:val="Footer"/>
     <w:uiPriority w:val="99"/>
     <w:rsid w:val="00FA294D"/>
     <w:rPr>
       <w:noProof/>
     </w:rPr>
   </w:style>
-  <w:style w:type="table" w:styleId="Tablaconcuadrcula">
+  <w:style w:type="table" w:styleId="TableGrid">
     <w:name w:val="Table Grid"/>
-    <w:basedOn w:val="Tablanormal"/>
+    <w:basedOn w:val="TableNormal"/>
     <w:uiPriority w:val="39"/>
     <w:rsid w:val="00887A15"/>
     <w:pPr>
@@ -9189,18 +9210,18 @@
     </w:pPr>
     <w:tblPr>
       <w:tblBorders>
-        <w:top w:val="single" w:color="auto" w:sz="4" w:space="0"/>
-        <w:left w:val="single" w:color="auto" w:sz="4" w:space="0"/>
-        <w:bottom w:val="single" w:color="auto" w:sz="4" w:space="0"/>
-        <w:right w:val="single" w:color="auto" w:sz="4" w:space="0"/>
-        <w:insideH w:val="single" w:color="auto" w:sz="4" w:space="0"/>
-        <w:insideV w:val="single" w:color="auto" w:sz="4" w:space="0"/>
+        <w:top w:val="single" w:sz="4" w:space="0" w:color="auto"/>
+        <w:left w:val="single" w:sz="4" w:space="0" w:color="auto"/>
+        <w:bottom w:val="single" w:sz="4" w:space="0" w:color="auto"/>
+        <w:right w:val="single" w:sz="4" w:space="0" w:color="auto"/>
+        <w:insideH w:val="single" w:sz="4" w:space="0" w:color="auto"/>
+        <w:insideV w:val="single" w:sz="4" w:space="0" w:color="auto"/>
       </w:tblBorders>
     </w:tblPr>
   </w:style>
-  <w:style w:type="table" w:styleId="Tablaconcuadrcula5oscura-nfasis5">
+  <w:style w:type="table" w:styleId="GridTable5Dark-Accent5">
     <w:name w:val="Grid Table 5 Dark Accent 5"/>
-    <w:basedOn w:val="Tablanormal"/>
+    <w:basedOn w:val="TableNormal"/>
     <w:uiPriority w:val="50"/>
     <w:rsid w:val="00887A15"/>
     <w:pPr>
@@ -9210,12 +9231,12 @@
       <w:tblStyleRowBandSize w:val="1"/>
       <w:tblStyleColBandSize w:val="1"/>
       <w:tblBorders>
-        <w:top w:val="single" w:color="FFFFFF" w:themeColor="background1" w:sz="4" w:space="0"/>
-        <w:left w:val="single" w:color="FFFFFF" w:themeColor="background1" w:sz="4" w:space="0"/>
-        <w:bottom w:val="single" w:color="FFFFFF" w:themeColor="background1" w:sz="4" w:space="0"/>
-        <w:right w:val="single" w:color="FFFFFF" w:themeColor="background1" w:sz="4" w:space="0"/>
-        <w:insideH w:val="single" w:color="FFFFFF" w:themeColor="background1" w:sz="4" w:space="0"/>
-        <w:insideV w:val="single" w:color="FFFFFF" w:themeColor="background1" w:sz="4" w:space="0"/>
+        <w:top w:val="single" w:sz="4" w:space="0" w:color="FFFFFF" w:themeColor="background1"/>
+        <w:left w:val="single" w:sz="4" w:space="0" w:color="FFFFFF" w:themeColor="background1"/>
+        <w:bottom w:val="single" w:sz="4" w:space="0" w:color="FFFFFF" w:themeColor="background1"/>
+        <w:right w:val="single" w:sz="4" w:space="0" w:color="FFFFFF" w:themeColor="background1"/>
+        <w:insideH w:val="single" w:sz="4" w:space="0" w:color="FFFFFF" w:themeColor="background1"/>
+        <w:insideV w:val="single" w:sz="4" w:space="0" w:color="FFFFFF" w:themeColor="background1"/>
       </w:tblBorders>
     </w:tblPr>
     <w:tcPr>
@@ -9230,9 +9251,9 @@
       <w:tblPr/>
       <w:tcPr>
         <w:tcBorders>
-          <w:top w:val="single" w:color="FFFFFF" w:themeColor="background1" w:sz="4" w:space="0"/>
-          <w:left w:val="single" w:color="FFFFFF" w:themeColor="background1" w:sz="4" w:space="0"/>
-          <w:right w:val="single" w:color="FFFFFF" w:themeColor="background1" w:sz="4" w:space="0"/>
+          <w:top w:val="single" w:sz="4" w:space="0" w:color="FFFFFF" w:themeColor="background1"/>
+          <w:left w:val="single" w:sz="4" w:space="0" w:color="FFFFFF" w:themeColor="background1"/>
+          <w:right w:val="single" w:sz="4" w:space="0" w:color="FFFFFF" w:themeColor="background1"/>
           <w:insideH w:val="nil"/>
           <w:insideV w:val="nil"/>
         </w:tcBorders>
@@ -9248,9 +9269,9 @@
       <w:tblPr/>
       <w:tcPr>
         <w:tcBorders>
-          <w:left w:val="single" w:color="FFFFFF" w:themeColor="background1" w:sz="4" w:space="0"/>
-          <w:bottom w:val="single" w:color="FFFFFF" w:themeColor="background1" w:sz="4" w:space="0"/>
-          <w:right w:val="single" w:color="FFFFFF" w:themeColor="background1" w:sz="4" w:space="0"/>
+          <w:left w:val="single" w:sz="4" w:space="0" w:color="FFFFFF" w:themeColor="background1"/>
+          <w:bottom w:val="single" w:sz="4" w:space="0" w:color="FFFFFF" w:themeColor="background1"/>
+          <w:right w:val="single" w:sz="4" w:space="0" w:color="FFFFFF" w:themeColor="background1"/>
           <w:insideH w:val="nil"/>
           <w:insideV w:val="nil"/>
         </w:tcBorders>
@@ -9266,9 +9287,9 @@
       <w:tblPr/>
       <w:tcPr>
         <w:tcBorders>
-          <w:top w:val="single" w:color="FFFFFF" w:themeColor="background1" w:sz="4" w:space="0"/>
-          <w:left w:val="single" w:color="FFFFFF" w:themeColor="background1" w:sz="4" w:space="0"/>
-          <w:bottom w:val="single" w:color="FFFFFF" w:themeColor="background1" w:sz="4" w:space="0"/>
+          <w:top w:val="single" w:sz="4" w:space="0" w:color="FFFFFF" w:themeColor="background1"/>
+          <w:left w:val="single" w:sz="4" w:space="0" w:color="FFFFFF" w:themeColor="background1"/>
+          <w:bottom w:val="single" w:sz="4" w:space="0" w:color="FFFFFF" w:themeColor="background1"/>
           <w:insideV w:val="nil"/>
         </w:tcBorders>
         <w:shd w:val="clear" w:color="auto" w:fill="5B9BD5" w:themeFill="accent5"/>
@@ -9283,9 +9304,9 @@
       <w:tblPr/>
       <w:tcPr>
         <w:tcBorders>
-          <w:top w:val="single" w:color="FFFFFF" w:themeColor="background1" w:sz="4" w:space="0"/>
-          <w:bottom w:val="single" w:color="FFFFFF" w:themeColor="background1" w:sz="4" w:space="0"/>
-          <w:right w:val="single" w:color="FFFFFF" w:themeColor="background1" w:sz="4" w:space="0"/>
+          <w:top w:val="single" w:sz="4" w:space="0" w:color="FFFFFF" w:themeColor="background1"/>
+          <w:bottom w:val="single" w:sz="4" w:space="0" w:color="FFFFFF" w:themeColor="background1"/>
+          <w:right w:val="single" w:sz="4" w:space="0" w:color="FFFFFF" w:themeColor="background1"/>
           <w:insideV w:val="nil"/>
         </w:tcBorders>
         <w:shd w:val="clear" w:color="auto" w:fill="5B9BD5" w:themeFill="accent5"/>
@@ -9304,9 +9325,9 @@
       </w:tcPr>
     </w:tblStylePr>
   </w:style>
-  <w:style w:type="table" w:styleId="Tablaconcuadrcula5oscura-nfasis1">
+  <w:style w:type="table" w:styleId="GridTable5Dark-Accent1">
     <w:name w:val="Grid Table 5 Dark Accent 1"/>
-    <w:basedOn w:val="Tablanormal"/>
+    <w:basedOn w:val="TableNormal"/>
     <w:uiPriority w:val="50"/>
     <w:rsid w:val="00EB0739"/>
     <w:pPr>
@@ -9316,12 +9337,12 @@
       <w:tblStyleRowBandSize w:val="1"/>
       <w:tblStyleColBandSize w:val="1"/>
       <w:tblBorders>
-        <w:top w:val="single" w:color="FFFFFF" w:themeColor="background1" w:sz="4" w:space="0"/>
-        <w:left w:val="single" w:color="FFFFFF" w:themeColor="background1" w:sz="4" w:space="0"/>
-        <w:bottom w:val="single" w:color="FFFFFF" w:themeColor="background1" w:sz="4" w:space="0"/>
-        <w:right w:val="single" w:color="FFFFFF" w:themeColor="background1" w:sz="4" w:space="0"/>
-        <w:insideH w:val="single" w:color="FFFFFF" w:themeColor="background1" w:sz="4" w:space="0"/>
-        <w:insideV w:val="single" w:color="FFFFFF" w:themeColor="background1" w:sz="4" w:space="0"/>
+        <w:top w:val="single" w:sz="4" w:space="0" w:color="FFFFFF" w:themeColor="background1"/>
+        <w:left w:val="single" w:sz="4" w:space="0" w:color="FFFFFF" w:themeColor="background1"/>
+        <w:bottom w:val="single" w:sz="4" w:space="0" w:color="FFFFFF" w:themeColor="background1"/>
+        <w:right w:val="single" w:sz="4" w:space="0" w:color="FFFFFF" w:themeColor="background1"/>
+        <w:insideH w:val="single" w:sz="4" w:space="0" w:color="FFFFFF" w:themeColor="background1"/>
+        <w:insideV w:val="single" w:sz="4" w:space="0" w:color="FFFFFF" w:themeColor="background1"/>
       </w:tblBorders>
     </w:tblPr>
     <w:tcPr>
@@ -9336,9 +9357,9 @@
       <w:tblPr/>
       <w:tcPr>
         <w:tcBorders>
-          <w:top w:val="single" w:color="FFFFFF" w:themeColor="background1" w:sz="4" w:space="0"/>
-          <w:left w:val="single" w:color="FFFFFF" w:themeColor="background1" w:sz="4" w:space="0"/>
-          <w:right w:val="single" w:color="FFFFFF" w:themeColor="background1" w:sz="4" w:space="0"/>
+          <w:top w:val="single" w:sz="4" w:space="0" w:color="FFFFFF" w:themeColor="background1"/>
+          <w:left w:val="single" w:sz="4" w:space="0" w:color="FFFFFF" w:themeColor="background1"/>
+          <w:right w:val="single" w:sz="4" w:space="0" w:color="FFFFFF" w:themeColor="background1"/>
           <w:insideH w:val="nil"/>
           <w:insideV w:val="nil"/>
         </w:tcBorders>
@@ -9354,9 +9375,9 @@
       <w:tblPr/>
       <w:tcPr>
         <w:tcBorders>
-          <w:left w:val="single" w:color="FFFFFF" w:themeColor="background1" w:sz="4" w:space="0"/>
-          <w:bottom w:val="single" w:color="FFFFFF" w:themeColor="background1" w:sz="4" w:space="0"/>
-          <w:right w:val="single" w:color="FFFFFF" w:themeColor="background1" w:sz="4" w:space="0"/>
+          <w:left w:val="single" w:sz="4" w:space="0" w:color="FFFFFF" w:themeColor="background1"/>
+          <w:bottom w:val="single" w:sz="4" w:space="0" w:color="FFFFFF" w:themeColor="background1"/>
+          <w:right w:val="single" w:sz="4" w:space="0" w:color="FFFFFF" w:themeColor="background1"/>
           <w:insideH w:val="nil"/>
           <w:insideV w:val="nil"/>
         </w:tcBorders>
@@ -9372,9 +9393,9 @@
       <w:tblPr/>
       <w:tcPr>
         <w:tcBorders>
-          <w:top w:val="single" w:color="FFFFFF" w:themeColor="background1" w:sz="4" w:space="0"/>
-          <w:left w:val="single" w:color="FFFFFF" w:themeColor="background1" w:sz="4" w:space="0"/>
-          <w:bottom w:val="single" w:color="FFFFFF" w:themeColor="background1" w:sz="4" w:space="0"/>
+          <w:top w:val="single" w:sz="4" w:space="0" w:color="FFFFFF" w:themeColor="background1"/>
+          <w:left w:val="single" w:sz="4" w:space="0" w:color="FFFFFF" w:themeColor="background1"/>
+          <w:bottom w:val="single" w:sz="4" w:space="0" w:color="FFFFFF" w:themeColor="background1"/>
           <w:insideV w:val="nil"/>
         </w:tcBorders>
         <w:shd w:val="clear" w:color="auto" w:fill="4472C4" w:themeFill="accent1"/>
@@ -9389,9 +9410,9 @@
       <w:tblPr/>
       <w:tcPr>
         <w:tcBorders>
-          <w:top w:val="single" w:color="FFFFFF" w:themeColor="background1" w:sz="4" w:space="0"/>
-          <w:bottom w:val="single" w:color="FFFFFF" w:themeColor="background1" w:sz="4" w:space="0"/>
-          <w:right w:val="single" w:color="FFFFFF" w:themeColor="background1" w:sz="4" w:space="0"/>
+          <w:top w:val="single" w:sz="4" w:space="0" w:color="FFFFFF" w:themeColor="background1"/>
+          <w:bottom w:val="single" w:sz="4" w:space="0" w:color="FFFFFF" w:themeColor="background1"/>
+          <w:right w:val="single" w:sz="4" w:space="0" w:color="FFFFFF" w:themeColor="background1"/>
           <w:insideV w:val="nil"/>
         </w:tcBorders>
         <w:shd w:val="clear" w:color="auto" w:fill="4472C4" w:themeFill="accent1"/>
@@ -9410,20 +9431,20 @@
       </w:tcPr>
     </w:tblStylePr>
   </w:style>
-  <w:style w:type="character" w:styleId="apple-converted-space" w:customStyle="1">
+  <w:style w:type="character" w:customStyle="1" w:styleId="apple-converted-space">
     <w:name w:val="apple-converted-space"/>
-    <w:basedOn w:val="Fuentedeprrafopredeter"/>
+    <w:basedOn w:val="DefaultParagraphFont"/>
     <w:rsid w:val="00EF7454"/>
   </w:style>
-  <w:style w:type="character" w:styleId="CdigoHTML">
+  <w:style w:type="character" w:styleId="HTMLCode">
     <w:name w:val="HTML Code"/>
-    <w:basedOn w:val="Fuentedeprrafopredeter"/>
+    <w:basedOn w:val="DefaultParagraphFont"/>
     <w:uiPriority w:val="99"/>
     <w:semiHidden/>
     <w:unhideWhenUsed/>
     <w:rsid w:val="00EF7454"/>
     <w:rPr>
-      <w:rFonts w:ascii="Courier New" w:hAnsi="Courier New" w:eastAsia="Times New Roman" w:cs="Courier New"/>
+      <w:rFonts w:ascii="Courier New" w:eastAsia="Times New Roman" w:hAnsi="Courier New" w:cs="Courier New"/>
       <w:sz w:val="20"/>
       <w:szCs w:val="20"/>
     </w:rPr>
@@ -9438,15 +9459,15 @@
       <w:spacing w:before="100" w:beforeAutospacing="1" w:after="100" w:afterAutospacing="1" w:line="240" w:lineRule="auto"/>
     </w:pPr>
     <w:rPr>
-      <w:rFonts w:ascii="Times New Roman" w:hAnsi="Times New Roman" w:eastAsia="Times New Roman" w:cs="Times New Roman"/>
+      <w:rFonts w:ascii="Times New Roman" w:eastAsia="Times New Roman" w:hAnsi="Times New Roman" w:cs="Times New Roman"/>
       <w:sz w:val="24"/>
       <w:szCs w:val="24"/>
       <w:lang w:val="es-CO" w:eastAsia="zh-CN"/>
     </w:rPr>
   </w:style>
-  <w:style w:type="character" w:styleId="Textoennegrita">
+  <w:style w:type="character" w:styleId="Strong">
     <w:name w:val="Strong"/>
-    <w:basedOn w:val="Fuentedeprrafopredeter"/>
+    <w:basedOn w:val="DefaultParagraphFont"/>
     <w:uiPriority w:val="22"/>
     <w:qFormat/>
     <w:rsid w:val="00EF7454"/>
@@ -9455,9 +9476,9 @@
       <w:bCs/>
     </w:rPr>
   </w:style>
-  <w:style w:type="character" w:styleId="nfasis">
+  <w:style w:type="character" w:styleId="Emphasis">
     <w:name w:val="Emphasis"/>
-    <w:basedOn w:val="Fuentedeprrafopredeter"/>
+    <w:basedOn w:val="DefaultParagraphFont"/>
     <w:uiPriority w:val="20"/>
     <w:qFormat/>
     <w:rsid w:val="00EF7454"/>
@@ -9470,7 +9491,7 @@
 </file>
 
 <file path=word/theme/theme1.xml><?xml version="1.0" encoding="utf-8"?>
-<a:theme xmlns:a="http://schemas.openxmlformats.org/drawingml/2006/main" xmlns:thm15="http://schemas.microsoft.com/office/thememl/2012/main" name="Office Theme">
+<a:theme xmlns:a="http://schemas.openxmlformats.org/drawingml/2006/main" name="Office Theme">
   <a:themeElements>
     <a:clrScheme name="Office">
       <a:dk1>
@@ -9765,128 +9786,6 @@
 </file>
 
 <file path=customXml/item1.xml><?xml version="1.0" encoding="utf-8"?>
-<p:properties xmlns:p="http://schemas.microsoft.com/office/2006/metadata/properties" xmlns:xsi="http://www.w3.org/2001/XMLSchema-instance" xmlns:pc="http://schemas.microsoft.com/office/infopath/2007/PartnerControls">
-  <documentManagement>
-    <SharedWithUsers xmlns="85e30bcc-d76c-4413-8e4d-2dce22fb0743">
-      <UserInfo>
-        <DisplayName>Carlos Andres Lozano Garzon</DisplayName>
-        <AccountId>13</AccountId>
-        <AccountType/>
-      </UserInfo>
-      <UserInfo>
-        <DisplayName>Dario Ernesto Correal Torres</DisplayName>
-        <AccountId>15</AccountId>
-        <AccountType/>
-      </UserInfo>
-      <UserInfo>
-        <DisplayName>Mario  Fernando De la rosa Rosero</DisplayName>
-        <AccountId>16</AccountId>
-        <AccountType/>
-      </UserInfo>
-      <UserInfo>
-        <DisplayName>Christian Camilo Aparicio Baquen</DisplayName>
-        <AccountId>50</AccountId>
-        <AccountType/>
-      </UserInfo>
-      <UserInfo>
-        <DisplayName>Arturo Henao Chaparro</DisplayName>
-        <AccountId>48</AccountId>
-        <AccountType/>
-      </UserInfo>
-      <UserInfo>
-        <DisplayName>Luis Esteban Florez Salamanca</DisplayName>
-        <AccountId>33</AccountId>
-        <AccountType/>
-      </UserInfo>
-      <UserInfo>
-        <DisplayName>Ivan David Salazar Cardenas</DisplayName>
-        <AccountId>52</AccountId>
-        <AccountType/>
-      </UserInfo>
-      <UserInfo>
-        <DisplayName>Juan Carlos Marin Morales</DisplayName>
-        <AccountId>53</AccountId>
-        <AccountType/>
-      </UserInfo>
-      <UserInfo>
-        <DisplayName>Sofia Duque Gomez</DisplayName>
-        <AccountId>60</AccountId>
-        <AccountType/>
-      </UserInfo>
-      <UserInfo>
-        <DisplayName>Andres Felipe Romero Brand</DisplayName>
-        <AccountId>91</AccountId>
-        <AccountType/>
-      </UserInfo>
-      <UserInfo>
-        <DisplayName>Lindsay Vanessa Pinto Morato</DisplayName>
-        <AccountId>92</AccountId>
-        <AccountType/>
-      </UserInfo>
-      <UserInfo>
-        <DisplayName>Miguel Angel Acosta Walteros</DisplayName>
-        <AccountId>94</AccountId>
-        <AccountType/>
-      </UserInfo>
-      <UserInfo>
-        <DisplayName>Juan David Diaz Ipuz</DisplayName>
-        <AccountId>90</AccountId>
-        <AccountType/>
-      </UserInfo>
-      <UserInfo>
-        <DisplayName>Lily Aitana valentina Duque Chavez</DisplayName>
-        <AccountId>17</AccountId>
-        <AccountType/>
-      </UserInfo>
-      <UserInfo>
-        <DisplayName>Isaac David Bermudez Lara</DisplayName>
-        <AccountId>95</AccountId>
-        <AccountType/>
-      </UserInfo>
-      <UserInfo>
-        <DisplayName>Daniel Alejandro Angel Fuertes</DisplayName>
-        <AccountId>55</AccountId>
-        <AccountType/>
-      </UserInfo>
-      <UserInfo>
-        <DisplayName>Jeniffer Liliam Mendoza Espinosa</DisplayName>
-        <AccountId>97</AccountId>
-        <AccountType/>
-      </UserInfo>
-      <UserInfo>
-        <DisplayName>Kevin Cohen Solano</DisplayName>
-        <AccountId>93</AccountId>
-        <AccountType/>
-      </UserInfo>
-      <UserInfo>
-        <DisplayName>Cesar Luis Moreno Gonzalez</DisplayName>
-        <AccountId>96</AccountId>
-        <AccountType/>
-      </UserInfo>
-      <UserInfo>
-        <DisplayName>Jose Cristobal Arroyo Castellanos</DisplayName>
-        <AccountId>54</AccountId>
-        <AccountType/>
-      </UserInfo>
-    </SharedWithUsers>
-    <TaxCatchAll xmlns="85e30bcc-d76c-4413-8e4d-2dce22fb0743" xsi:nil="true"/>
-    <lcf76f155ced4ddcb4097134ff3c332f xmlns="164883f8-7691-4ecf-b54a-664c0d0edefe">
-      <Terms xmlns="http://schemas.microsoft.com/office/infopath/2007/PartnerControls"/>
-    </lcf76f155ced4ddcb4097134ff3c332f>
-  </documentManagement>
-</p:properties>
-</file>
-
-<file path=customXml/item2.xml><?xml version="1.0" encoding="utf-8"?>
-<?mso-contentType ?>
-<FormTemplates xmlns="http://schemas.microsoft.com/sharepoint/v3/contenttype/forms">
-  <Display>DocumentLibraryForm</Display>
-  <Edit>DocumentLibraryForm</Edit>
-  <New>DocumentLibraryForm</New>
-</FormTemplates>
-</file>
-
-<file path=customXml/item3.xml><?xml version="1.0" encoding="utf-8"?>
 <ct:contentTypeSchema xmlns:ct="http://schemas.microsoft.com/office/2006/metadata/contentType" xmlns:ma="http://schemas.microsoft.com/office/2006/metadata/properties/metaAttributes" ct:_="" ma:_="" ma:contentTypeName="Documento" ma:contentTypeID="0x01010023858CF01A2EF24688B692775F4C60A4" ma:contentTypeVersion="17" ma:contentTypeDescription="Crear nuevo documento." ma:contentTypeScope="" ma:versionID="af74a0f8eb440a60883e9dd833f0742f">
   <xsd:schema xmlns:xsd="http://www.w3.org/2001/XMLSchema" xmlns:xs="http://www.w3.org/2001/XMLSchema" xmlns:p="http://schemas.microsoft.com/office/2006/metadata/properties" xmlns:ns2="164883f8-7691-4ecf-b54a-664c0d0edefe" xmlns:ns3="85e30bcc-d76c-4413-8e4d-2dce22fb0743" targetNamespace="http://schemas.microsoft.com/office/2006/metadata/properties" ma:root="true" ma:fieldsID="f5ceeff32ffca1089660572a8ebd1782" ns2:_="" ns3:_="">
     <xsd:import namespace="164883f8-7691-4ecf-b54a-664c0d0edefe"/>
@@ -10135,26 +10034,129 @@
 </ct:contentTypeSchema>
 </file>
 
-<file path=customXml/itemProps1.xml><?xml version="1.0" encoding="utf-8"?>
-<ds:datastoreItem xmlns:ds="http://schemas.openxmlformats.org/officeDocument/2006/customXml" ds:itemID="{D8D55360-DA4E-4EE6-A532-0D8BE99E30A4}">
-  <ds:schemaRefs>
-    <ds:schemaRef ds:uri="http://schemas.microsoft.com/office/2006/metadata/properties"/>
-    <ds:schemaRef ds:uri="http://schemas.microsoft.com/office/infopath/2007/PartnerControls"/>
-    <ds:schemaRef ds:uri="85e30bcc-d76c-4413-8e4d-2dce22fb0743"/>
-    <ds:schemaRef ds:uri="164883f8-7691-4ecf-b54a-664c0d0edefe"/>
-  </ds:schemaRefs>
-</ds:datastoreItem>
+<file path=customXml/item2.xml><?xml version="1.0" encoding="utf-8"?>
+<?mso-contentType ?>
+<FormTemplates xmlns="http://schemas.microsoft.com/sharepoint/v3/contenttype/forms">
+  <Display>DocumentLibraryForm</Display>
+  <Edit>DocumentLibraryForm</Edit>
+  <New>DocumentLibraryForm</New>
+</FormTemplates>
 </file>
 
-<file path=customXml/itemProps2.xml><?xml version="1.0" encoding="utf-8"?>
-<ds:datastoreItem xmlns:ds="http://schemas.openxmlformats.org/officeDocument/2006/customXml" ds:itemID="{7DBE8262-9C92-4A1B-85FF-A533173B85D6}">
-  <ds:schemaRefs>
-    <ds:schemaRef ds:uri="http://schemas.microsoft.com/sharepoint/v3/contenttype/forms"/>
-  </ds:schemaRefs>
-</ds:datastoreItem>
+<file path=customXml/item3.xml><?xml version="1.0" encoding="utf-8"?>
+<p:properties xmlns:p="http://schemas.microsoft.com/office/2006/metadata/properties" xmlns:xsi="http://www.w3.org/2001/XMLSchema-instance" xmlns:pc="http://schemas.microsoft.com/office/infopath/2007/PartnerControls">
+  <documentManagement>
+    <SharedWithUsers xmlns="85e30bcc-d76c-4413-8e4d-2dce22fb0743">
+      <UserInfo>
+        <DisplayName>Carlos Andres Lozano Garzon</DisplayName>
+        <AccountId>13</AccountId>
+        <AccountType/>
+      </UserInfo>
+      <UserInfo>
+        <DisplayName>Dario Ernesto Correal Torres</DisplayName>
+        <AccountId>15</AccountId>
+        <AccountType/>
+      </UserInfo>
+      <UserInfo>
+        <DisplayName>Mario  Fernando De la rosa Rosero</DisplayName>
+        <AccountId>16</AccountId>
+        <AccountType/>
+      </UserInfo>
+      <UserInfo>
+        <DisplayName>Christian Camilo Aparicio Baquen</DisplayName>
+        <AccountId>50</AccountId>
+        <AccountType/>
+      </UserInfo>
+      <UserInfo>
+        <DisplayName>Arturo Henao Chaparro</DisplayName>
+        <AccountId>48</AccountId>
+        <AccountType/>
+      </UserInfo>
+      <UserInfo>
+        <DisplayName>Luis Esteban Florez Salamanca</DisplayName>
+        <AccountId>33</AccountId>
+        <AccountType/>
+      </UserInfo>
+      <UserInfo>
+        <DisplayName>Ivan David Salazar Cardenas</DisplayName>
+        <AccountId>52</AccountId>
+        <AccountType/>
+      </UserInfo>
+      <UserInfo>
+        <DisplayName>Juan Carlos Marin Morales</DisplayName>
+        <AccountId>53</AccountId>
+        <AccountType/>
+      </UserInfo>
+      <UserInfo>
+        <DisplayName>Sofia Duque Gomez</DisplayName>
+        <AccountId>60</AccountId>
+        <AccountType/>
+      </UserInfo>
+      <UserInfo>
+        <DisplayName>Andres Felipe Romero Brand</DisplayName>
+        <AccountId>91</AccountId>
+        <AccountType/>
+      </UserInfo>
+      <UserInfo>
+        <DisplayName>Lindsay Vanessa Pinto Morato</DisplayName>
+        <AccountId>92</AccountId>
+        <AccountType/>
+      </UserInfo>
+      <UserInfo>
+        <DisplayName>Miguel Angel Acosta Walteros</DisplayName>
+        <AccountId>94</AccountId>
+        <AccountType/>
+      </UserInfo>
+      <UserInfo>
+        <DisplayName>Juan David Diaz Ipuz</DisplayName>
+        <AccountId>90</AccountId>
+        <AccountType/>
+      </UserInfo>
+      <UserInfo>
+        <DisplayName>Lily Aitana valentina Duque Chavez</DisplayName>
+        <AccountId>17</AccountId>
+        <AccountType/>
+      </UserInfo>
+      <UserInfo>
+        <DisplayName>Isaac David Bermudez Lara</DisplayName>
+        <AccountId>95</AccountId>
+        <AccountType/>
+      </UserInfo>
+      <UserInfo>
+        <DisplayName>Daniel Alejandro Angel Fuertes</DisplayName>
+        <AccountId>55</AccountId>
+        <AccountType/>
+      </UserInfo>
+      <UserInfo>
+        <DisplayName>Jeniffer Liliam Mendoza Espinosa</DisplayName>
+        <AccountId>97</AccountId>
+        <AccountType/>
+      </UserInfo>
+      <UserInfo>
+        <DisplayName>Kevin Cohen Solano</DisplayName>
+        <AccountId>93</AccountId>
+        <AccountType/>
+      </UserInfo>
+      <UserInfo>
+        <DisplayName>Cesar Luis Moreno Gonzalez</DisplayName>
+        <AccountId>96</AccountId>
+        <AccountType/>
+      </UserInfo>
+      <UserInfo>
+        <DisplayName>Jose Cristobal Arroyo Castellanos</DisplayName>
+        <AccountId>54</AccountId>
+        <AccountType/>
+      </UserInfo>
+    </SharedWithUsers>
+    <TaxCatchAll xmlns="85e30bcc-d76c-4413-8e4d-2dce22fb0743" xsi:nil="true"/>
+    <lcf76f155ced4ddcb4097134ff3c332f xmlns="164883f8-7691-4ecf-b54a-664c0d0edefe">
+      <Terms xmlns="http://schemas.microsoft.com/office/infopath/2007/PartnerControls"/>
+    </lcf76f155ced4ddcb4097134ff3c332f>
+  </documentManagement>
+</p:properties>
 </file>
 
-<file path=customXml/itemProps3.xml><?xml version="1.0" encoding="utf-8"?>
+<file path=customXml/itemProps1.xml><?xml version="1.0" encoding="utf-8"?>
 <ds:datastoreItem xmlns:ds="http://schemas.openxmlformats.org/officeDocument/2006/customXml" ds:itemID="{2739CADD-65E0-4850-8836-FEEF9E729EC2}">
   <ds:schemaRefs>
     <ds:schemaRef ds:uri="http://schemas.microsoft.com/office/2006/metadata/contentType"/>
@@ -10171,4 +10173,23 @@
     <ds:schemaRef ds:uri="http://schemas.microsoft.com/internal/obd"/>
   </ds:schemaRefs>
 </ds:datastoreItem>
+</file>
+
+<file path=customXml/itemProps2.xml><?xml version="1.0" encoding="utf-8"?>
+<ds:datastoreItem xmlns:ds="http://schemas.openxmlformats.org/officeDocument/2006/customXml" ds:itemID="{7DBE8262-9C92-4A1B-85FF-A533173B85D6}">
+  <ds:schemaRefs>
+    <ds:schemaRef ds:uri="http://schemas.microsoft.com/sharepoint/v3/contenttype/forms"/>
+  </ds:schemaRefs>
+</ds:datastoreItem>
+</file>
+
+<file path=customXml/itemProps3.xml><?xml version="1.0" encoding="utf-8"?>
+<ds:datastoreItem xmlns:ds="http://schemas.openxmlformats.org/officeDocument/2006/customXml" ds:itemID="{D8D55360-DA4E-4EE6-A532-0D8BE99E30A4}">
+  <ds:schemaRefs>
+    <ds:schemaRef ds:uri="http://schemas.microsoft.com/office/2006/metadata/properties"/>
+    <ds:schemaRef ds:uri="http://schemas.microsoft.com/office/infopath/2007/PartnerControls"/>
+    <ds:schemaRef ds:uri="85e30bcc-d76c-4413-8e4d-2dce22fb0743"/>
+    <ds:schemaRef ds:uri="164883f8-7691-4ecf-b54a-664c0d0edefe"/>
+  </ds:schemaRefs>
+</ds:datastoreItem>
 </file>